--- a/PROJETO PIM (1) 1 (1).docx
+++ b/PROJETO PIM (1) 1 (1).docx
@@ -3209,37 +3209,7 @@
           <w:sz w:val="32"/>
           <w:szCs w:val="32"/>
         </w:rPr>
-        <w:t xml:space="preserve">Capítulo </w:t>
-      </w:r>
-      <w:r>
-        <w:rPr>
-          <w:rFonts w:eastAsia="Times New Roman" w:cs="Times New Roman" w:ascii="Times New Roman" w:hAnsi="Times New Roman"/>
-          <w:b/>
-          <w:bCs/>
-          <w:sz w:val="32"/>
-          <w:szCs w:val="32"/>
-        </w:rPr>
-        <w:t>10</w:t>
-      </w:r>
-      <w:r>
-        <w:rPr>
-          <w:rFonts w:eastAsia="Times New Roman" w:cs="Times New Roman" w:ascii="Times New Roman" w:hAnsi="Times New Roman"/>
-          <w:b/>
-          <w:bCs/>
-          <w:sz w:val="32"/>
-          <w:szCs w:val="32"/>
-        </w:rPr>
-        <w:t xml:space="preserve">:  </w:t>
-      </w:r>
-      <w:r>
-        <w:rPr>
-          <w:rFonts w:eastAsia="Times New Roman" w:cs="Times New Roman" w:ascii="Times New Roman" w:hAnsi="Times New Roman"/>
-          <w:b/>
-          <w:bCs/>
-          <w:sz w:val="32"/>
-          <w:szCs w:val="32"/>
-        </w:rPr>
-        <w:t>An</w:t>
+        <w:t>Capítulo 10:  An</w:t>
       </w:r>
       <w:r>
         <w:rPr>
@@ -3271,7 +3241,13 @@
         </w:rPr>
       </w:pPr>
       <w:r>
-        <w:rPr/>
+        <w:rPr>
+          <w:rFonts w:eastAsia="Times New Roman" w:cs="Times New Roman" w:ascii="Times New Roman" w:hAnsi="Times New Roman"/>
+          <w:b/>
+          <w:bCs/>
+          <w:sz w:val="32"/>
+          <w:szCs w:val="32"/>
+        </w:rPr>
       </w:r>
     </w:p>
     <w:p>
@@ -3310,7 +3286,13 @@
         </w:rPr>
       </w:pPr>
       <w:r>
-        <w:rPr/>
+        <w:rPr>
+          <w:rFonts w:eastAsia="Times New Roman" w:cs="Times New Roman" w:ascii="Times New Roman" w:hAnsi="Times New Roman"/>
+          <w:b/>
+          <w:bCs/>
+          <w:sz w:val="32"/>
+          <w:szCs w:val="32"/>
+        </w:rPr>
       </w:r>
     </w:p>
     <w:p>
@@ -3368,7 +3350,13 @@
         </w:rPr>
       </w:pPr>
       <w:r>
-        <w:rPr/>
+        <w:rPr>
+          <w:rFonts w:eastAsia="Times New Roman" w:cs="Times New Roman" w:ascii="Times New Roman" w:hAnsi="Times New Roman"/>
+          <w:b/>
+          <w:bCs/>
+          <w:sz w:val="32"/>
+          <w:szCs w:val="32"/>
+        </w:rPr>
       </w:r>
     </w:p>
     <w:p>
@@ -3413,37 +3401,7 @@
           <w:sz w:val="32"/>
           <w:szCs w:val="32"/>
         </w:rPr>
-        <w:t>Capítulo 1</w:t>
-      </w:r>
-      <w:r>
-        <w:rPr>
-          <w:rFonts w:eastAsia="Times New Roman" w:cs="Times New Roman" w:ascii="Times New Roman" w:hAnsi="Times New Roman"/>
-          <w:b/>
-          <w:bCs/>
-          <w:sz w:val="32"/>
-          <w:szCs w:val="32"/>
-        </w:rPr>
-        <w:t>2</w:t>
-      </w:r>
-      <w:r>
-        <w:rPr>
-          <w:rFonts w:eastAsia="Times New Roman" w:cs="Times New Roman" w:ascii="Times New Roman" w:hAnsi="Times New Roman"/>
-          <w:b/>
-          <w:bCs/>
-          <w:sz w:val="32"/>
-          <w:szCs w:val="32"/>
-        </w:rPr>
-        <w:t xml:space="preserve">: </w:t>
-      </w:r>
-      <w:r>
-        <w:rPr>
-          <w:rFonts w:eastAsia="Times New Roman" w:cs="Times New Roman" w:ascii="Times New Roman" w:hAnsi="Times New Roman"/>
-          <w:b/>
-          <w:bCs/>
-          <w:sz w:val="32"/>
-          <w:szCs w:val="32"/>
-        </w:rPr>
-        <w:t>Projeto de Interface com Usu</w:t>
+        <w:t>Capítulo 12: Projeto de Interface com Usu</w:t>
       </w:r>
       <w:r>
         <w:rPr>
@@ -3474,7 +3432,13 @@
         </w:rPr>
       </w:pPr>
       <w:r>
-        <w:rPr/>
+        <w:rPr>
+          <w:rFonts w:eastAsia="Times New Roman" w:cs="Times New Roman" w:ascii="Times New Roman" w:hAnsi="Times New Roman"/>
+          <w:b/>
+          <w:bCs/>
+          <w:sz w:val="32"/>
+          <w:szCs w:val="32"/>
+        </w:rPr>
       </w:r>
     </w:p>
     <w:p>
@@ -3517,7 +3481,13 @@
         </w:rPr>
       </w:pPr>
       <w:r>
-        <w:rPr/>
+        <w:rPr>
+          <w:rFonts w:eastAsia="Times New Roman" w:cs="Times New Roman" w:ascii="Times New Roman" w:hAnsi="Times New Roman"/>
+          <w:b/>
+          <w:bCs/>
+          <w:sz w:val="32"/>
+          <w:szCs w:val="32"/>
+        </w:rPr>
       </w:r>
     </w:p>
     <w:p>
@@ -3915,7 +3885,27 @@
           <w:sz w:val="24"/>
           <w:szCs w:val="24"/>
         </w:rPr>
-        <w:t>13.5 Banco de dados(modelagem)</w:t>
+        <w:t>13.5 Banco de dados(</w:t>
+      </w:r>
+      <w:r>
+        <w:rPr>
+          <w:rFonts w:eastAsia="Times New Roman" w:cs="Times New Roman" w:ascii="Times New Roman" w:hAnsi="Times New Roman"/>
+          <w:b/>
+          <w:bCs/>
+          <w:sz w:val="24"/>
+          <w:szCs w:val="24"/>
+        </w:rPr>
+        <w:t>modelagem -  fisico</w:t>
+      </w:r>
+      <w:r>
+        <w:rPr>
+          <w:rFonts w:eastAsia="Times New Roman" w:cs="Times New Roman" w:ascii="Times New Roman" w:hAnsi="Times New Roman"/>
+          <w:b/>
+          <w:bCs/>
+          <w:sz w:val="24"/>
+          <w:szCs w:val="24"/>
+        </w:rPr>
+        <w:t>)</w:t>
       </w:r>
     </w:p>
     <w:p>
@@ -4084,7 +4074,11 @@
         </w:rPr>
       </w:pPr>
       <w:r>
-        <w:rPr/>
+        <w:rPr>
+          <w:rFonts w:eastAsia="Times New Roman" w:cs="Times New Roman" w:ascii="Times New Roman" w:hAnsi="Times New Roman"/>
+          <w:sz w:val="32"/>
+          <w:szCs w:val="32"/>
+        </w:rPr>
       </w:r>
     </w:p>
     <w:p>
@@ -4098,7 +4092,11 @@
         </w:rPr>
       </w:pPr>
       <w:r>
-        <w:rPr/>
+        <w:rPr>
+          <w:rFonts w:eastAsia="Times New Roman" w:cs="Times New Roman" w:ascii="Times New Roman" w:hAnsi="Times New Roman"/>
+          <w:sz w:val="32"/>
+          <w:szCs w:val="32"/>
+        </w:rPr>
       </w:r>
     </w:p>
     <w:p>
@@ -4112,7 +4110,11 @@
         </w:rPr>
       </w:pPr>
       <w:r>
-        <w:rPr/>
+        <w:rPr>
+          <w:rFonts w:eastAsia="Times New Roman" w:cs="Times New Roman" w:ascii="Times New Roman" w:hAnsi="Times New Roman"/>
+          <w:sz w:val="32"/>
+          <w:szCs w:val="32"/>
+        </w:rPr>
       </w:r>
     </w:p>
     <w:p>
@@ -4126,7 +4128,11 @@
         </w:rPr>
       </w:pPr>
       <w:r>
-        <w:rPr/>
+        <w:rPr>
+          <w:rFonts w:eastAsia="Times New Roman" w:cs="Times New Roman" w:ascii="Times New Roman" w:hAnsi="Times New Roman"/>
+          <w:sz w:val="32"/>
+          <w:szCs w:val="32"/>
+        </w:rPr>
       </w:r>
     </w:p>
     <w:p>
@@ -4140,7 +4146,11 @@
         </w:rPr>
       </w:pPr>
       <w:r>
-        <w:rPr/>
+        <w:rPr>
+          <w:rFonts w:eastAsia="Times New Roman" w:cs="Times New Roman" w:ascii="Times New Roman" w:hAnsi="Times New Roman"/>
+          <w:sz w:val="32"/>
+          <w:szCs w:val="32"/>
+        </w:rPr>
       </w:r>
     </w:p>
     <w:p>
@@ -4154,7 +4164,11 @@
         </w:rPr>
       </w:pPr>
       <w:r>
-        <w:rPr/>
+        <w:rPr>
+          <w:rFonts w:eastAsia="Times New Roman" w:cs="Times New Roman" w:ascii="Times New Roman" w:hAnsi="Times New Roman"/>
+          <w:sz w:val="32"/>
+          <w:szCs w:val="32"/>
+        </w:rPr>
       </w:r>
     </w:p>
     <w:p>
@@ -4168,7 +4182,11 @@
         </w:rPr>
       </w:pPr>
       <w:r>
-        <w:rPr/>
+        <w:rPr>
+          <w:rFonts w:eastAsia="Times New Roman" w:cs="Times New Roman" w:ascii="Times New Roman" w:hAnsi="Times New Roman"/>
+          <w:sz w:val="32"/>
+          <w:szCs w:val="32"/>
+        </w:rPr>
       </w:r>
     </w:p>
     <w:p>
@@ -4182,7 +4200,11 @@
         </w:rPr>
       </w:pPr>
       <w:r>
-        <w:rPr/>
+        <w:rPr>
+          <w:rFonts w:eastAsia="Times New Roman" w:cs="Times New Roman" w:ascii="Times New Roman" w:hAnsi="Times New Roman"/>
+          <w:sz w:val="32"/>
+          <w:szCs w:val="32"/>
+        </w:rPr>
       </w:r>
     </w:p>
     <w:p>
@@ -11319,7 +11341,11 @@
         </w:rPr>
       </w:pPr>
       <w:r>
-        <w:rPr/>
+        <w:rPr>
+          <w:b/>
+          <w:sz w:val="32"/>
+          <w:szCs w:val="32"/>
+        </w:rPr>
       </w:r>
     </w:p>
     <w:p>
@@ -11334,7 +11360,11 @@
         </w:rPr>
       </w:pPr>
       <w:r>
-        <w:rPr/>
+        <w:rPr>
+          <w:b/>
+          <w:sz w:val="32"/>
+          <w:szCs w:val="32"/>
+        </w:rPr>
       </w:r>
     </w:p>
     <w:p>
@@ -11349,7 +11379,11 @@
         </w:rPr>
       </w:pPr>
       <w:r>
-        <w:rPr/>
+        <w:rPr>
+          <w:b/>
+          <w:sz w:val="32"/>
+          <w:szCs w:val="32"/>
+        </w:rPr>
       </w:r>
     </w:p>
     <w:p>
@@ -11364,7 +11398,11 @@
         </w:rPr>
       </w:pPr>
       <w:r>
-        <w:rPr/>
+        <w:rPr>
+          <w:b/>
+          <w:sz w:val="32"/>
+          <w:szCs w:val="32"/>
+        </w:rPr>
       </w:r>
     </w:p>
     <w:p>
@@ -11379,7 +11417,11 @@
         </w:rPr>
       </w:pPr>
       <w:r>
-        <w:rPr/>
+        <w:rPr>
+          <w:b/>
+          <w:sz w:val="32"/>
+          <w:szCs w:val="32"/>
+        </w:rPr>
       </w:r>
     </w:p>
     <w:p>
@@ -11394,7 +11436,11 @@
         </w:rPr>
       </w:pPr>
       <w:r>
-        <w:rPr/>
+        <w:rPr>
+          <w:b/>
+          <w:sz w:val="32"/>
+          <w:szCs w:val="32"/>
+        </w:rPr>
       </w:r>
     </w:p>
     <w:p>
@@ -11409,7 +11455,11 @@
         </w:rPr>
       </w:pPr>
       <w:r>
-        <w:rPr/>
+        <w:rPr>
+          <w:b/>
+          <w:sz w:val="32"/>
+          <w:szCs w:val="32"/>
+        </w:rPr>
       </w:r>
     </w:p>
     <w:p>
@@ -11424,7 +11474,11 @@
         </w:rPr>
       </w:pPr>
       <w:r>
-        <w:rPr/>
+        <w:rPr>
+          <w:b/>
+          <w:sz w:val="32"/>
+          <w:szCs w:val="32"/>
+        </w:rPr>
       </w:r>
     </w:p>
     <w:p>
@@ -11439,7 +11493,11 @@
         </w:rPr>
       </w:pPr>
       <w:r>
-        <w:rPr/>
+        <w:rPr>
+          <w:b/>
+          <w:sz w:val="32"/>
+          <w:szCs w:val="32"/>
+        </w:rPr>
       </w:r>
     </w:p>
     <w:p>
@@ -11454,7 +11512,11 @@
         </w:rPr>
       </w:pPr>
       <w:r>
-        <w:rPr/>
+        <w:rPr>
+          <w:b/>
+          <w:sz w:val="32"/>
+          <w:szCs w:val="32"/>
+        </w:rPr>
       </w:r>
     </w:p>
     <w:p>
@@ -11469,7 +11531,8 @@
       </w:pPr>
       <w:r>
         <w:rPr>
-          <w:rFonts w:ascii="Times New Roman" w:hAnsi="Times New Roman"/>
+          <w:b/>
+          <w:sz w:val="32"/>
         </w:rPr>
       </w:r>
     </w:p>
@@ -11485,7 +11548,8 @@
       </w:pPr>
       <w:r>
         <w:rPr>
-          <w:rFonts w:ascii="Times New Roman" w:hAnsi="Times New Roman"/>
+          <w:b/>
+          <w:sz w:val="32"/>
         </w:rPr>
       </w:r>
     </w:p>
@@ -12569,11 +12633,8 @@
       </w:pPr>
       <w:r>
         <w:rPr>
-          <w:rFonts w:ascii="Times New Roman" w:hAnsi="Times New Roman"/>
-          <w:b/>
-          <w:bCs/>
-          <w:sz w:val="24"/>
-          <w:szCs w:val="24"/>
+          <w:sz w:val="32"/>
+          <w:szCs w:val="32"/>
         </w:rPr>
       </w:r>
     </w:p>
@@ -13110,7 +13171,10 @@
         </w:rPr>
       </w:pPr>
       <w:r>
-        <w:rPr/>
+        <w:rPr>
+          <w:sz w:val="32"/>
+          <w:szCs w:val="32"/>
+        </w:rPr>
       </w:r>
     </w:p>
     <w:p>
@@ -13125,7 +13189,10 @@
         </w:rPr>
       </w:pPr>
       <w:r>
-        <w:rPr/>
+        <w:rPr>
+          <w:sz w:val="32"/>
+          <w:szCs w:val="32"/>
+        </w:rPr>
       </w:r>
     </w:p>
     <w:p>
@@ -13140,7 +13207,10 @@
         </w:rPr>
       </w:pPr>
       <w:r>
-        <w:rPr/>
+        <w:rPr>
+          <w:sz w:val="32"/>
+          <w:szCs w:val="32"/>
+        </w:rPr>
       </w:r>
     </w:p>
     <w:p>
@@ -13155,7 +13225,10 @@
         </w:rPr>
       </w:pPr>
       <w:r>
-        <w:rPr/>
+        <w:rPr>
+          <w:sz w:val="32"/>
+          <w:szCs w:val="32"/>
+        </w:rPr>
       </w:r>
     </w:p>
     <w:p>
@@ -13170,7 +13243,10 @@
         </w:rPr>
       </w:pPr>
       <w:r>
-        <w:rPr/>
+        <w:rPr>
+          <w:sz w:val="32"/>
+          <w:szCs w:val="32"/>
+        </w:rPr>
       </w:r>
     </w:p>
     <w:p>
@@ -13185,7 +13261,10 @@
         </w:rPr>
       </w:pPr>
       <w:r>
-        <w:rPr/>
+        <w:rPr>
+          <w:sz w:val="32"/>
+          <w:szCs w:val="32"/>
+        </w:rPr>
       </w:r>
     </w:p>
     <w:p>
@@ -13200,7 +13279,10 @@
         </w:rPr>
       </w:pPr>
       <w:r>
-        <w:rPr/>
+        <w:rPr>
+          <w:sz w:val="32"/>
+          <w:szCs w:val="32"/>
+        </w:rPr>
       </w:r>
     </w:p>
     <w:p>
@@ -13215,7 +13297,10 @@
         </w:rPr>
       </w:pPr>
       <w:r>
-        <w:rPr/>
+        <w:rPr>
+          <w:sz w:val="32"/>
+          <w:szCs w:val="32"/>
+        </w:rPr>
       </w:r>
     </w:p>
     <w:p>
@@ -13230,7 +13315,10 @@
         </w:rPr>
       </w:pPr>
       <w:r>
-        <w:rPr/>
+        <w:rPr>
+          <w:sz w:val="32"/>
+          <w:szCs w:val="32"/>
+        </w:rPr>
       </w:r>
     </w:p>
     <w:p>
@@ -13245,7 +13333,10 @@
         </w:rPr>
       </w:pPr>
       <w:r>
-        <w:rPr/>
+        <w:rPr>
+          <w:sz w:val="32"/>
+          <w:szCs w:val="32"/>
+        </w:rPr>
       </w:r>
     </w:p>
     <w:p>
@@ -13260,7 +13351,10 @@
         </w:rPr>
       </w:pPr>
       <w:r>
-        <w:rPr/>
+        <w:rPr>
+          <w:sz w:val="32"/>
+          <w:szCs w:val="32"/>
+        </w:rPr>
       </w:r>
     </w:p>
     <w:p>
@@ -13275,7 +13369,10 @@
         </w:rPr>
       </w:pPr>
       <w:r>
-        <w:rPr/>
+        <w:rPr>
+          <w:sz w:val="32"/>
+          <w:szCs w:val="32"/>
+        </w:rPr>
       </w:r>
     </w:p>
     <w:p>
@@ -13290,7 +13387,10 @@
         </w:rPr>
       </w:pPr>
       <w:r>
-        <w:rPr/>
+        <w:rPr>
+          <w:sz w:val="32"/>
+          <w:szCs w:val="32"/>
+        </w:rPr>
       </w:r>
     </w:p>
     <w:p>
@@ -13305,7 +13405,10 @@
         </w:rPr>
       </w:pPr>
       <w:r>
-        <w:rPr/>
+        <w:rPr>
+          <w:sz w:val="32"/>
+          <w:szCs w:val="32"/>
+        </w:rPr>
       </w:r>
     </w:p>
     <w:p>
@@ -13320,7 +13423,10 @@
         </w:rPr>
       </w:pPr>
       <w:r>
-        <w:rPr/>
+        <w:rPr>
+          <w:sz w:val="32"/>
+          <w:szCs w:val="32"/>
+        </w:rPr>
       </w:r>
     </w:p>
     <w:p>
@@ -13335,7 +13441,10 @@
         </w:rPr>
       </w:pPr>
       <w:r>
-        <w:rPr/>
+        <w:rPr>
+          <w:sz w:val="32"/>
+          <w:szCs w:val="32"/>
+        </w:rPr>
       </w:r>
     </w:p>
     <w:p>
@@ -13350,7 +13459,10 @@
         </w:rPr>
       </w:pPr>
       <w:r>
-        <w:rPr/>
+        <w:rPr>
+          <w:sz w:val="32"/>
+          <w:szCs w:val="32"/>
+        </w:rPr>
       </w:r>
     </w:p>
     <w:p>
@@ -13365,7 +13477,10 @@
         </w:rPr>
       </w:pPr>
       <w:r>
-        <w:rPr/>
+        <w:rPr>
+          <w:sz w:val="32"/>
+          <w:szCs w:val="32"/>
+        </w:rPr>
       </w:r>
     </w:p>
     <w:p>
@@ -13380,142 +13495,10 @@
         </w:rPr>
       </w:pPr>
       <w:r>
-        <w:rPr/>
-      </w:r>
-    </w:p>
-    <w:p>
-      <w:pPr>
-        <w:pStyle w:val="Normal"/>
-        <w:spacing w:before="40" w:after="0"/>
-        <w:contextualSpacing/>
-        <w:jc w:val="center"/>
-        <w:rPr>
-          <w:sz w:val="32"/>
-          <w:szCs w:val="32"/>
-        </w:rPr>
-      </w:pPr>
-      <w:r>
-        <w:rPr/>
-      </w:r>
-    </w:p>
-    <w:p>
-      <w:pPr>
-        <w:pStyle w:val="Normal"/>
-        <w:spacing w:before="40" w:after="0"/>
-        <w:contextualSpacing/>
-        <w:jc w:val="center"/>
-        <w:rPr>
-          <w:sz w:val="32"/>
-          <w:szCs w:val="32"/>
-        </w:rPr>
-      </w:pPr>
-      <w:r>
-        <w:rPr/>
-      </w:r>
-    </w:p>
-    <w:p>
-      <w:pPr>
-        <w:pStyle w:val="Normal"/>
-        <w:spacing w:before="40" w:after="0"/>
-        <w:contextualSpacing/>
-        <w:jc w:val="center"/>
-        <w:rPr>
-          <w:sz w:val="32"/>
-          <w:szCs w:val="32"/>
-        </w:rPr>
-      </w:pPr>
-      <w:r>
-        <w:rPr/>
-      </w:r>
-    </w:p>
-    <w:p>
-      <w:pPr>
-        <w:pStyle w:val="Normal"/>
-        <w:spacing w:before="40" w:after="0"/>
-        <w:contextualSpacing/>
-        <w:jc w:val="center"/>
-        <w:rPr>
-          <w:sz w:val="32"/>
-          <w:szCs w:val="32"/>
-        </w:rPr>
-      </w:pPr>
-      <w:r>
-        <w:rPr/>
-      </w:r>
-    </w:p>
-    <w:p>
-      <w:pPr>
-        <w:pStyle w:val="Normal"/>
-        <w:spacing w:before="40" w:after="0"/>
-        <w:contextualSpacing/>
-        <w:jc w:val="center"/>
-        <w:rPr>
-          <w:sz w:val="32"/>
-          <w:szCs w:val="32"/>
-        </w:rPr>
-      </w:pPr>
-      <w:r>
-        <w:rPr/>
-      </w:r>
-    </w:p>
-    <w:p>
-      <w:pPr>
-        <w:pStyle w:val="Normal"/>
-        <w:spacing w:before="40" w:after="0"/>
-        <w:contextualSpacing/>
-        <w:jc w:val="center"/>
-        <w:rPr>
-          <w:sz w:val="32"/>
-          <w:szCs w:val="32"/>
-        </w:rPr>
-      </w:pPr>
-      <w:r>
-        <w:rPr/>
-      </w:r>
-    </w:p>
-    <w:p>
-      <w:pPr>
-        <w:pStyle w:val="Normal"/>
-        <w:spacing w:before="40" w:after="0"/>
-        <w:contextualSpacing/>
-        <w:jc w:val="center"/>
-        <w:rPr>
-          <w:sz w:val="32"/>
-          <w:szCs w:val="32"/>
-        </w:rPr>
-      </w:pPr>
-      <w:r>
-        <w:rPr/>
-      </w:r>
-    </w:p>
-    <w:p>
-      <w:pPr>
-        <w:pStyle w:val="Normal"/>
-        <w:spacing w:before="40" w:after="0"/>
-        <w:contextualSpacing/>
-        <w:jc w:val="center"/>
-        <w:rPr>
-          <w:sz w:val="32"/>
-          <w:szCs w:val="32"/>
-        </w:rPr>
-      </w:pPr>
-      <w:r>
-        <w:rPr/>
-      </w:r>
-    </w:p>
-    <w:p>
-      <w:pPr>
-        <w:pStyle w:val="Normal"/>
-        <w:spacing w:before="40" w:after="0"/>
-        <w:contextualSpacing/>
-        <w:jc w:val="center"/>
-        <w:rPr>
-          <w:sz w:val="32"/>
-          <w:szCs w:val="32"/>
-        </w:rPr>
-      </w:pPr>
-      <w:r>
-        <w:rPr/>
+        <w:rPr>
+          <w:sz w:val="32"/>
+          <w:szCs w:val="32"/>
+        </w:rPr>
       </w:r>
     </w:p>
     <w:p>
@@ -13865,6 +13848,29 @@
       <w:r>
         <w:rPr>
           <w:rFonts w:eastAsia="Times New Roman" w:cs="Times New Roman" w:ascii="Times New Roman" w:hAnsi="Times New Roman"/>
+          <w:b/>
+          <w:bCs/>
+          <w:sz w:val="32"/>
+          <w:szCs w:val="32"/>
+        </w:rPr>
+      </w:r>
+    </w:p>
+    <w:p>
+      <w:pPr>
+        <w:pStyle w:val="Normal"/>
+        <w:spacing w:before="40" w:after="0"/>
+        <w:contextualSpacing/>
+        <w:jc w:val="center"/>
+        <w:rPr>
+          <w:b/>
+          <w:b/>
+          <w:bCs/>
+          <w:sz w:val="32"/>
+          <w:szCs w:val="32"/>
+        </w:rPr>
+      </w:pPr>
+      <w:r>
+        <w:rPr>
           <w:b/>
           <w:bCs/>
           <w:sz w:val="32"/>
@@ -20738,6 +20744,82 @@
         </w:rPr>
       </w:pPr>
       <w:r>
+        <w:rPr/>
+      </w:r>
+    </w:p>
+    <w:p>
+      <w:pPr>
+        <w:pStyle w:val="Normal"/>
+        <w:spacing w:before="40" w:after="0"/>
+        <w:contextualSpacing/>
+        <w:jc w:val="center"/>
+        <w:rPr>
+          <w:rFonts w:ascii="Times New Roman" w:hAnsi="Times New Roman" w:eastAsia="Times New Roman" w:cs="Times New Roman"/>
+          <w:b/>
+          <w:b/>
+          <w:bCs/>
+          <w:sz w:val="32"/>
+          <w:szCs w:val="32"/>
+        </w:rPr>
+      </w:pPr>
+      <w:r>
+        <w:rPr/>
+      </w:r>
+    </w:p>
+    <w:p>
+      <w:pPr>
+        <w:pStyle w:val="Normal"/>
+        <w:spacing w:before="40" w:after="0"/>
+        <w:contextualSpacing/>
+        <w:jc w:val="center"/>
+        <w:rPr>
+          <w:rFonts w:ascii="Times New Roman" w:hAnsi="Times New Roman" w:eastAsia="Times New Roman" w:cs="Times New Roman"/>
+          <w:b/>
+          <w:b/>
+          <w:bCs/>
+          <w:sz w:val="32"/>
+          <w:szCs w:val="32"/>
+        </w:rPr>
+      </w:pPr>
+      <w:r>
+        <w:rPr/>
+      </w:r>
+    </w:p>
+    <w:p>
+      <w:pPr>
+        <w:pStyle w:val="Normal"/>
+        <w:spacing w:before="40" w:after="0"/>
+        <w:contextualSpacing/>
+        <w:jc w:val="center"/>
+        <w:rPr>
+          <w:rFonts w:ascii="Times New Roman" w:hAnsi="Times New Roman" w:eastAsia="Times New Roman" w:cs="Times New Roman"/>
+          <w:b/>
+          <w:b/>
+          <w:bCs/>
+          <w:sz w:val="32"/>
+          <w:szCs w:val="32"/>
+        </w:rPr>
+      </w:pPr>
+      <w:r>
+        <w:rPr/>
+      </w:r>
+    </w:p>
+    <w:p>
+      <w:pPr>
+        <w:pStyle w:val="Normal"/>
+        <w:spacing w:before="40" w:after="0"/>
+        <w:contextualSpacing/>
+        <w:jc w:val="center"/>
+        <w:rPr>
+          <w:rFonts w:ascii="Times New Roman" w:hAnsi="Times New Roman" w:eastAsia="Times New Roman" w:cs="Times New Roman"/>
+          <w:b/>
+          <w:b/>
+          <w:bCs/>
+          <w:sz w:val="32"/>
+          <w:szCs w:val="32"/>
+        </w:rPr>
+      </w:pPr>
+      <w:r>
         <w:rPr>
           <w:rFonts w:eastAsia="Times New Roman" w:cs="Times New Roman" w:ascii="Times New Roman" w:hAnsi="Times New Roman"/>
           <w:b/>
@@ -20746,6 +20828,25 @@
           <w:szCs w:val="32"/>
         </w:rPr>
         <w:t>13.3.2 Diagrama de Classe</w:t>
+      </w:r>
+    </w:p>
+    <w:p>
+      <w:pPr>
+        <w:pStyle w:val="Normal"/>
+        <w:spacing w:before="40" w:after="0"/>
+        <w:contextualSpacing/>
+        <w:jc w:val="center"/>
+        <w:rPr>
+          <w:rFonts w:ascii="Times New Roman" w:hAnsi="Times New Roman" w:eastAsia="Times New Roman" w:cs="Times New Roman"/>
+          <w:b/>
+          <w:b/>
+          <w:bCs/>
+          <w:sz w:val="32"/>
+          <w:szCs w:val="32"/>
+        </w:rPr>
+      </w:pPr>
+      <w:r>
+        <w:rPr/>
       </w:r>
     </w:p>
     <w:p>
@@ -21040,18 +21141,39 @@
           <w:b/>
           <w:b/>
           <w:bCs/>
-          <w:sz w:val="24"/>
-          <w:szCs w:val="24"/>
-        </w:rPr>
-      </w:pPr>
-      <w:r>
-        <w:rPr>
-          <w:rFonts w:eastAsia="Times New Roman" w:cs="Times New Roman" w:ascii="Times New Roman" w:hAnsi="Times New Roman"/>
-          <w:b/>
-          <w:bCs/>
-          <w:sz w:val="24"/>
-          <w:szCs w:val="24"/>
-        </w:rPr>
+          <w:sz w:val="32"/>
+          <w:szCs w:val="32"/>
+        </w:rPr>
+      </w:pPr>
+      <w:r>
+        <w:rPr>
+          <w:rFonts w:eastAsia="Times New Roman" w:cs="Times New Roman" w:ascii="Times New Roman" w:hAnsi="Times New Roman"/>
+          <w:b/>
+          <w:bCs/>
+          <w:sz w:val="32"/>
+          <w:szCs w:val="32"/>
+        </w:rPr>
+        <w:t>13.5 Banco de dados(</w:t>
+      </w:r>
+      <w:r>
+        <w:rPr>
+          <w:rFonts w:eastAsia="Times New Roman" w:cs="Times New Roman" w:ascii="Times New Roman" w:hAnsi="Times New Roman"/>
+          <w:b/>
+          <w:bCs/>
+          <w:sz w:val="32"/>
+          <w:szCs w:val="32"/>
+        </w:rPr>
+        <w:t>modelagem -  fisico</w:t>
+      </w:r>
+      <w:r>
+        <w:rPr>
+          <w:rFonts w:eastAsia="Times New Roman" w:cs="Times New Roman" w:ascii="Times New Roman" w:hAnsi="Times New Roman"/>
+          <w:b/>
+          <w:bCs/>
+          <w:sz w:val="32"/>
+          <w:szCs w:val="32"/>
+        </w:rPr>
+        <w:t>)</w:t>
       </w:r>
     </w:p>
     <w:p>
@@ -21084,6 +21206,4662 @@
         <w:pStyle w:val="Normal"/>
         <w:spacing w:before="40" w:after="0"/>
         <w:contextualSpacing/>
+        <w:jc w:val="both"/>
+        <w:rPr>
+          <w:rFonts w:ascii="Times New Roman" w:hAnsi="Times New Roman" w:eastAsia="Times New Roman" w:cs="Times New Roman"/>
+          <w:b w:val="false"/>
+          <w:b w:val="false"/>
+          <w:bCs w:val="false"/>
+          <w:sz w:val="24"/>
+          <w:szCs w:val="24"/>
+        </w:rPr>
+      </w:pPr>
+      <w:r>
+        <w:rPr>
+          <w:rFonts w:eastAsia="Times New Roman" w:cs="Times New Roman" w:ascii="Times New Roman" w:hAnsi="Times New Roman"/>
+          <w:b w:val="false"/>
+          <w:bCs w:val="false"/>
+          <w:sz w:val="24"/>
+          <w:szCs w:val="24"/>
+        </w:rPr>
+        <w:t>CREATE TABLE IF NOT EXISTS unidades (</w:t>
+      </w:r>
+    </w:p>
+    <w:p>
+      <w:pPr>
+        <w:pStyle w:val="Normal"/>
+        <w:spacing w:before="40" w:after="0"/>
+        <w:contextualSpacing/>
+        <w:jc w:val="both"/>
+        <w:rPr>
+          <w:rFonts w:ascii="Times New Roman" w:hAnsi="Times New Roman" w:eastAsia="Times New Roman" w:cs="Times New Roman"/>
+          <w:b w:val="false"/>
+          <w:b w:val="false"/>
+          <w:bCs w:val="false"/>
+          <w:sz w:val="24"/>
+          <w:szCs w:val="24"/>
+        </w:rPr>
+      </w:pPr>
+      <w:r>
+        <w:rPr>
+          <w:rFonts w:eastAsia="Times New Roman" w:cs="Times New Roman" w:ascii="Times New Roman" w:hAnsi="Times New Roman"/>
+          <w:b w:val="false"/>
+          <w:bCs w:val="false"/>
+          <w:sz w:val="24"/>
+          <w:szCs w:val="24"/>
+        </w:rPr>
+        <w:tab/>
+        <w:t>id INT NOT NULL AUTO_INCREMENT,</w:t>
+      </w:r>
+    </w:p>
+    <w:p>
+      <w:pPr>
+        <w:pStyle w:val="Normal"/>
+        <w:spacing w:before="40" w:after="0"/>
+        <w:contextualSpacing/>
+        <w:jc w:val="both"/>
+        <w:rPr>
+          <w:rFonts w:ascii="Times New Roman" w:hAnsi="Times New Roman" w:eastAsia="Times New Roman" w:cs="Times New Roman"/>
+          <w:b w:val="false"/>
+          <w:b w:val="false"/>
+          <w:bCs w:val="false"/>
+          <w:sz w:val="24"/>
+          <w:szCs w:val="24"/>
+        </w:rPr>
+      </w:pPr>
+      <w:r>
+        <w:rPr>
+          <w:rFonts w:eastAsia="Times New Roman" w:cs="Times New Roman" w:ascii="Times New Roman" w:hAnsi="Times New Roman"/>
+          <w:b w:val="false"/>
+          <w:bCs w:val="false"/>
+          <w:sz w:val="24"/>
+          <w:szCs w:val="24"/>
+        </w:rPr>
+        <w:tab/>
+        <w:t>nome VARCHAR(255) NOT NULL,</w:t>
+      </w:r>
+    </w:p>
+    <w:p>
+      <w:pPr>
+        <w:pStyle w:val="Normal"/>
+        <w:spacing w:before="40" w:after="0"/>
+        <w:contextualSpacing/>
+        <w:jc w:val="both"/>
+        <w:rPr>
+          <w:rFonts w:ascii="Times New Roman" w:hAnsi="Times New Roman" w:eastAsia="Times New Roman" w:cs="Times New Roman"/>
+          <w:b w:val="false"/>
+          <w:b w:val="false"/>
+          <w:bCs w:val="false"/>
+          <w:sz w:val="24"/>
+          <w:szCs w:val="24"/>
+        </w:rPr>
+      </w:pPr>
+      <w:r>
+        <w:rPr>
+          <w:rFonts w:eastAsia="Times New Roman" w:cs="Times New Roman" w:ascii="Times New Roman" w:hAnsi="Times New Roman"/>
+          <w:b w:val="false"/>
+          <w:bCs w:val="false"/>
+          <w:sz w:val="24"/>
+          <w:szCs w:val="24"/>
+        </w:rPr>
+        <w:tab/>
+        <w:t>nome_fantasia VARCHAR(255) NOT NULL,</w:t>
+      </w:r>
+    </w:p>
+    <w:p>
+      <w:pPr>
+        <w:pStyle w:val="Normal"/>
+        <w:spacing w:before="40" w:after="0"/>
+        <w:contextualSpacing/>
+        <w:jc w:val="both"/>
+        <w:rPr>
+          <w:rFonts w:ascii="Times New Roman" w:hAnsi="Times New Roman" w:eastAsia="Times New Roman" w:cs="Times New Roman"/>
+          <w:b w:val="false"/>
+          <w:b w:val="false"/>
+          <w:bCs w:val="false"/>
+          <w:sz w:val="24"/>
+          <w:szCs w:val="24"/>
+        </w:rPr>
+      </w:pPr>
+      <w:r>
+        <w:rPr>
+          <w:rFonts w:eastAsia="Times New Roman" w:cs="Times New Roman" w:ascii="Times New Roman" w:hAnsi="Times New Roman"/>
+          <w:b w:val="false"/>
+          <w:bCs w:val="false"/>
+          <w:sz w:val="24"/>
+          <w:szCs w:val="24"/>
+        </w:rPr>
+        <w:tab/>
+        <w:t>endereco VARCHAR(255) NOT NULL,</w:t>
+      </w:r>
+    </w:p>
+    <w:p>
+      <w:pPr>
+        <w:pStyle w:val="Normal"/>
+        <w:spacing w:before="40" w:after="0"/>
+        <w:contextualSpacing/>
+        <w:jc w:val="both"/>
+        <w:rPr>
+          <w:rFonts w:ascii="Times New Roman" w:hAnsi="Times New Roman" w:eastAsia="Times New Roman" w:cs="Times New Roman"/>
+          <w:b w:val="false"/>
+          <w:b w:val="false"/>
+          <w:bCs w:val="false"/>
+          <w:sz w:val="24"/>
+          <w:szCs w:val="24"/>
+        </w:rPr>
+      </w:pPr>
+      <w:r>
+        <w:rPr>
+          <w:rFonts w:eastAsia="Times New Roman" w:cs="Times New Roman" w:ascii="Times New Roman" w:hAnsi="Times New Roman"/>
+          <w:b w:val="false"/>
+          <w:bCs w:val="false"/>
+          <w:sz w:val="24"/>
+          <w:szCs w:val="24"/>
+        </w:rPr>
+        <w:tab/>
+        <w:t>cnpj VARCHAR(20) NOT NULL,</w:t>
+      </w:r>
+    </w:p>
+    <w:p>
+      <w:pPr>
+        <w:pStyle w:val="Normal"/>
+        <w:spacing w:before="40" w:after="0"/>
+        <w:contextualSpacing/>
+        <w:jc w:val="both"/>
+        <w:rPr>
+          <w:rFonts w:ascii="Times New Roman" w:hAnsi="Times New Roman" w:eastAsia="Times New Roman" w:cs="Times New Roman"/>
+          <w:b w:val="false"/>
+          <w:b w:val="false"/>
+          <w:bCs w:val="false"/>
+          <w:sz w:val="24"/>
+          <w:szCs w:val="24"/>
+        </w:rPr>
+      </w:pPr>
+      <w:r>
+        <w:rPr>
+          <w:rFonts w:eastAsia="Times New Roman" w:cs="Times New Roman" w:ascii="Times New Roman" w:hAnsi="Times New Roman"/>
+          <w:b w:val="false"/>
+          <w:bCs w:val="false"/>
+          <w:sz w:val="24"/>
+          <w:szCs w:val="24"/>
+        </w:rPr>
+        <w:tab/>
+        <w:t xml:space="preserve">logo BLOB, </w:t>
+      </w:r>
+    </w:p>
+    <w:p>
+      <w:pPr>
+        <w:pStyle w:val="Normal"/>
+        <w:spacing w:before="40" w:after="0"/>
+        <w:contextualSpacing/>
+        <w:jc w:val="both"/>
+        <w:rPr>
+          <w:rFonts w:ascii="Times New Roman" w:hAnsi="Times New Roman" w:eastAsia="Times New Roman" w:cs="Times New Roman"/>
+          <w:b w:val="false"/>
+          <w:b w:val="false"/>
+          <w:bCs w:val="false"/>
+          <w:sz w:val="24"/>
+          <w:szCs w:val="24"/>
+        </w:rPr>
+      </w:pPr>
+      <w:r>
+        <w:rPr>
+          <w:rFonts w:eastAsia="Times New Roman" w:cs="Times New Roman" w:ascii="Times New Roman" w:hAnsi="Times New Roman"/>
+          <w:b w:val="false"/>
+          <w:bCs w:val="false"/>
+          <w:sz w:val="24"/>
+          <w:szCs w:val="24"/>
+        </w:rPr>
+        <w:tab/>
+        <w:t>PRIMARY KEY (id)</w:t>
+      </w:r>
+    </w:p>
+    <w:p>
+      <w:pPr>
+        <w:pStyle w:val="Normal"/>
+        <w:spacing w:before="40" w:after="0"/>
+        <w:contextualSpacing/>
+        <w:jc w:val="both"/>
+        <w:rPr>
+          <w:rFonts w:ascii="Times New Roman" w:hAnsi="Times New Roman" w:eastAsia="Times New Roman" w:cs="Times New Roman"/>
+          <w:b w:val="false"/>
+          <w:b w:val="false"/>
+          <w:bCs w:val="false"/>
+          <w:sz w:val="24"/>
+          <w:szCs w:val="24"/>
+        </w:rPr>
+      </w:pPr>
+      <w:r>
+        <w:rPr>
+          <w:rFonts w:eastAsia="Times New Roman" w:cs="Times New Roman" w:ascii="Times New Roman" w:hAnsi="Times New Roman"/>
+          <w:b w:val="false"/>
+          <w:bCs w:val="false"/>
+          <w:sz w:val="24"/>
+          <w:szCs w:val="24"/>
+        </w:rPr>
+        <w:t>);</w:t>
+      </w:r>
+    </w:p>
+    <w:p>
+      <w:pPr>
+        <w:pStyle w:val="Normal"/>
+        <w:spacing w:before="40" w:after="0"/>
+        <w:contextualSpacing/>
+        <w:jc w:val="both"/>
+        <w:rPr>
+          <w:rFonts w:ascii="Times New Roman" w:hAnsi="Times New Roman" w:eastAsia="Times New Roman" w:cs="Times New Roman"/>
+          <w:b w:val="false"/>
+          <w:b w:val="false"/>
+          <w:bCs w:val="false"/>
+          <w:sz w:val="24"/>
+          <w:szCs w:val="24"/>
+        </w:rPr>
+      </w:pPr>
+      <w:r>
+        <w:rPr>
+          <w:rFonts w:eastAsia="Times New Roman" w:cs="Times New Roman" w:ascii="Times New Roman" w:hAnsi="Times New Roman"/>
+          <w:b w:val="false"/>
+          <w:bCs w:val="false"/>
+          <w:sz w:val="24"/>
+          <w:szCs w:val="24"/>
+        </w:rPr>
+      </w:r>
+    </w:p>
+    <w:p>
+      <w:pPr>
+        <w:pStyle w:val="Normal"/>
+        <w:spacing w:before="40" w:after="0"/>
+        <w:contextualSpacing/>
+        <w:jc w:val="both"/>
+        <w:rPr>
+          <w:rFonts w:ascii="Times New Roman" w:hAnsi="Times New Roman" w:eastAsia="Times New Roman" w:cs="Times New Roman"/>
+          <w:b w:val="false"/>
+          <w:b w:val="false"/>
+          <w:bCs w:val="false"/>
+          <w:sz w:val="24"/>
+          <w:szCs w:val="24"/>
+        </w:rPr>
+      </w:pPr>
+      <w:r>
+        <w:rPr>
+          <w:rFonts w:eastAsia="Times New Roman" w:cs="Times New Roman" w:ascii="Times New Roman" w:hAnsi="Times New Roman"/>
+          <w:b w:val="false"/>
+          <w:bCs w:val="false"/>
+          <w:sz w:val="24"/>
+          <w:szCs w:val="24"/>
+        </w:rPr>
+        <w:t>CREATE TABLE IF NOT EXISTS pacientes (</w:t>
+      </w:r>
+    </w:p>
+    <w:p>
+      <w:pPr>
+        <w:pStyle w:val="Normal"/>
+        <w:spacing w:before="40" w:after="0"/>
+        <w:contextualSpacing/>
+        <w:jc w:val="both"/>
+        <w:rPr>
+          <w:rFonts w:ascii="Times New Roman" w:hAnsi="Times New Roman" w:eastAsia="Times New Roman" w:cs="Times New Roman"/>
+          <w:b w:val="false"/>
+          <w:b w:val="false"/>
+          <w:bCs w:val="false"/>
+          <w:sz w:val="24"/>
+          <w:szCs w:val="24"/>
+        </w:rPr>
+      </w:pPr>
+      <w:r>
+        <w:rPr>
+          <w:rFonts w:eastAsia="Times New Roman" w:cs="Times New Roman" w:ascii="Times New Roman" w:hAnsi="Times New Roman"/>
+          <w:b w:val="false"/>
+          <w:bCs w:val="false"/>
+          <w:sz w:val="24"/>
+          <w:szCs w:val="24"/>
+        </w:rPr>
+        <w:tab/>
+        <w:t>id INT NOT NULL AUTO_INCREMENT,</w:t>
+      </w:r>
+    </w:p>
+    <w:p>
+      <w:pPr>
+        <w:pStyle w:val="Normal"/>
+        <w:spacing w:before="40" w:after="0"/>
+        <w:contextualSpacing/>
+        <w:jc w:val="both"/>
+        <w:rPr>
+          <w:rFonts w:ascii="Times New Roman" w:hAnsi="Times New Roman" w:eastAsia="Times New Roman" w:cs="Times New Roman"/>
+          <w:b w:val="false"/>
+          <w:b w:val="false"/>
+          <w:bCs w:val="false"/>
+          <w:sz w:val="24"/>
+          <w:szCs w:val="24"/>
+        </w:rPr>
+      </w:pPr>
+      <w:r>
+        <w:rPr>
+          <w:rFonts w:eastAsia="Times New Roman" w:cs="Times New Roman" w:ascii="Times New Roman" w:hAnsi="Times New Roman"/>
+          <w:b w:val="false"/>
+          <w:bCs w:val="false"/>
+          <w:sz w:val="24"/>
+          <w:szCs w:val="24"/>
+        </w:rPr>
+        <w:tab/>
+        <w:t>nome VARCHAR(255) NOT NULL,</w:t>
+      </w:r>
+    </w:p>
+    <w:p>
+      <w:pPr>
+        <w:pStyle w:val="Normal"/>
+        <w:spacing w:before="40" w:after="0"/>
+        <w:contextualSpacing/>
+        <w:jc w:val="both"/>
+        <w:rPr>
+          <w:rFonts w:ascii="Times New Roman" w:hAnsi="Times New Roman" w:eastAsia="Times New Roman" w:cs="Times New Roman"/>
+          <w:b w:val="false"/>
+          <w:b w:val="false"/>
+          <w:bCs w:val="false"/>
+          <w:sz w:val="24"/>
+          <w:szCs w:val="24"/>
+        </w:rPr>
+      </w:pPr>
+      <w:r>
+        <w:rPr>
+          <w:rFonts w:eastAsia="Times New Roman" w:cs="Times New Roman" w:ascii="Times New Roman" w:hAnsi="Times New Roman"/>
+          <w:b w:val="false"/>
+          <w:bCs w:val="false"/>
+          <w:sz w:val="24"/>
+          <w:szCs w:val="24"/>
+        </w:rPr>
+        <w:tab/>
+        <w:t>genero ENUM('Masculino', 'Feminino', 'Outro'),</w:t>
+      </w:r>
+    </w:p>
+    <w:p>
+      <w:pPr>
+        <w:pStyle w:val="Normal"/>
+        <w:spacing w:before="40" w:after="0"/>
+        <w:contextualSpacing/>
+        <w:jc w:val="both"/>
+        <w:rPr>
+          <w:rFonts w:ascii="Times New Roman" w:hAnsi="Times New Roman" w:eastAsia="Times New Roman" w:cs="Times New Roman"/>
+          <w:b w:val="false"/>
+          <w:b w:val="false"/>
+          <w:bCs w:val="false"/>
+          <w:sz w:val="24"/>
+          <w:szCs w:val="24"/>
+        </w:rPr>
+      </w:pPr>
+      <w:r>
+        <w:rPr>
+          <w:rFonts w:eastAsia="Times New Roman" w:cs="Times New Roman" w:ascii="Times New Roman" w:hAnsi="Times New Roman"/>
+          <w:b w:val="false"/>
+          <w:bCs w:val="false"/>
+          <w:sz w:val="24"/>
+          <w:szCs w:val="24"/>
+        </w:rPr>
+        <w:tab/>
+        <w:t>data_nasc DATE NOT NULL,</w:t>
+      </w:r>
+    </w:p>
+    <w:p>
+      <w:pPr>
+        <w:pStyle w:val="Normal"/>
+        <w:spacing w:before="40" w:after="0"/>
+        <w:contextualSpacing/>
+        <w:jc w:val="both"/>
+        <w:rPr>
+          <w:rFonts w:ascii="Times New Roman" w:hAnsi="Times New Roman" w:eastAsia="Times New Roman" w:cs="Times New Roman"/>
+          <w:b w:val="false"/>
+          <w:b w:val="false"/>
+          <w:bCs w:val="false"/>
+          <w:sz w:val="24"/>
+          <w:szCs w:val="24"/>
+        </w:rPr>
+      </w:pPr>
+      <w:r>
+        <w:rPr>
+          <w:rFonts w:eastAsia="Times New Roman" w:cs="Times New Roman" w:ascii="Times New Roman" w:hAnsi="Times New Roman"/>
+          <w:b w:val="false"/>
+          <w:bCs w:val="false"/>
+          <w:sz w:val="24"/>
+          <w:szCs w:val="24"/>
+        </w:rPr>
+        <w:tab/>
+        <w:t>endereco VARCHAR(255) NOT NULL,</w:t>
+      </w:r>
+    </w:p>
+    <w:p>
+      <w:pPr>
+        <w:pStyle w:val="Normal"/>
+        <w:spacing w:before="40" w:after="0"/>
+        <w:contextualSpacing/>
+        <w:jc w:val="both"/>
+        <w:rPr>
+          <w:rFonts w:ascii="Times New Roman" w:hAnsi="Times New Roman" w:eastAsia="Times New Roman" w:cs="Times New Roman"/>
+          <w:b w:val="false"/>
+          <w:b w:val="false"/>
+          <w:bCs w:val="false"/>
+          <w:sz w:val="24"/>
+          <w:szCs w:val="24"/>
+        </w:rPr>
+      </w:pPr>
+      <w:r>
+        <w:rPr>
+          <w:rFonts w:eastAsia="Times New Roman" w:cs="Times New Roman" w:ascii="Times New Roman" w:hAnsi="Times New Roman"/>
+          <w:b w:val="false"/>
+          <w:bCs w:val="false"/>
+          <w:sz w:val="24"/>
+          <w:szCs w:val="24"/>
+        </w:rPr>
+        <w:tab/>
+        <w:t>telefone  VARCHAR(20) NOT NULL,</w:t>
+      </w:r>
+    </w:p>
+    <w:p>
+      <w:pPr>
+        <w:pStyle w:val="Normal"/>
+        <w:spacing w:before="40" w:after="0"/>
+        <w:contextualSpacing/>
+        <w:jc w:val="both"/>
+        <w:rPr>
+          <w:rFonts w:ascii="Times New Roman" w:hAnsi="Times New Roman" w:eastAsia="Times New Roman" w:cs="Times New Roman"/>
+          <w:b w:val="false"/>
+          <w:b w:val="false"/>
+          <w:bCs w:val="false"/>
+          <w:sz w:val="24"/>
+          <w:szCs w:val="24"/>
+        </w:rPr>
+      </w:pPr>
+      <w:r>
+        <w:rPr>
+          <w:rFonts w:eastAsia="Times New Roman" w:cs="Times New Roman" w:ascii="Times New Roman" w:hAnsi="Times New Roman"/>
+          <w:b w:val="false"/>
+          <w:bCs w:val="false"/>
+          <w:sz w:val="24"/>
+          <w:szCs w:val="24"/>
+        </w:rPr>
+        <w:tab/>
+        <w:t>email VARCHAR(255) UNIQUE NOT NULL,</w:t>
+      </w:r>
+    </w:p>
+    <w:p>
+      <w:pPr>
+        <w:pStyle w:val="Normal"/>
+        <w:spacing w:before="40" w:after="0"/>
+        <w:contextualSpacing/>
+        <w:jc w:val="both"/>
+        <w:rPr>
+          <w:rFonts w:ascii="Times New Roman" w:hAnsi="Times New Roman" w:eastAsia="Times New Roman" w:cs="Times New Roman"/>
+          <w:b w:val="false"/>
+          <w:b w:val="false"/>
+          <w:bCs w:val="false"/>
+          <w:sz w:val="24"/>
+          <w:szCs w:val="24"/>
+        </w:rPr>
+      </w:pPr>
+      <w:r>
+        <w:rPr>
+          <w:rFonts w:eastAsia="Times New Roman" w:cs="Times New Roman" w:ascii="Times New Roman" w:hAnsi="Times New Roman"/>
+          <w:b w:val="false"/>
+          <w:bCs w:val="false"/>
+          <w:sz w:val="24"/>
+          <w:szCs w:val="24"/>
+        </w:rPr>
+        <w:tab/>
+        <w:t>avatar BLOB,</w:t>
+      </w:r>
+    </w:p>
+    <w:p>
+      <w:pPr>
+        <w:pStyle w:val="Normal"/>
+        <w:spacing w:before="40" w:after="0"/>
+        <w:contextualSpacing/>
+        <w:jc w:val="both"/>
+        <w:rPr>
+          <w:rFonts w:ascii="Times New Roman" w:hAnsi="Times New Roman" w:eastAsia="Times New Roman" w:cs="Times New Roman"/>
+          <w:b w:val="false"/>
+          <w:b w:val="false"/>
+          <w:bCs w:val="false"/>
+          <w:sz w:val="24"/>
+          <w:szCs w:val="24"/>
+        </w:rPr>
+      </w:pPr>
+      <w:r>
+        <w:rPr>
+          <w:rFonts w:eastAsia="Times New Roman" w:cs="Times New Roman" w:ascii="Times New Roman" w:hAnsi="Times New Roman"/>
+          <w:b w:val="false"/>
+          <w:bCs w:val="false"/>
+          <w:sz w:val="24"/>
+          <w:szCs w:val="24"/>
+        </w:rPr>
+        <w:tab/>
+        <w:t>plano_saude_id INT,</w:t>
+      </w:r>
+    </w:p>
+    <w:p>
+      <w:pPr>
+        <w:pStyle w:val="Normal"/>
+        <w:spacing w:before="40" w:after="0"/>
+        <w:contextualSpacing/>
+        <w:jc w:val="both"/>
+        <w:rPr>
+          <w:rFonts w:ascii="Times New Roman" w:hAnsi="Times New Roman" w:eastAsia="Times New Roman" w:cs="Times New Roman"/>
+          <w:b w:val="false"/>
+          <w:b w:val="false"/>
+          <w:bCs w:val="false"/>
+          <w:sz w:val="24"/>
+          <w:szCs w:val="24"/>
+        </w:rPr>
+      </w:pPr>
+      <w:r>
+        <w:rPr>
+          <w:rFonts w:eastAsia="Times New Roman" w:cs="Times New Roman" w:ascii="Times New Roman" w:hAnsi="Times New Roman"/>
+          <w:b w:val="false"/>
+          <w:bCs w:val="false"/>
+          <w:sz w:val="24"/>
+          <w:szCs w:val="24"/>
+        </w:rPr>
+        <w:tab/>
+        <w:t>FOREIGN KEY (plano_saude_id) REFERENCES plano_saude(id),</w:t>
+      </w:r>
+    </w:p>
+    <w:p>
+      <w:pPr>
+        <w:pStyle w:val="Normal"/>
+        <w:spacing w:before="40" w:after="0"/>
+        <w:contextualSpacing/>
+        <w:jc w:val="both"/>
+        <w:rPr>
+          <w:rFonts w:ascii="Times New Roman" w:hAnsi="Times New Roman" w:eastAsia="Times New Roman" w:cs="Times New Roman"/>
+          <w:b w:val="false"/>
+          <w:b w:val="false"/>
+          <w:bCs w:val="false"/>
+          <w:sz w:val="24"/>
+          <w:szCs w:val="24"/>
+        </w:rPr>
+      </w:pPr>
+      <w:r>
+        <w:rPr>
+          <w:rFonts w:eastAsia="Times New Roman" w:cs="Times New Roman" w:ascii="Times New Roman" w:hAnsi="Times New Roman"/>
+          <w:b w:val="false"/>
+          <w:bCs w:val="false"/>
+          <w:sz w:val="24"/>
+          <w:szCs w:val="24"/>
+        </w:rPr>
+        <w:tab/>
+        <w:t>PRIMARY KEY (id)</w:t>
+      </w:r>
+    </w:p>
+    <w:p>
+      <w:pPr>
+        <w:pStyle w:val="Normal"/>
+        <w:spacing w:before="40" w:after="0"/>
+        <w:contextualSpacing/>
+        <w:jc w:val="both"/>
+        <w:rPr>
+          <w:rFonts w:ascii="Times New Roman" w:hAnsi="Times New Roman" w:eastAsia="Times New Roman" w:cs="Times New Roman"/>
+          <w:b w:val="false"/>
+          <w:b w:val="false"/>
+          <w:bCs w:val="false"/>
+          <w:sz w:val="24"/>
+          <w:szCs w:val="24"/>
+        </w:rPr>
+      </w:pPr>
+      <w:r>
+        <w:rPr>
+          <w:rFonts w:eastAsia="Times New Roman" w:cs="Times New Roman" w:ascii="Times New Roman" w:hAnsi="Times New Roman"/>
+          <w:b w:val="false"/>
+          <w:bCs w:val="false"/>
+          <w:sz w:val="24"/>
+          <w:szCs w:val="24"/>
+        </w:rPr>
+        <w:t>);</w:t>
+      </w:r>
+    </w:p>
+    <w:p>
+      <w:pPr>
+        <w:pStyle w:val="Normal"/>
+        <w:spacing w:before="40" w:after="0"/>
+        <w:contextualSpacing/>
+        <w:jc w:val="both"/>
+        <w:rPr>
+          <w:rFonts w:ascii="Times New Roman" w:hAnsi="Times New Roman" w:eastAsia="Times New Roman" w:cs="Times New Roman"/>
+          <w:b w:val="false"/>
+          <w:b w:val="false"/>
+          <w:bCs w:val="false"/>
+          <w:sz w:val="24"/>
+          <w:szCs w:val="24"/>
+        </w:rPr>
+      </w:pPr>
+      <w:r>
+        <w:rPr>
+          <w:rFonts w:eastAsia="Times New Roman" w:cs="Times New Roman" w:ascii="Times New Roman" w:hAnsi="Times New Roman"/>
+          <w:b w:val="false"/>
+          <w:bCs w:val="false"/>
+          <w:sz w:val="24"/>
+          <w:szCs w:val="24"/>
+        </w:rPr>
+      </w:r>
+    </w:p>
+    <w:p>
+      <w:pPr>
+        <w:pStyle w:val="Normal"/>
+        <w:spacing w:before="40" w:after="0"/>
+        <w:contextualSpacing/>
+        <w:jc w:val="both"/>
+        <w:rPr>
+          <w:rFonts w:ascii="Times New Roman" w:hAnsi="Times New Roman" w:eastAsia="Times New Roman" w:cs="Times New Roman"/>
+          <w:b w:val="false"/>
+          <w:b w:val="false"/>
+          <w:bCs w:val="false"/>
+          <w:sz w:val="24"/>
+          <w:szCs w:val="24"/>
+        </w:rPr>
+      </w:pPr>
+      <w:r>
+        <w:rPr>
+          <w:rFonts w:eastAsia="Times New Roman" w:cs="Times New Roman" w:ascii="Times New Roman" w:hAnsi="Times New Roman"/>
+          <w:b w:val="false"/>
+          <w:bCs w:val="false"/>
+          <w:sz w:val="24"/>
+          <w:szCs w:val="24"/>
+        </w:rPr>
+        <w:t>CREATE TABLE IF NOT EXISTS funcionarios (</w:t>
+      </w:r>
+    </w:p>
+    <w:p>
+      <w:pPr>
+        <w:pStyle w:val="Normal"/>
+        <w:spacing w:before="40" w:after="0"/>
+        <w:contextualSpacing/>
+        <w:jc w:val="both"/>
+        <w:rPr>
+          <w:rFonts w:ascii="Times New Roman" w:hAnsi="Times New Roman" w:eastAsia="Times New Roman" w:cs="Times New Roman"/>
+          <w:b w:val="false"/>
+          <w:b w:val="false"/>
+          <w:bCs w:val="false"/>
+          <w:sz w:val="24"/>
+          <w:szCs w:val="24"/>
+        </w:rPr>
+      </w:pPr>
+      <w:r>
+        <w:rPr>
+          <w:rFonts w:eastAsia="Times New Roman" w:cs="Times New Roman" w:ascii="Times New Roman" w:hAnsi="Times New Roman"/>
+          <w:b w:val="false"/>
+          <w:bCs w:val="false"/>
+          <w:sz w:val="24"/>
+          <w:szCs w:val="24"/>
+        </w:rPr>
+        <w:t xml:space="preserve">    </w:t>
+      </w:r>
+      <w:r>
+        <w:rPr>
+          <w:rFonts w:eastAsia="Times New Roman" w:cs="Times New Roman" w:ascii="Times New Roman" w:hAnsi="Times New Roman"/>
+          <w:b w:val="false"/>
+          <w:bCs w:val="false"/>
+          <w:sz w:val="24"/>
+          <w:szCs w:val="24"/>
+        </w:rPr>
+        <w:t>id INT NOT NULL AUTO_INCREMENT,</w:t>
+      </w:r>
+    </w:p>
+    <w:p>
+      <w:pPr>
+        <w:pStyle w:val="Normal"/>
+        <w:spacing w:before="40" w:after="0"/>
+        <w:contextualSpacing/>
+        <w:jc w:val="both"/>
+        <w:rPr>
+          <w:rFonts w:ascii="Times New Roman" w:hAnsi="Times New Roman" w:eastAsia="Times New Roman" w:cs="Times New Roman"/>
+          <w:b w:val="false"/>
+          <w:b w:val="false"/>
+          <w:bCs w:val="false"/>
+          <w:sz w:val="24"/>
+          <w:szCs w:val="24"/>
+        </w:rPr>
+      </w:pPr>
+      <w:r>
+        <w:rPr>
+          <w:rFonts w:eastAsia="Times New Roman" w:cs="Times New Roman" w:ascii="Times New Roman" w:hAnsi="Times New Roman"/>
+          <w:b w:val="false"/>
+          <w:bCs w:val="false"/>
+          <w:sz w:val="24"/>
+          <w:szCs w:val="24"/>
+        </w:rPr>
+        <w:t xml:space="preserve">    </w:t>
+      </w:r>
+      <w:r>
+        <w:rPr>
+          <w:rFonts w:eastAsia="Times New Roman" w:cs="Times New Roman" w:ascii="Times New Roman" w:hAnsi="Times New Roman"/>
+          <w:b w:val="false"/>
+          <w:bCs w:val="false"/>
+          <w:sz w:val="24"/>
+          <w:szCs w:val="24"/>
+        </w:rPr>
+        <w:t>nome VARCHAR(255) NOT NULL,</w:t>
+      </w:r>
+    </w:p>
+    <w:p>
+      <w:pPr>
+        <w:pStyle w:val="Normal"/>
+        <w:spacing w:before="40" w:after="0"/>
+        <w:contextualSpacing/>
+        <w:jc w:val="both"/>
+        <w:rPr>
+          <w:rFonts w:ascii="Times New Roman" w:hAnsi="Times New Roman" w:eastAsia="Times New Roman" w:cs="Times New Roman"/>
+          <w:b w:val="false"/>
+          <w:b w:val="false"/>
+          <w:bCs w:val="false"/>
+          <w:sz w:val="24"/>
+          <w:szCs w:val="24"/>
+        </w:rPr>
+      </w:pPr>
+      <w:r>
+        <w:rPr>
+          <w:rFonts w:eastAsia="Times New Roman" w:cs="Times New Roman" w:ascii="Times New Roman" w:hAnsi="Times New Roman"/>
+          <w:b w:val="false"/>
+          <w:bCs w:val="false"/>
+          <w:sz w:val="24"/>
+          <w:szCs w:val="24"/>
+        </w:rPr>
+        <w:t xml:space="preserve">    </w:t>
+      </w:r>
+      <w:r>
+        <w:rPr>
+          <w:rFonts w:eastAsia="Times New Roman" w:cs="Times New Roman" w:ascii="Times New Roman" w:hAnsi="Times New Roman"/>
+          <w:b w:val="false"/>
+          <w:bCs w:val="false"/>
+          <w:sz w:val="24"/>
+          <w:szCs w:val="24"/>
+        </w:rPr>
+        <w:t>genero ENUM('Masculino', 'Feminino', 'Outro'),</w:t>
+      </w:r>
+    </w:p>
+    <w:p>
+      <w:pPr>
+        <w:pStyle w:val="Normal"/>
+        <w:spacing w:before="40" w:after="0"/>
+        <w:contextualSpacing/>
+        <w:jc w:val="both"/>
+        <w:rPr>
+          <w:rFonts w:ascii="Times New Roman" w:hAnsi="Times New Roman" w:eastAsia="Times New Roman" w:cs="Times New Roman"/>
+          <w:b w:val="false"/>
+          <w:b w:val="false"/>
+          <w:bCs w:val="false"/>
+          <w:sz w:val="24"/>
+          <w:szCs w:val="24"/>
+        </w:rPr>
+      </w:pPr>
+      <w:r>
+        <w:rPr>
+          <w:rFonts w:eastAsia="Times New Roman" w:cs="Times New Roman" w:ascii="Times New Roman" w:hAnsi="Times New Roman"/>
+          <w:b w:val="false"/>
+          <w:bCs w:val="false"/>
+          <w:sz w:val="24"/>
+          <w:szCs w:val="24"/>
+        </w:rPr>
+        <w:t xml:space="preserve">    </w:t>
+      </w:r>
+      <w:r>
+        <w:rPr>
+          <w:rFonts w:eastAsia="Times New Roman" w:cs="Times New Roman" w:ascii="Times New Roman" w:hAnsi="Times New Roman"/>
+          <w:b w:val="false"/>
+          <w:bCs w:val="false"/>
+          <w:sz w:val="24"/>
+          <w:szCs w:val="24"/>
+        </w:rPr>
+        <w:t>data_nasc DATE NOT NULL,</w:t>
+      </w:r>
+    </w:p>
+    <w:p>
+      <w:pPr>
+        <w:pStyle w:val="Normal"/>
+        <w:spacing w:before="40" w:after="0"/>
+        <w:contextualSpacing/>
+        <w:jc w:val="both"/>
+        <w:rPr>
+          <w:rFonts w:ascii="Times New Roman" w:hAnsi="Times New Roman" w:eastAsia="Times New Roman" w:cs="Times New Roman"/>
+          <w:b w:val="false"/>
+          <w:b w:val="false"/>
+          <w:bCs w:val="false"/>
+          <w:sz w:val="24"/>
+          <w:szCs w:val="24"/>
+        </w:rPr>
+      </w:pPr>
+      <w:r>
+        <w:rPr>
+          <w:rFonts w:eastAsia="Times New Roman" w:cs="Times New Roman" w:ascii="Times New Roman" w:hAnsi="Times New Roman"/>
+          <w:b w:val="false"/>
+          <w:bCs w:val="false"/>
+          <w:sz w:val="24"/>
+          <w:szCs w:val="24"/>
+        </w:rPr>
+        <w:t xml:space="preserve">    </w:t>
+      </w:r>
+      <w:r>
+        <w:rPr>
+          <w:rFonts w:eastAsia="Times New Roman" w:cs="Times New Roman" w:ascii="Times New Roman" w:hAnsi="Times New Roman"/>
+          <w:b w:val="false"/>
+          <w:bCs w:val="false"/>
+          <w:sz w:val="24"/>
+          <w:szCs w:val="24"/>
+        </w:rPr>
+        <w:t>endereco VARCHAR(255) NOT NULL,</w:t>
+      </w:r>
+    </w:p>
+    <w:p>
+      <w:pPr>
+        <w:pStyle w:val="Normal"/>
+        <w:spacing w:before="40" w:after="0"/>
+        <w:contextualSpacing/>
+        <w:jc w:val="both"/>
+        <w:rPr>
+          <w:rFonts w:ascii="Times New Roman" w:hAnsi="Times New Roman" w:eastAsia="Times New Roman" w:cs="Times New Roman"/>
+          <w:b w:val="false"/>
+          <w:b w:val="false"/>
+          <w:bCs w:val="false"/>
+          <w:sz w:val="24"/>
+          <w:szCs w:val="24"/>
+        </w:rPr>
+      </w:pPr>
+      <w:r>
+        <w:rPr>
+          <w:rFonts w:eastAsia="Times New Roman" w:cs="Times New Roman" w:ascii="Times New Roman" w:hAnsi="Times New Roman"/>
+          <w:b w:val="false"/>
+          <w:bCs w:val="false"/>
+          <w:sz w:val="24"/>
+          <w:szCs w:val="24"/>
+        </w:rPr>
+        <w:t xml:space="preserve">    </w:t>
+      </w:r>
+      <w:r>
+        <w:rPr>
+          <w:rFonts w:eastAsia="Times New Roman" w:cs="Times New Roman" w:ascii="Times New Roman" w:hAnsi="Times New Roman"/>
+          <w:b w:val="false"/>
+          <w:bCs w:val="false"/>
+          <w:sz w:val="24"/>
+          <w:szCs w:val="24"/>
+        </w:rPr>
+        <w:t>telefone  VARCHAR(20) NOT NULL,</w:t>
+      </w:r>
+    </w:p>
+    <w:p>
+      <w:pPr>
+        <w:pStyle w:val="Normal"/>
+        <w:spacing w:before="40" w:after="0"/>
+        <w:contextualSpacing/>
+        <w:jc w:val="both"/>
+        <w:rPr>
+          <w:rFonts w:ascii="Times New Roman" w:hAnsi="Times New Roman" w:eastAsia="Times New Roman" w:cs="Times New Roman"/>
+          <w:b w:val="false"/>
+          <w:b w:val="false"/>
+          <w:bCs w:val="false"/>
+          <w:sz w:val="24"/>
+          <w:szCs w:val="24"/>
+        </w:rPr>
+      </w:pPr>
+      <w:r>
+        <w:rPr>
+          <w:rFonts w:eastAsia="Times New Roman" w:cs="Times New Roman" w:ascii="Times New Roman" w:hAnsi="Times New Roman"/>
+          <w:b w:val="false"/>
+          <w:bCs w:val="false"/>
+          <w:sz w:val="24"/>
+          <w:szCs w:val="24"/>
+        </w:rPr>
+        <w:t xml:space="preserve">    </w:t>
+      </w:r>
+      <w:r>
+        <w:rPr>
+          <w:rFonts w:eastAsia="Times New Roman" w:cs="Times New Roman" w:ascii="Times New Roman" w:hAnsi="Times New Roman"/>
+          <w:b w:val="false"/>
+          <w:bCs w:val="false"/>
+          <w:sz w:val="24"/>
+          <w:szCs w:val="24"/>
+        </w:rPr>
+        <w:t>email VARCHAR(255) NOT NULL,</w:t>
+      </w:r>
+    </w:p>
+    <w:p>
+      <w:pPr>
+        <w:pStyle w:val="Normal"/>
+        <w:spacing w:before="40" w:after="0"/>
+        <w:contextualSpacing/>
+        <w:jc w:val="both"/>
+        <w:rPr>
+          <w:rFonts w:ascii="Times New Roman" w:hAnsi="Times New Roman" w:eastAsia="Times New Roman" w:cs="Times New Roman"/>
+          <w:b w:val="false"/>
+          <w:b w:val="false"/>
+          <w:bCs w:val="false"/>
+          <w:sz w:val="24"/>
+          <w:szCs w:val="24"/>
+        </w:rPr>
+      </w:pPr>
+      <w:r>
+        <w:rPr>
+          <w:rFonts w:eastAsia="Times New Roman" w:cs="Times New Roman" w:ascii="Times New Roman" w:hAnsi="Times New Roman"/>
+          <w:b w:val="false"/>
+          <w:bCs w:val="false"/>
+          <w:sz w:val="24"/>
+          <w:szCs w:val="24"/>
+        </w:rPr>
+        <w:t xml:space="preserve">    </w:t>
+      </w:r>
+      <w:r>
+        <w:rPr>
+          <w:rFonts w:eastAsia="Times New Roman" w:cs="Times New Roman" w:ascii="Times New Roman" w:hAnsi="Times New Roman"/>
+          <w:b w:val="false"/>
+          <w:bCs w:val="false"/>
+          <w:sz w:val="24"/>
+          <w:szCs w:val="24"/>
+        </w:rPr>
+        <w:t>avatar BLOB,</w:t>
+      </w:r>
+    </w:p>
+    <w:p>
+      <w:pPr>
+        <w:pStyle w:val="Normal"/>
+        <w:spacing w:before="40" w:after="0"/>
+        <w:contextualSpacing/>
+        <w:jc w:val="both"/>
+        <w:rPr>
+          <w:rFonts w:ascii="Times New Roman" w:hAnsi="Times New Roman" w:eastAsia="Times New Roman" w:cs="Times New Roman"/>
+          <w:b w:val="false"/>
+          <w:b w:val="false"/>
+          <w:bCs w:val="false"/>
+          <w:sz w:val="24"/>
+          <w:szCs w:val="24"/>
+        </w:rPr>
+      </w:pPr>
+      <w:r>
+        <w:rPr>
+          <w:rFonts w:eastAsia="Times New Roman" w:cs="Times New Roman" w:ascii="Times New Roman" w:hAnsi="Times New Roman"/>
+          <w:b w:val="false"/>
+          <w:bCs w:val="false"/>
+          <w:sz w:val="24"/>
+          <w:szCs w:val="24"/>
+        </w:rPr>
+        <w:t xml:space="preserve">    </w:t>
+      </w:r>
+      <w:r>
+        <w:rPr>
+          <w:rFonts w:eastAsia="Times New Roman" w:cs="Times New Roman" w:ascii="Times New Roman" w:hAnsi="Times New Roman"/>
+          <w:b w:val="false"/>
+          <w:bCs w:val="false"/>
+          <w:sz w:val="24"/>
+          <w:szCs w:val="24"/>
+        </w:rPr>
+        <w:t>funcao VARCHAR(120) NOT NULL,</w:t>
+      </w:r>
+    </w:p>
+    <w:p>
+      <w:pPr>
+        <w:pStyle w:val="Normal"/>
+        <w:spacing w:before="40" w:after="0"/>
+        <w:contextualSpacing/>
+        <w:jc w:val="both"/>
+        <w:rPr>
+          <w:rFonts w:ascii="Times New Roman" w:hAnsi="Times New Roman" w:eastAsia="Times New Roman" w:cs="Times New Roman"/>
+          <w:b w:val="false"/>
+          <w:b w:val="false"/>
+          <w:bCs w:val="false"/>
+          <w:sz w:val="24"/>
+          <w:szCs w:val="24"/>
+        </w:rPr>
+      </w:pPr>
+      <w:r>
+        <w:rPr>
+          <w:rFonts w:eastAsia="Times New Roman" w:cs="Times New Roman" w:ascii="Times New Roman" w:hAnsi="Times New Roman"/>
+          <w:b w:val="false"/>
+          <w:bCs w:val="false"/>
+          <w:sz w:val="24"/>
+          <w:szCs w:val="24"/>
+        </w:rPr>
+        <w:t xml:space="preserve">    </w:t>
+      </w:r>
+      <w:r>
+        <w:rPr>
+          <w:rFonts w:eastAsia="Times New Roman" w:cs="Times New Roman" w:ascii="Times New Roman" w:hAnsi="Times New Roman"/>
+          <w:b w:val="false"/>
+          <w:bCs w:val="false"/>
+          <w:sz w:val="24"/>
+          <w:szCs w:val="24"/>
+        </w:rPr>
+        <w:t>PRIMARY KEY (id)</w:t>
+      </w:r>
+    </w:p>
+    <w:p>
+      <w:pPr>
+        <w:pStyle w:val="Normal"/>
+        <w:spacing w:before="40" w:after="0"/>
+        <w:contextualSpacing/>
+        <w:jc w:val="both"/>
+        <w:rPr>
+          <w:rFonts w:ascii="Times New Roman" w:hAnsi="Times New Roman" w:eastAsia="Times New Roman" w:cs="Times New Roman"/>
+          <w:b w:val="false"/>
+          <w:b w:val="false"/>
+          <w:bCs w:val="false"/>
+          <w:sz w:val="24"/>
+          <w:szCs w:val="24"/>
+        </w:rPr>
+      </w:pPr>
+      <w:r>
+        <w:rPr>
+          <w:rFonts w:eastAsia="Times New Roman" w:cs="Times New Roman" w:ascii="Times New Roman" w:hAnsi="Times New Roman"/>
+          <w:b w:val="false"/>
+          <w:bCs w:val="false"/>
+          <w:sz w:val="24"/>
+          <w:szCs w:val="24"/>
+        </w:rPr>
+        <w:t>);</w:t>
+      </w:r>
+    </w:p>
+    <w:p>
+      <w:pPr>
+        <w:pStyle w:val="Normal"/>
+        <w:spacing w:before="40" w:after="0"/>
+        <w:contextualSpacing/>
+        <w:jc w:val="both"/>
+        <w:rPr>
+          <w:rFonts w:ascii="Times New Roman" w:hAnsi="Times New Roman" w:eastAsia="Times New Roman" w:cs="Times New Roman"/>
+          <w:b w:val="false"/>
+          <w:b w:val="false"/>
+          <w:bCs w:val="false"/>
+          <w:sz w:val="24"/>
+          <w:szCs w:val="24"/>
+        </w:rPr>
+      </w:pPr>
+      <w:r>
+        <w:rPr>
+          <w:rFonts w:eastAsia="Times New Roman" w:cs="Times New Roman" w:ascii="Times New Roman" w:hAnsi="Times New Roman"/>
+          <w:b w:val="false"/>
+          <w:bCs w:val="false"/>
+          <w:sz w:val="24"/>
+          <w:szCs w:val="24"/>
+        </w:rPr>
+      </w:r>
+    </w:p>
+    <w:p>
+      <w:pPr>
+        <w:pStyle w:val="Normal"/>
+        <w:spacing w:before="40" w:after="0"/>
+        <w:contextualSpacing/>
+        <w:jc w:val="both"/>
+        <w:rPr>
+          <w:rFonts w:ascii="Times New Roman" w:hAnsi="Times New Roman" w:eastAsia="Times New Roman" w:cs="Times New Roman"/>
+          <w:b w:val="false"/>
+          <w:b w:val="false"/>
+          <w:bCs w:val="false"/>
+          <w:sz w:val="24"/>
+          <w:szCs w:val="24"/>
+        </w:rPr>
+      </w:pPr>
+      <w:r>
+        <w:rPr>
+          <w:rFonts w:eastAsia="Times New Roman" w:cs="Times New Roman" w:ascii="Times New Roman" w:hAnsi="Times New Roman"/>
+          <w:b w:val="false"/>
+          <w:bCs w:val="false"/>
+          <w:sz w:val="24"/>
+          <w:szCs w:val="24"/>
+        </w:rPr>
+        <w:t>CREATE TABLE IF NOT EXISTS medicos (</w:t>
+      </w:r>
+    </w:p>
+    <w:p>
+      <w:pPr>
+        <w:pStyle w:val="Normal"/>
+        <w:spacing w:before="40" w:after="0"/>
+        <w:contextualSpacing/>
+        <w:jc w:val="both"/>
+        <w:rPr>
+          <w:rFonts w:ascii="Times New Roman" w:hAnsi="Times New Roman" w:eastAsia="Times New Roman" w:cs="Times New Roman"/>
+          <w:b w:val="false"/>
+          <w:b w:val="false"/>
+          <w:bCs w:val="false"/>
+          <w:sz w:val="24"/>
+          <w:szCs w:val="24"/>
+        </w:rPr>
+      </w:pPr>
+      <w:r>
+        <w:rPr>
+          <w:rFonts w:eastAsia="Times New Roman" w:cs="Times New Roman" w:ascii="Times New Roman" w:hAnsi="Times New Roman"/>
+          <w:b w:val="false"/>
+          <w:bCs w:val="false"/>
+          <w:sz w:val="24"/>
+          <w:szCs w:val="24"/>
+        </w:rPr>
+        <w:t xml:space="preserve">    </w:t>
+      </w:r>
+      <w:r>
+        <w:rPr>
+          <w:rFonts w:eastAsia="Times New Roman" w:cs="Times New Roman" w:ascii="Times New Roman" w:hAnsi="Times New Roman"/>
+          <w:b w:val="false"/>
+          <w:bCs w:val="false"/>
+          <w:sz w:val="24"/>
+          <w:szCs w:val="24"/>
+        </w:rPr>
+        <w:t>id INT NOT NULL AUTO_INCREMENT,</w:t>
+      </w:r>
+    </w:p>
+    <w:p>
+      <w:pPr>
+        <w:pStyle w:val="Normal"/>
+        <w:spacing w:before="40" w:after="0"/>
+        <w:contextualSpacing/>
+        <w:jc w:val="both"/>
+        <w:rPr>
+          <w:rFonts w:ascii="Times New Roman" w:hAnsi="Times New Roman" w:eastAsia="Times New Roman" w:cs="Times New Roman"/>
+          <w:b w:val="false"/>
+          <w:b w:val="false"/>
+          <w:bCs w:val="false"/>
+          <w:sz w:val="24"/>
+          <w:szCs w:val="24"/>
+        </w:rPr>
+      </w:pPr>
+      <w:r>
+        <w:rPr>
+          <w:rFonts w:eastAsia="Times New Roman" w:cs="Times New Roman" w:ascii="Times New Roman" w:hAnsi="Times New Roman"/>
+          <w:b w:val="false"/>
+          <w:bCs w:val="false"/>
+          <w:sz w:val="24"/>
+          <w:szCs w:val="24"/>
+        </w:rPr>
+        <w:t xml:space="preserve">    </w:t>
+      </w:r>
+      <w:r>
+        <w:rPr>
+          <w:rFonts w:eastAsia="Times New Roman" w:cs="Times New Roman" w:ascii="Times New Roman" w:hAnsi="Times New Roman"/>
+          <w:b w:val="false"/>
+          <w:bCs w:val="false"/>
+          <w:sz w:val="24"/>
+          <w:szCs w:val="24"/>
+        </w:rPr>
+        <w:t>nome VARCHAR(255) NOT NULL,</w:t>
+      </w:r>
+    </w:p>
+    <w:p>
+      <w:pPr>
+        <w:pStyle w:val="Normal"/>
+        <w:spacing w:before="40" w:after="0"/>
+        <w:contextualSpacing/>
+        <w:jc w:val="both"/>
+        <w:rPr>
+          <w:rFonts w:ascii="Times New Roman" w:hAnsi="Times New Roman" w:eastAsia="Times New Roman" w:cs="Times New Roman"/>
+          <w:b w:val="false"/>
+          <w:b w:val="false"/>
+          <w:bCs w:val="false"/>
+          <w:sz w:val="24"/>
+          <w:szCs w:val="24"/>
+        </w:rPr>
+      </w:pPr>
+      <w:r>
+        <w:rPr>
+          <w:rFonts w:eastAsia="Times New Roman" w:cs="Times New Roman" w:ascii="Times New Roman" w:hAnsi="Times New Roman"/>
+          <w:b w:val="false"/>
+          <w:bCs w:val="false"/>
+          <w:sz w:val="24"/>
+          <w:szCs w:val="24"/>
+        </w:rPr>
+        <w:t xml:space="preserve">    </w:t>
+      </w:r>
+      <w:r>
+        <w:rPr>
+          <w:rFonts w:eastAsia="Times New Roman" w:cs="Times New Roman" w:ascii="Times New Roman" w:hAnsi="Times New Roman"/>
+          <w:b w:val="false"/>
+          <w:bCs w:val="false"/>
+          <w:sz w:val="24"/>
+          <w:szCs w:val="24"/>
+        </w:rPr>
+        <w:t>data_nasc DATE NOT NULL,</w:t>
+      </w:r>
+    </w:p>
+    <w:p>
+      <w:pPr>
+        <w:pStyle w:val="Normal"/>
+        <w:spacing w:before="40" w:after="0"/>
+        <w:contextualSpacing/>
+        <w:jc w:val="both"/>
+        <w:rPr>
+          <w:rFonts w:ascii="Times New Roman" w:hAnsi="Times New Roman" w:eastAsia="Times New Roman" w:cs="Times New Roman"/>
+          <w:b w:val="false"/>
+          <w:b w:val="false"/>
+          <w:bCs w:val="false"/>
+          <w:sz w:val="24"/>
+          <w:szCs w:val="24"/>
+        </w:rPr>
+      </w:pPr>
+      <w:r>
+        <w:rPr>
+          <w:rFonts w:eastAsia="Times New Roman" w:cs="Times New Roman" w:ascii="Times New Roman" w:hAnsi="Times New Roman"/>
+          <w:b w:val="false"/>
+          <w:bCs w:val="false"/>
+          <w:sz w:val="24"/>
+          <w:szCs w:val="24"/>
+        </w:rPr>
+        <w:t xml:space="preserve">    </w:t>
+      </w:r>
+      <w:r>
+        <w:rPr>
+          <w:rFonts w:eastAsia="Times New Roman" w:cs="Times New Roman" w:ascii="Times New Roman" w:hAnsi="Times New Roman"/>
+          <w:b w:val="false"/>
+          <w:bCs w:val="false"/>
+          <w:sz w:val="24"/>
+          <w:szCs w:val="24"/>
+        </w:rPr>
+        <w:t>endereco VARCHAR(255) NOT NULL,</w:t>
+      </w:r>
+    </w:p>
+    <w:p>
+      <w:pPr>
+        <w:pStyle w:val="Normal"/>
+        <w:spacing w:before="40" w:after="0"/>
+        <w:contextualSpacing/>
+        <w:jc w:val="both"/>
+        <w:rPr>
+          <w:rFonts w:ascii="Times New Roman" w:hAnsi="Times New Roman" w:eastAsia="Times New Roman" w:cs="Times New Roman"/>
+          <w:b w:val="false"/>
+          <w:b w:val="false"/>
+          <w:bCs w:val="false"/>
+          <w:sz w:val="24"/>
+          <w:szCs w:val="24"/>
+        </w:rPr>
+      </w:pPr>
+      <w:r>
+        <w:rPr>
+          <w:rFonts w:eastAsia="Times New Roman" w:cs="Times New Roman" w:ascii="Times New Roman" w:hAnsi="Times New Roman"/>
+          <w:b w:val="false"/>
+          <w:bCs w:val="false"/>
+          <w:sz w:val="24"/>
+          <w:szCs w:val="24"/>
+        </w:rPr>
+        <w:t xml:space="preserve">    </w:t>
+      </w:r>
+      <w:r>
+        <w:rPr>
+          <w:rFonts w:eastAsia="Times New Roman" w:cs="Times New Roman" w:ascii="Times New Roman" w:hAnsi="Times New Roman"/>
+          <w:b w:val="false"/>
+          <w:bCs w:val="false"/>
+          <w:sz w:val="24"/>
+          <w:szCs w:val="24"/>
+        </w:rPr>
+        <w:t>telefone  VARCHAR(20) NOT NULL,</w:t>
+      </w:r>
+    </w:p>
+    <w:p>
+      <w:pPr>
+        <w:pStyle w:val="Normal"/>
+        <w:spacing w:before="40" w:after="0"/>
+        <w:contextualSpacing/>
+        <w:jc w:val="both"/>
+        <w:rPr>
+          <w:rFonts w:ascii="Times New Roman" w:hAnsi="Times New Roman" w:eastAsia="Times New Roman" w:cs="Times New Roman"/>
+          <w:b w:val="false"/>
+          <w:b w:val="false"/>
+          <w:bCs w:val="false"/>
+          <w:sz w:val="24"/>
+          <w:szCs w:val="24"/>
+        </w:rPr>
+      </w:pPr>
+      <w:r>
+        <w:rPr>
+          <w:rFonts w:eastAsia="Times New Roman" w:cs="Times New Roman" w:ascii="Times New Roman" w:hAnsi="Times New Roman"/>
+          <w:b w:val="false"/>
+          <w:bCs w:val="false"/>
+          <w:sz w:val="24"/>
+          <w:szCs w:val="24"/>
+        </w:rPr>
+        <w:t xml:space="preserve">    </w:t>
+      </w:r>
+      <w:r>
+        <w:rPr>
+          <w:rFonts w:eastAsia="Times New Roman" w:cs="Times New Roman" w:ascii="Times New Roman" w:hAnsi="Times New Roman"/>
+          <w:b w:val="false"/>
+          <w:bCs w:val="false"/>
+          <w:sz w:val="24"/>
+          <w:szCs w:val="24"/>
+        </w:rPr>
+        <w:t>email VARCHAR(255) NOT NULL,</w:t>
+      </w:r>
+    </w:p>
+    <w:p>
+      <w:pPr>
+        <w:pStyle w:val="Normal"/>
+        <w:spacing w:before="40" w:after="0"/>
+        <w:contextualSpacing/>
+        <w:jc w:val="both"/>
+        <w:rPr>
+          <w:rFonts w:ascii="Times New Roman" w:hAnsi="Times New Roman" w:eastAsia="Times New Roman" w:cs="Times New Roman"/>
+          <w:b w:val="false"/>
+          <w:b w:val="false"/>
+          <w:bCs w:val="false"/>
+          <w:sz w:val="24"/>
+          <w:szCs w:val="24"/>
+        </w:rPr>
+      </w:pPr>
+      <w:r>
+        <w:rPr>
+          <w:rFonts w:eastAsia="Times New Roman" w:cs="Times New Roman" w:ascii="Times New Roman" w:hAnsi="Times New Roman"/>
+          <w:b w:val="false"/>
+          <w:bCs w:val="false"/>
+          <w:sz w:val="24"/>
+          <w:szCs w:val="24"/>
+        </w:rPr>
+        <w:t xml:space="preserve">    </w:t>
+      </w:r>
+      <w:r>
+        <w:rPr>
+          <w:rFonts w:eastAsia="Times New Roman" w:cs="Times New Roman" w:ascii="Times New Roman" w:hAnsi="Times New Roman"/>
+          <w:b w:val="false"/>
+          <w:bCs w:val="false"/>
+          <w:sz w:val="24"/>
+          <w:szCs w:val="24"/>
+        </w:rPr>
+        <w:t>avatar BLOB,</w:t>
+      </w:r>
+    </w:p>
+    <w:p>
+      <w:pPr>
+        <w:pStyle w:val="Normal"/>
+        <w:spacing w:before="40" w:after="0"/>
+        <w:contextualSpacing/>
+        <w:jc w:val="both"/>
+        <w:rPr>
+          <w:rFonts w:ascii="Times New Roman" w:hAnsi="Times New Roman" w:eastAsia="Times New Roman" w:cs="Times New Roman"/>
+          <w:b w:val="false"/>
+          <w:b w:val="false"/>
+          <w:bCs w:val="false"/>
+          <w:sz w:val="24"/>
+          <w:szCs w:val="24"/>
+        </w:rPr>
+      </w:pPr>
+      <w:r>
+        <w:rPr>
+          <w:rFonts w:eastAsia="Times New Roman" w:cs="Times New Roman" w:ascii="Times New Roman" w:hAnsi="Times New Roman"/>
+          <w:b w:val="false"/>
+          <w:bCs w:val="false"/>
+          <w:sz w:val="24"/>
+          <w:szCs w:val="24"/>
+        </w:rPr>
+        <w:t xml:space="preserve">    </w:t>
+      </w:r>
+      <w:r>
+        <w:rPr>
+          <w:rFonts w:eastAsia="Times New Roman" w:cs="Times New Roman" w:ascii="Times New Roman" w:hAnsi="Times New Roman"/>
+          <w:b w:val="false"/>
+          <w:bCs w:val="false"/>
+          <w:sz w:val="24"/>
+          <w:szCs w:val="24"/>
+        </w:rPr>
+        <w:t>crm VARCHAR(255) NOT NULL,</w:t>
+      </w:r>
+    </w:p>
+    <w:p>
+      <w:pPr>
+        <w:pStyle w:val="Normal"/>
+        <w:spacing w:before="40" w:after="0"/>
+        <w:contextualSpacing/>
+        <w:jc w:val="both"/>
+        <w:rPr>
+          <w:rFonts w:ascii="Times New Roman" w:hAnsi="Times New Roman" w:eastAsia="Times New Roman" w:cs="Times New Roman"/>
+          <w:b w:val="false"/>
+          <w:b w:val="false"/>
+          <w:bCs w:val="false"/>
+          <w:sz w:val="24"/>
+          <w:szCs w:val="24"/>
+        </w:rPr>
+      </w:pPr>
+      <w:r>
+        <w:rPr>
+          <w:rFonts w:eastAsia="Times New Roman" w:cs="Times New Roman" w:ascii="Times New Roman" w:hAnsi="Times New Roman"/>
+          <w:b w:val="false"/>
+          <w:bCs w:val="false"/>
+          <w:sz w:val="24"/>
+          <w:szCs w:val="24"/>
+        </w:rPr>
+        <w:t xml:space="preserve">    </w:t>
+      </w:r>
+      <w:r>
+        <w:rPr>
+          <w:rFonts w:eastAsia="Times New Roman" w:cs="Times New Roman" w:ascii="Times New Roman" w:hAnsi="Times New Roman"/>
+          <w:b w:val="false"/>
+          <w:bCs w:val="false"/>
+          <w:sz w:val="24"/>
+          <w:szCs w:val="24"/>
+        </w:rPr>
+        <w:t>PRIMARY KEY (id)</w:t>
+      </w:r>
+    </w:p>
+    <w:p>
+      <w:pPr>
+        <w:pStyle w:val="Normal"/>
+        <w:spacing w:before="40" w:after="0"/>
+        <w:contextualSpacing/>
+        <w:jc w:val="both"/>
+        <w:rPr>
+          <w:rFonts w:ascii="Times New Roman" w:hAnsi="Times New Roman" w:eastAsia="Times New Roman" w:cs="Times New Roman"/>
+          <w:b w:val="false"/>
+          <w:b w:val="false"/>
+          <w:bCs w:val="false"/>
+          <w:sz w:val="24"/>
+          <w:szCs w:val="24"/>
+        </w:rPr>
+      </w:pPr>
+      <w:r>
+        <w:rPr>
+          <w:rFonts w:eastAsia="Times New Roman" w:cs="Times New Roman" w:ascii="Times New Roman" w:hAnsi="Times New Roman"/>
+          <w:b w:val="false"/>
+          <w:bCs w:val="false"/>
+          <w:sz w:val="24"/>
+          <w:szCs w:val="24"/>
+        </w:rPr>
+        <w:t>);</w:t>
+      </w:r>
+    </w:p>
+    <w:p>
+      <w:pPr>
+        <w:pStyle w:val="Normal"/>
+        <w:spacing w:before="40" w:after="0"/>
+        <w:contextualSpacing/>
+        <w:jc w:val="both"/>
+        <w:rPr>
+          <w:rFonts w:ascii="Times New Roman" w:hAnsi="Times New Roman" w:eastAsia="Times New Roman" w:cs="Times New Roman"/>
+          <w:b w:val="false"/>
+          <w:b w:val="false"/>
+          <w:bCs w:val="false"/>
+          <w:sz w:val="24"/>
+          <w:szCs w:val="24"/>
+        </w:rPr>
+      </w:pPr>
+      <w:r>
+        <w:rPr>
+          <w:rFonts w:eastAsia="Times New Roman" w:cs="Times New Roman" w:ascii="Times New Roman" w:hAnsi="Times New Roman"/>
+          <w:b w:val="false"/>
+          <w:bCs w:val="false"/>
+          <w:sz w:val="24"/>
+          <w:szCs w:val="24"/>
+        </w:rPr>
+      </w:r>
+    </w:p>
+    <w:p>
+      <w:pPr>
+        <w:pStyle w:val="Normal"/>
+        <w:spacing w:before="40" w:after="0"/>
+        <w:contextualSpacing/>
+        <w:jc w:val="both"/>
+        <w:rPr>
+          <w:rFonts w:ascii="Times New Roman" w:hAnsi="Times New Roman" w:eastAsia="Times New Roman" w:cs="Times New Roman"/>
+          <w:b w:val="false"/>
+          <w:b w:val="false"/>
+          <w:bCs w:val="false"/>
+          <w:sz w:val="24"/>
+          <w:szCs w:val="24"/>
+        </w:rPr>
+      </w:pPr>
+      <w:r>
+        <w:rPr>
+          <w:rFonts w:eastAsia="Times New Roman" w:cs="Times New Roman" w:ascii="Times New Roman" w:hAnsi="Times New Roman"/>
+          <w:b w:val="false"/>
+          <w:bCs w:val="false"/>
+          <w:sz w:val="24"/>
+          <w:szCs w:val="24"/>
+        </w:rPr>
+        <w:t>CREATE TABLE unidades_associacoes (</w:t>
+      </w:r>
+    </w:p>
+    <w:p>
+      <w:pPr>
+        <w:pStyle w:val="Normal"/>
+        <w:spacing w:before="40" w:after="0"/>
+        <w:contextualSpacing/>
+        <w:jc w:val="both"/>
+        <w:rPr>
+          <w:rFonts w:ascii="Times New Roman" w:hAnsi="Times New Roman" w:eastAsia="Times New Roman" w:cs="Times New Roman"/>
+          <w:b w:val="false"/>
+          <w:b w:val="false"/>
+          <w:bCs w:val="false"/>
+          <w:sz w:val="24"/>
+          <w:szCs w:val="24"/>
+        </w:rPr>
+      </w:pPr>
+      <w:r>
+        <w:rPr>
+          <w:rFonts w:eastAsia="Times New Roman" w:cs="Times New Roman" w:ascii="Times New Roman" w:hAnsi="Times New Roman"/>
+          <w:b w:val="false"/>
+          <w:bCs w:val="false"/>
+          <w:sz w:val="24"/>
+          <w:szCs w:val="24"/>
+        </w:rPr>
+        <w:t xml:space="preserve">    </w:t>
+      </w:r>
+      <w:r>
+        <w:rPr>
+          <w:rFonts w:eastAsia="Times New Roman" w:cs="Times New Roman" w:ascii="Times New Roman" w:hAnsi="Times New Roman"/>
+          <w:b w:val="false"/>
+          <w:bCs w:val="false"/>
+          <w:sz w:val="24"/>
+          <w:szCs w:val="24"/>
+        </w:rPr>
+        <w:t>id INT NOT NULL AUTO_INCREMENT,</w:t>
+      </w:r>
+    </w:p>
+    <w:p>
+      <w:pPr>
+        <w:pStyle w:val="Normal"/>
+        <w:spacing w:before="40" w:after="0"/>
+        <w:contextualSpacing/>
+        <w:jc w:val="both"/>
+        <w:rPr>
+          <w:rFonts w:ascii="Times New Roman" w:hAnsi="Times New Roman" w:eastAsia="Times New Roman" w:cs="Times New Roman"/>
+          <w:b w:val="false"/>
+          <w:b w:val="false"/>
+          <w:bCs w:val="false"/>
+          <w:sz w:val="24"/>
+          <w:szCs w:val="24"/>
+        </w:rPr>
+      </w:pPr>
+      <w:r>
+        <w:rPr>
+          <w:rFonts w:eastAsia="Times New Roman" w:cs="Times New Roman" w:ascii="Times New Roman" w:hAnsi="Times New Roman"/>
+          <w:b w:val="false"/>
+          <w:bCs w:val="false"/>
+          <w:sz w:val="24"/>
+          <w:szCs w:val="24"/>
+        </w:rPr>
+        <w:t xml:space="preserve">    </w:t>
+      </w:r>
+      <w:r>
+        <w:rPr>
+          <w:rFonts w:eastAsia="Times New Roman" w:cs="Times New Roman" w:ascii="Times New Roman" w:hAnsi="Times New Roman"/>
+          <w:b w:val="false"/>
+          <w:bCs w:val="false"/>
+          <w:sz w:val="24"/>
+          <w:szCs w:val="24"/>
+        </w:rPr>
+        <w:t>unidade_id INT,</w:t>
+      </w:r>
+    </w:p>
+    <w:p>
+      <w:pPr>
+        <w:pStyle w:val="Normal"/>
+        <w:spacing w:before="40" w:after="0"/>
+        <w:contextualSpacing/>
+        <w:jc w:val="both"/>
+        <w:rPr>
+          <w:rFonts w:ascii="Times New Roman" w:hAnsi="Times New Roman" w:eastAsia="Times New Roman" w:cs="Times New Roman"/>
+          <w:b w:val="false"/>
+          <w:b w:val="false"/>
+          <w:bCs w:val="false"/>
+          <w:sz w:val="24"/>
+          <w:szCs w:val="24"/>
+        </w:rPr>
+      </w:pPr>
+      <w:r>
+        <w:rPr>
+          <w:rFonts w:eastAsia="Times New Roman" w:cs="Times New Roman" w:ascii="Times New Roman" w:hAnsi="Times New Roman"/>
+          <w:b w:val="false"/>
+          <w:bCs w:val="false"/>
+          <w:sz w:val="24"/>
+          <w:szCs w:val="24"/>
+        </w:rPr>
+        <w:t xml:space="preserve">    </w:t>
+      </w:r>
+      <w:r>
+        <w:rPr>
+          <w:rFonts w:eastAsia="Times New Roman" w:cs="Times New Roman" w:ascii="Times New Roman" w:hAnsi="Times New Roman"/>
+          <w:b w:val="false"/>
+          <w:bCs w:val="false"/>
+          <w:sz w:val="24"/>
+          <w:szCs w:val="24"/>
+        </w:rPr>
+        <w:t>paciente_id INT,</w:t>
+      </w:r>
+    </w:p>
+    <w:p>
+      <w:pPr>
+        <w:pStyle w:val="Normal"/>
+        <w:spacing w:before="40" w:after="0"/>
+        <w:contextualSpacing/>
+        <w:jc w:val="both"/>
+        <w:rPr>
+          <w:rFonts w:ascii="Times New Roman" w:hAnsi="Times New Roman" w:eastAsia="Times New Roman" w:cs="Times New Roman"/>
+          <w:b w:val="false"/>
+          <w:b w:val="false"/>
+          <w:bCs w:val="false"/>
+          <w:sz w:val="24"/>
+          <w:szCs w:val="24"/>
+        </w:rPr>
+      </w:pPr>
+      <w:r>
+        <w:rPr>
+          <w:rFonts w:eastAsia="Times New Roman" w:cs="Times New Roman" w:ascii="Times New Roman" w:hAnsi="Times New Roman"/>
+          <w:b w:val="false"/>
+          <w:bCs w:val="false"/>
+          <w:sz w:val="24"/>
+          <w:szCs w:val="24"/>
+        </w:rPr>
+        <w:t xml:space="preserve">    </w:t>
+      </w:r>
+      <w:r>
+        <w:rPr>
+          <w:rFonts w:eastAsia="Times New Roman" w:cs="Times New Roman" w:ascii="Times New Roman" w:hAnsi="Times New Roman"/>
+          <w:b w:val="false"/>
+          <w:bCs w:val="false"/>
+          <w:sz w:val="24"/>
+          <w:szCs w:val="24"/>
+        </w:rPr>
+        <w:t>funcionario_id INT,</w:t>
+      </w:r>
+    </w:p>
+    <w:p>
+      <w:pPr>
+        <w:pStyle w:val="Normal"/>
+        <w:spacing w:before="40" w:after="0"/>
+        <w:contextualSpacing/>
+        <w:jc w:val="both"/>
+        <w:rPr>
+          <w:rFonts w:ascii="Times New Roman" w:hAnsi="Times New Roman" w:eastAsia="Times New Roman" w:cs="Times New Roman"/>
+          <w:b w:val="false"/>
+          <w:b w:val="false"/>
+          <w:bCs w:val="false"/>
+          <w:sz w:val="24"/>
+          <w:szCs w:val="24"/>
+        </w:rPr>
+      </w:pPr>
+      <w:r>
+        <w:rPr>
+          <w:rFonts w:eastAsia="Times New Roman" w:cs="Times New Roman" w:ascii="Times New Roman" w:hAnsi="Times New Roman"/>
+          <w:b w:val="false"/>
+          <w:bCs w:val="false"/>
+          <w:sz w:val="24"/>
+          <w:szCs w:val="24"/>
+        </w:rPr>
+        <w:t xml:space="preserve">    </w:t>
+      </w:r>
+      <w:r>
+        <w:rPr>
+          <w:rFonts w:eastAsia="Times New Roman" w:cs="Times New Roman" w:ascii="Times New Roman" w:hAnsi="Times New Roman"/>
+          <w:b w:val="false"/>
+          <w:bCs w:val="false"/>
+          <w:sz w:val="24"/>
+          <w:szCs w:val="24"/>
+        </w:rPr>
+        <w:t xml:space="preserve">medico_id INT,    </w:t>
+      </w:r>
+    </w:p>
+    <w:p>
+      <w:pPr>
+        <w:pStyle w:val="Normal"/>
+        <w:spacing w:before="40" w:after="0"/>
+        <w:contextualSpacing/>
+        <w:jc w:val="both"/>
+        <w:rPr>
+          <w:rFonts w:ascii="Times New Roman" w:hAnsi="Times New Roman" w:eastAsia="Times New Roman" w:cs="Times New Roman"/>
+          <w:b w:val="false"/>
+          <w:b w:val="false"/>
+          <w:bCs w:val="false"/>
+          <w:sz w:val="24"/>
+          <w:szCs w:val="24"/>
+        </w:rPr>
+      </w:pPr>
+      <w:r>
+        <w:rPr>
+          <w:rFonts w:eastAsia="Times New Roman" w:cs="Times New Roman" w:ascii="Times New Roman" w:hAnsi="Times New Roman"/>
+          <w:b w:val="false"/>
+          <w:bCs w:val="false"/>
+          <w:sz w:val="24"/>
+          <w:szCs w:val="24"/>
+        </w:rPr>
+        <w:t xml:space="preserve">    </w:t>
+      </w:r>
+      <w:r>
+        <w:rPr>
+          <w:rFonts w:eastAsia="Times New Roman" w:cs="Times New Roman" w:ascii="Times New Roman" w:hAnsi="Times New Roman"/>
+          <w:b w:val="false"/>
+          <w:bCs w:val="false"/>
+          <w:sz w:val="24"/>
+          <w:szCs w:val="24"/>
+        </w:rPr>
+        <w:t>FOREIGN KEY (unidade_id) REFERENCES unidades(id),</w:t>
+      </w:r>
+    </w:p>
+    <w:p>
+      <w:pPr>
+        <w:pStyle w:val="Normal"/>
+        <w:spacing w:before="40" w:after="0"/>
+        <w:contextualSpacing/>
+        <w:jc w:val="both"/>
+        <w:rPr>
+          <w:rFonts w:ascii="Times New Roman" w:hAnsi="Times New Roman" w:eastAsia="Times New Roman" w:cs="Times New Roman"/>
+          <w:b w:val="false"/>
+          <w:b w:val="false"/>
+          <w:bCs w:val="false"/>
+          <w:sz w:val="24"/>
+          <w:szCs w:val="24"/>
+        </w:rPr>
+      </w:pPr>
+      <w:r>
+        <w:rPr>
+          <w:rFonts w:eastAsia="Times New Roman" w:cs="Times New Roman" w:ascii="Times New Roman" w:hAnsi="Times New Roman"/>
+          <w:b w:val="false"/>
+          <w:bCs w:val="false"/>
+          <w:sz w:val="24"/>
+          <w:szCs w:val="24"/>
+        </w:rPr>
+        <w:t xml:space="preserve">    </w:t>
+      </w:r>
+      <w:r>
+        <w:rPr>
+          <w:rFonts w:eastAsia="Times New Roman" w:cs="Times New Roman" w:ascii="Times New Roman" w:hAnsi="Times New Roman"/>
+          <w:b w:val="false"/>
+          <w:bCs w:val="false"/>
+          <w:sz w:val="24"/>
+          <w:szCs w:val="24"/>
+        </w:rPr>
+        <w:t>FOREIGN KEY (paciente_id) REFERENCES pacientes(id),</w:t>
+      </w:r>
+    </w:p>
+    <w:p>
+      <w:pPr>
+        <w:pStyle w:val="Normal"/>
+        <w:spacing w:before="40" w:after="0"/>
+        <w:contextualSpacing/>
+        <w:jc w:val="both"/>
+        <w:rPr>
+          <w:rFonts w:ascii="Times New Roman" w:hAnsi="Times New Roman" w:eastAsia="Times New Roman" w:cs="Times New Roman"/>
+          <w:b w:val="false"/>
+          <w:b w:val="false"/>
+          <w:bCs w:val="false"/>
+          <w:sz w:val="24"/>
+          <w:szCs w:val="24"/>
+        </w:rPr>
+      </w:pPr>
+      <w:r>
+        <w:rPr>
+          <w:rFonts w:eastAsia="Times New Roman" w:cs="Times New Roman" w:ascii="Times New Roman" w:hAnsi="Times New Roman"/>
+          <w:b w:val="false"/>
+          <w:bCs w:val="false"/>
+          <w:sz w:val="24"/>
+          <w:szCs w:val="24"/>
+        </w:rPr>
+        <w:t xml:space="preserve">    </w:t>
+      </w:r>
+      <w:r>
+        <w:rPr>
+          <w:rFonts w:eastAsia="Times New Roman" w:cs="Times New Roman" w:ascii="Times New Roman" w:hAnsi="Times New Roman"/>
+          <w:b w:val="false"/>
+          <w:bCs w:val="false"/>
+          <w:sz w:val="24"/>
+          <w:szCs w:val="24"/>
+        </w:rPr>
+        <w:t>FOREIGN KEY (funcionario_id) REFERENCES funcionarios(id),</w:t>
+      </w:r>
+    </w:p>
+    <w:p>
+      <w:pPr>
+        <w:pStyle w:val="Normal"/>
+        <w:spacing w:before="40" w:after="0"/>
+        <w:contextualSpacing/>
+        <w:jc w:val="both"/>
+        <w:rPr>
+          <w:rFonts w:ascii="Times New Roman" w:hAnsi="Times New Roman" w:eastAsia="Times New Roman" w:cs="Times New Roman"/>
+          <w:b w:val="false"/>
+          <w:b w:val="false"/>
+          <w:bCs w:val="false"/>
+          <w:sz w:val="24"/>
+          <w:szCs w:val="24"/>
+        </w:rPr>
+      </w:pPr>
+      <w:r>
+        <w:rPr>
+          <w:rFonts w:eastAsia="Times New Roman" w:cs="Times New Roman" w:ascii="Times New Roman" w:hAnsi="Times New Roman"/>
+          <w:b w:val="false"/>
+          <w:bCs w:val="false"/>
+          <w:sz w:val="24"/>
+          <w:szCs w:val="24"/>
+        </w:rPr>
+        <w:t xml:space="preserve">    </w:t>
+      </w:r>
+      <w:r>
+        <w:rPr>
+          <w:rFonts w:eastAsia="Times New Roman" w:cs="Times New Roman" w:ascii="Times New Roman" w:hAnsi="Times New Roman"/>
+          <w:b w:val="false"/>
+          <w:bCs w:val="false"/>
+          <w:sz w:val="24"/>
+          <w:szCs w:val="24"/>
+        </w:rPr>
+        <w:t>FOREIGN KEY (medico_id) REFERENCES medicos(id),</w:t>
+      </w:r>
+    </w:p>
+    <w:p>
+      <w:pPr>
+        <w:pStyle w:val="Normal"/>
+        <w:spacing w:before="40" w:after="0"/>
+        <w:contextualSpacing/>
+        <w:jc w:val="both"/>
+        <w:rPr>
+          <w:rFonts w:ascii="Times New Roman" w:hAnsi="Times New Roman" w:eastAsia="Times New Roman" w:cs="Times New Roman"/>
+          <w:b w:val="false"/>
+          <w:b w:val="false"/>
+          <w:bCs w:val="false"/>
+          <w:sz w:val="24"/>
+          <w:szCs w:val="24"/>
+        </w:rPr>
+      </w:pPr>
+      <w:r>
+        <w:rPr>
+          <w:rFonts w:eastAsia="Times New Roman" w:cs="Times New Roman" w:ascii="Times New Roman" w:hAnsi="Times New Roman"/>
+          <w:b w:val="false"/>
+          <w:bCs w:val="false"/>
+          <w:sz w:val="24"/>
+          <w:szCs w:val="24"/>
+        </w:rPr>
+        <w:t xml:space="preserve">    </w:t>
+      </w:r>
+      <w:r>
+        <w:rPr>
+          <w:rFonts w:eastAsia="Times New Roman" w:cs="Times New Roman" w:ascii="Times New Roman" w:hAnsi="Times New Roman"/>
+          <w:b w:val="false"/>
+          <w:bCs w:val="false"/>
+          <w:sz w:val="24"/>
+          <w:szCs w:val="24"/>
+        </w:rPr>
+        <w:t>PRIMARY KEY (id)</w:t>
+      </w:r>
+    </w:p>
+    <w:p>
+      <w:pPr>
+        <w:pStyle w:val="Normal"/>
+        <w:spacing w:before="40" w:after="0"/>
+        <w:contextualSpacing/>
+        <w:jc w:val="both"/>
+        <w:rPr>
+          <w:rFonts w:ascii="Times New Roman" w:hAnsi="Times New Roman" w:eastAsia="Times New Roman" w:cs="Times New Roman"/>
+          <w:b w:val="false"/>
+          <w:b w:val="false"/>
+          <w:bCs w:val="false"/>
+          <w:sz w:val="24"/>
+          <w:szCs w:val="24"/>
+        </w:rPr>
+      </w:pPr>
+      <w:r>
+        <w:rPr>
+          <w:rFonts w:eastAsia="Times New Roman" w:cs="Times New Roman" w:ascii="Times New Roman" w:hAnsi="Times New Roman"/>
+          <w:b w:val="false"/>
+          <w:bCs w:val="false"/>
+          <w:sz w:val="24"/>
+          <w:szCs w:val="24"/>
+        </w:rPr>
+        <w:t>);</w:t>
+      </w:r>
+    </w:p>
+    <w:p>
+      <w:pPr>
+        <w:pStyle w:val="Normal"/>
+        <w:spacing w:before="40" w:after="0"/>
+        <w:contextualSpacing/>
+        <w:jc w:val="both"/>
+        <w:rPr>
+          <w:rFonts w:ascii="Times New Roman" w:hAnsi="Times New Roman" w:eastAsia="Times New Roman" w:cs="Times New Roman"/>
+          <w:b w:val="false"/>
+          <w:b w:val="false"/>
+          <w:bCs w:val="false"/>
+          <w:sz w:val="24"/>
+          <w:szCs w:val="24"/>
+        </w:rPr>
+      </w:pPr>
+      <w:r>
+        <w:rPr>
+          <w:rFonts w:eastAsia="Times New Roman" w:cs="Times New Roman" w:ascii="Times New Roman" w:hAnsi="Times New Roman"/>
+          <w:b w:val="false"/>
+          <w:bCs w:val="false"/>
+          <w:sz w:val="24"/>
+          <w:szCs w:val="24"/>
+        </w:rPr>
+      </w:r>
+    </w:p>
+    <w:p>
+      <w:pPr>
+        <w:pStyle w:val="Normal"/>
+        <w:spacing w:before="40" w:after="0"/>
+        <w:contextualSpacing/>
+        <w:jc w:val="both"/>
+        <w:rPr>
+          <w:rFonts w:ascii="Times New Roman" w:hAnsi="Times New Roman" w:eastAsia="Times New Roman" w:cs="Times New Roman"/>
+          <w:b w:val="false"/>
+          <w:b w:val="false"/>
+          <w:bCs w:val="false"/>
+          <w:sz w:val="24"/>
+          <w:szCs w:val="24"/>
+        </w:rPr>
+      </w:pPr>
+      <w:r>
+        <w:rPr>
+          <w:rFonts w:eastAsia="Times New Roman" w:cs="Times New Roman" w:ascii="Times New Roman" w:hAnsi="Times New Roman"/>
+          <w:b w:val="false"/>
+          <w:bCs w:val="false"/>
+          <w:sz w:val="24"/>
+          <w:szCs w:val="24"/>
+        </w:rPr>
+        <w:t>CREATE TABLE IF NOT EXISTS comentarios (</w:t>
+      </w:r>
+    </w:p>
+    <w:p>
+      <w:pPr>
+        <w:pStyle w:val="Normal"/>
+        <w:spacing w:before="40" w:after="0"/>
+        <w:contextualSpacing/>
+        <w:jc w:val="both"/>
+        <w:rPr>
+          <w:rFonts w:ascii="Times New Roman" w:hAnsi="Times New Roman" w:eastAsia="Times New Roman" w:cs="Times New Roman"/>
+          <w:b w:val="false"/>
+          <w:b w:val="false"/>
+          <w:bCs w:val="false"/>
+          <w:sz w:val="24"/>
+          <w:szCs w:val="24"/>
+        </w:rPr>
+      </w:pPr>
+      <w:r>
+        <w:rPr>
+          <w:rFonts w:eastAsia="Times New Roman" w:cs="Times New Roman" w:ascii="Times New Roman" w:hAnsi="Times New Roman"/>
+          <w:b w:val="false"/>
+          <w:bCs w:val="false"/>
+          <w:sz w:val="24"/>
+          <w:szCs w:val="24"/>
+        </w:rPr>
+        <w:tab/>
+        <w:t>id INT NOT NULL AUTO_INCREMENT,</w:t>
+      </w:r>
+    </w:p>
+    <w:p>
+      <w:pPr>
+        <w:pStyle w:val="Normal"/>
+        <w:spacing w:before="40" w:after="0"/>
+        <w:contextualSpacing/>
+        <w:jc w:val="both"/>
+        <w:rPr>
+          <w:rFonts w:ascii="Times New Roman" w:hAnsi="Times New Roman" w:eastAsia="Times New Roman" w:cs="Times New Roman"/>
+          <w:b w:val="false"/>
+          <w:b w:val="false"/>
+          <w:bCs w:val="false"/>
+          <w:sz w:val="24"/>
+          <w:szCs w:val="24"/>
+        </w:rPr>
+      </w:pPr>
+      <w:r>
+        <w:rPr>
+          <w:rFonts w:eastAsia="Times New Roman" w:cs="Times New Roman" w:ascii="Times New Roman" w:hAnsi="Times New Roman"/>
+          <w:b w:val="false"/>
+          <w:bCs w:val="false"/>
+          <w:sz w:val="24"/>
+          <w:szCs w:val="24"/>
+        </w:rPr>
+        <w:tab/>
+        <w:t>data_coment DATE NOT NULL,</w:t>
+      </w:r>
+    </w:p>
+    <w:p>
+      <w:pPr>
+        <w:pStyle w:val="Normal"/>
+        <w:spacing w:before="40" w:after="0"/>
+        <w:contextualSpacing/>
+        <w:jc w:val="both"/>
+        <w:rPr>
+          <w:rFonts w:ascii="Times New Roman" w:hAnsi="Times New Roman" w:eastAsia="Times New Roman" w:cs="Times New Roman"/>
+          <w:b w:val="false"/>
+          <w:b w:val="false"/>
+          <w:bCs w:val="false"/>
+          <w:sz w:val="24"/>
+          <w:szCs w:val="24"/>
+        </w:rPr>
+      </w:pPr>
+      <w:r>
+        <w:rPr>
+          <w:rFonts w:eastAsia="Times New Roman" w:cs="Times New Roman" w:ascii="Times New Roman" w:hAnsi="Times New Roman"/>
+          <w:b w:val="false"/>
+          <w:bCs w:val="false"/>
+          <w:sz w:val="24"/>
+          <w:szCs w:val="24"/>
+        </w:rPr>
+        <w:tab/>
+        <w:t>tipo_coment ENUM('elogio', 'reclamacao') NOT NULL,</w:t>
+      </w:r>
+    </w:p>
+    <w:p>
+      <w:pPr>
+        <w:pStyle w:val="Normal"/>
+        <w:spacing w:before="40" w:after="0"/>
+        <w:contextualSpacing/>
+        <w:jc w:val="both"/>
+        <w:rPr>
+          <w:rFonts w:ascii="Times New Roman" w:hAnsi="Times New Roman" w:eastAsia="Times New Roman" w:cs="Times New Roman"/>
+          <w:b w:val="false"/>
+          <w:b w:val="false"/>
+          <w:bCs w:val="false"/>
+          <w:sz w:val="24"/>
+          <w:szCs w:val="24"/>
+        </w:rPr>
+      </w:pPr>
+      <w:r>
+        <w:rPr>
+          <w:rFonts w:eastAsia="Times New Roman" w:cs="Times New Roman" w:ascii="Times New Roman" w:hAnsi="Times New Roman"/>
+          <w:b w:val="false"/>
+          <w:bCs w:val="false"/>
+          <w:sz w:val="24"/>
+          <w:szCs w:val="24"/>
+        </w:rPr>
+        <w:tab/>
+        <w:t>descricao TEXT,</w:t>
+      </w:r>
+    </w:p>
+    <w:p>
+      <w:pPr>
+        <w:pStyle w:val="Normal"/>
+        <w:spacing w:before="40" w:after="0"/>
+        <w:contextualSpacing/>
+        <w:jc w:val="both"/>
+        <w:rPr>
+          <w:rFonts w:ascii="Times New Roman" w:hAnsi="Times New Roman" w:eastAsia="Times New Roman" w:cs="Times New Roman"/>
+          <w:b w:val="false"/>
+          <w:b w:val="false"/>
+          <w:bCs w:val="false"/>
+          <w:sz w:val="24"/>
+          <w:szCs w:val="24"/>
+        </w:rPr>
+      </w:pPr>
+      <w:r>
+        <w:rPr>
+          <w:rFonts w:eastAsia="Times New Roman" w:cs="Times New Roman" w:ascii="Times New Roman" w:hAnsi="Times New Roman"/>
+          <w:b w:val="false"/>
+          <w:bCs w:val="false"/>
+          <w:sz w:val="24"/>
+          <w:szCs w:val="24"/>
+        </w:rPr>
+        <w:tab/>
+        <w:t>paciente_id INT,</w:t>
+      </w:r>
+    </w:p>
+    <w:p>
+      <w:pPr>
+        <w:pStyle w:val="Normal"/>
+        <w:spacing w:before="40" w:after="0"/>
+        <w:contextualSpacing/>
+        <w:jc w:val="both"/>
+        <w:rPr>
+          <w:rFonts w:ascii="Times New Roman" w:hAnsi="Times New Roman" w:eastAsia="Times New Roman" w:cs="Times New Roman"/>
+          <w:b w:val="false"/>
+          <w:b w:val="false"/>
+          <w:bCs w:val="false"/>
+          <w:sz w:val="24"/>
+          <w:szCs w:val="24"/>
+        </w:rPr>
+      </w:pPr>
+      <w:r>
+        <w:rPr>
+          <w:rFonts w:eastAsia="Times New Roman" w:cs="Times New Roman" w:ascii="Times New Roman" w:hAnsi="Times New Roman"/>
+          <w:b w:val="false"/>
+          <w:bCs w:val="false"/>
+          <w:sz w:val="24"/>
+          <w:szCs w:val="24"/>
+        </w:rPr>
+        <w:t xml:space="preserve">           </w:t>
+      </w:r>
+      <w:r>
+        <w:rPr>
+          <w:rFonts w:eastAsia="Times New Roman" w:cs="Times New Roman" w:ascii="Times New Roman" w:hAnsi="Times New Roman"/>
+          <w:b w:val="false"/>
+          <w:bCs w:val="false"/>
+          <w:sz w:val="24"/>
+          <w:szCs w:val="24"/>
+        </w:rPr>
+        <w:t>FOREIGN KEY (paciente_id) REFERENCES pacientes(id),</w:t>
+      </w:r>
+    </w:p>
+    <w:p>
+      <w:pPr>
+        <w:pStyle w:val="Normal"/>
+        <w:spacing w:before="40" w:after="0"/>
+        <w:contextualSpacing/>
+        <w:jc w:val="both"/>
+        <w:rPr>
+          <w:rFonts w:ascii="Times New Roman" w:hAnsi="Times New Roman" w:eastAsia="Times New Roman" w:cs="Times New Roman"/>
+          <w:b w:val="false"/>
+          <w:b w:val="false"/>
+          <w:bCs w:val="false"/>
+          <w:sz w:val="24"/>
+          <w:szCs w:val="24"/>
+        </w:rPr>
+      </w:pPr>
+      <w:r>
+        <w:rPr>
+          <w:rFonts w:eastAsia="Times New Roman" w:cs="Times New Roman" w:ascii="Times New Roman" w:hAnsi="Times New Roman"/>
+          <w:b w:val="false"/>
+          <w:bCs w:val="false"/>
+          <w:sz w:val="24"/>
+          <w:szCs w:val="24"/>
+        </w:rPr>
+        <w:t xml:space="preserve">           </w:t>
+      </w:r>
+      <w:r>
+        <w:rPr>
+          <w:rFonts w:eastAsia="Times New Roman" w:cs="Times New Roman" w:ascii="Times New Roman" w:hAnsi="Times New Roman"/>
+          <w:b w:val="false"/>
+          <w:bCs w:val="false"/>
+          <w:sz w:val="24"/>
+          <w:szCs w:val="24"/>
+        </w:rPr>
+        <w:t>PRIMARY KEY (id)</w:t>
+      </w:r>
+    </w:p>
+    <w:p>
+      <w:pPr>
+        <w:pStyle w:val="Normal"/>
+        <w:spacing w:before="40" w:after="0"/>
+        <w:contextualSpacing/>
+        <w:jc w:val="both"/>
+        <w:rPr>
+          <w:rFonts w:ascii="Times New Roman" w:hAnsi="Times New Roman" w:eastAsia="Times New Roman" w:cs="Times New Roman"/>
+          <w:b w:val="false"/>
+          <w:b w:val="false"/>
+          <w:bCs w:val="false"/>
+          <w:sz w:val="24"/>
+          <w:szCs w:val="24"/>
+        </w:rPr>
+      </w:pPr>
+      <w:r>
+        <w:rPr>
+          <w:rFonts w:eastAsia="Times New Roman" w:cs="Times New Roman" w:ascii="Times New Roman" w:hAnsi="Times New Roman"/>
+          <w:b w:val="false"/>
+          <w:bCs w:val="false"/>
+          <w:sz w:val="24"/>
+          <w:szCs w:val="24"/>
+        </w:rPr>
+        <w:t>);</w:t>
+      </w:r>
+    </w:p>
+    <w:p>
+      <w:pPr>
+        <w:pStyle w:val="Normal"/>
+        <w:spacing w:before="40" w:after="0"/>
+        <w:contextualSpacing/>
+        <w:jc w:val="both"/>
+        <w:rPr>
+          <w:rFonts w:ascii="Times New Roman" w:hAnsi="Times New Roman" w:eastAsia="Times New Roman" w:cs="Times New Roman"/>
+          <w:b w:val="false"/>
+          <w:b w:val="false"/>
+          <w:bCs w:val="false"/>
+          <w:sz w:val="24"/>
+          <w:szCs w:val="24"/>
+        </w:rPr>
+      </w:pPr>
+      <w:r>
+        <w:rPr>
+          <w:rFonts w:eastAsia="Times New Roman" w:cs="Times New Roman" w:ascii="Times New Roman" w:hAnsi="Times New Roman"/>
+          <w:b w:val="false"/>
+          <w:bCs w:val="false"/>
+          <w:sz w:val="24"/>
+          <w:szCs w:val="24"/>
+        </w:rPr>
+      </w:r>
+    </w:p>
+    <w:p>
+      <w:pPr>
+        <w:pStyle w:val="Normal"/>
+        <w:spacing w:before="40" w:after="0"/>
+        <w:contextualSpacing/>
+        <w:jc w:val="both"/>
+        <w:rPr>
+          <w:rFonts w:ascii="Times New Roman" w:hAnsi="Times New Roman" w:eastAsia="Times New Roman" w:cs="Times New Roman"/>
+          <w:b w:val="false"/>
+          <w:b w:val="false"/>
+          <w:bCs w:val="false"/>
+          <w:sz w:val="24"/>
+          <w:szCs w:val="24"/>
+        </w:rPr>
+      </w:pPr>
+      <w:r>
+        <w:rPr>
+          <w:rFonts w:eastAsia="Times New Roman" w:cs="Times New Roman" w:ascii="Times New Roman" w:hAnsi="Times New Roman"/>
+          <w:b w:val="false"/>
+          <w:bCs w:val="false"/>
+          <w:sz w:val="24"/>
+          <w:szCs w:val="24"/>
+        </w:rPr>
+        <w:t>CREATE TABLE IF NOT EXISTS consultas (</w:t>
+      </w:r>
+    </w:p>
+    <w:p>
+      <w:pPr>
+        <w:pStyle w:val="Normal"/>
+        <w:spacing w:before="40" w:after="0"/>
+        <w:contextualSpacing/>
+        <w:jc w:val="both"/>
+        <w:rPr>
+          <w:rFonts w:ascii="Times New Roman" w:hAnsi="Times New Roman" w:eastAsia="Times New Roman" w:cs="Times New Roman"/>
+          <w:b w:val="false"/>
+          <w:b w:val="false"/>
+          <w:bCs w:val="false"/>
+          <w:sz w:val="24"/>
+          <w:szCs w:val="24"/>
+        </w:rPr>
+      </w:pPr>
+      <w:r>
+        <w:rPr>
+          <w:rFonts w:eastAsia="Times New Roman" w:cs="Times New Roman" w:ascii="Times New Roman" w:hAnsi="Times New Roman"/>
+          <w:b w:val="false"/>
+          <w:bCs w:val="false"/>
+          <w:sz w:val="24"/>
+          <w:szCs w:val="24"/>
+        </w:rPr>
+        <w:t xml:space="preserve">    </w:t>
+      </w:r>
+      <w:r>
+        <w:rPr>
+          <w:rFonts w:eastAsia="Times New Roman" w:cs="Times New Roman" w:ascii="Times New Roman" w:hAnsi="Times New Roman"/>
+          <w:b w:val="false"/>
+          <w:bCs w:val="false"/>
+          <w:sz w:val="24"/>
+          <w:szCs w:val="24"/>
+        </w:rPr>
+        <w:t>id INT NOT NULL AUTO_INCREMENT,</w:t>
+      </w:r>
+    </w:p>
+    <w:p>
+      <w:pPr>
+        <w:pStyle w:val="Normal"/>
+        <w:spacing w:before="40" w:after="0"/>
+        <w:contextualSpacing/>
+        <w:jc w:val="both"/>
+        <w:rPr>
+          <w:rFonts w:ascii="Times New Roman" w:hAnsi="Times New Roman" w:eastAsia="Times New Roman" w:cs="Times New Roman"/>
+          <w:b w:val="false"/>
+          <w:b w:val="false"/>
+          <w:bCs w:val="false"/>
+          <w:sz w:val="24"/>
+          <w:szCs w:val="24"/>
+        </w:rPr>
+      </w:pPr>
+      <w:r>
+        <w:rPr>
+          <w:rFonts w:eastAsia="Times New Roman" w:cs="Times New Roman" w:ascii="Times New Roman" w:hAnsi="Times New Roman"/>
+          <w:b w:val="false"/>
+          <w:bCs w:val="false"/>
+          <w:sz w:val="24"/>
+          <w:szCs w:val="24"/>
+        </w:rPr>
+        <w:t xml:space="preserve">    </w:t>
+      </w:r>
+      <w:r>
+        <w:rPr>
+          <w:rFonts w:eastAsia="Times New Roman" w:cs="Times New Roman" w:ascii="Times New Roman" w:hAnsi="Times New Roman"/>
+          <w:b w:val="false"/>
+          <w:bCs w:val="false"/>
+          <w:sz w:val="24"/>
+          <w:szCs w:val="24"/>
+        </w:rPr>
+        <w:t>paciente_id INT,</w:t>
+      </w:r>
+    </w:p>
+    <w:p>
+      <w:pPr>
+        <w:pStyle w:val="Normal"/>
+        <w:spacing w:before="40" w:after="0"/>
+        <w:contextualSpacing/>
+        <w:jc w:val="both"/>
+        <w:rPr>
+          <w:rFonts w:ascii="Times New Roman" w:hAnsi="Times New Roman" w:eastAsia="Times New Roman" w:cs="Times New Roman"/>
+          <w:b w:val="false"/>
+          <w:b w:val="false"/>
+          <w:bCs w:val="false"/>
+          <w:sz w:val="24"/>
+          <w:szCs w:val="24"/>
+        </w:rPr>
+      </w:pPr>
+      <w:r>
+        <w:rPr>
+          <w:rFonts w:eastAsia="Times New Roman" w:cs="Times New Roman" w:ascii="Times New Roman" w:hAnsi="Times New Roman"/>
+          <w:b w:val="false"/>
+          <w:bCs w:val="false"/>
+          <w:sz w:val="24"/>
+          <w:szCs w:val="24"/>
+        </w:rPr>
+        <w:t xml:space="preserve">    </w:t>
+      </w:r>
+      <w:r>
+        <w:rPr>
+          <w:rFonts w:eastAsia="Times New Roman" w:cs="Times New Roman" w:ascii="Times New Roman" w:hAnsi="Times New Roman"/>
+          <w:b w:val="false"/>
+          <w:bCs w:val="false"/>
+          <w:sz w:val="24"/>
+          <w:szCs w:val="24"/>
+        </w:rPr>
+        <w:t>especialidade_id INT,</w:t>
+      </w:r>
+    </w:p>
+    <w:p>
+      <w:pPr>
+        <w:pStyle w:val="Normal"/>
+        <w:spacing w:before="40" w:after="0"/>
+        <w:contextualSpacing/>
+        <w:jc w:val="both"/>
+        <w:rPr>
+          <w:rFonts w:ascii="Times New Roman" w:hAnsi="Times New Roman" w:eastAsia="Times New Roman" w:cs="Times New Roman"/>
+          <w:b w:val="false"/>
+          <w:b w:val="false"/>
+          <w:bCs w:val="false"/>
+          <w:sz w:val="24"/>
+          <w:szCs w:val="24"/>
+        </w:rPr>
+      </w:pPr>
+      <w:r>
+        <w:rPr>
+          <w:rFonts w:eastAsia="Times New Roman" w:cs="Times New Roman" w:ascii="Times New Roman" w:hAnsi="Times New Roman"/>
+          <w:b w:val="false"/>
+          <w:bCs w:val="false"/>
+          <w:sz w:val="24"/>
+          <w:szCs w:val="24"/>
+        </w:rPr>
+        <w:t xml:space="preserve">    </w:t>
+      </w:r>
+      <w:r>
+        <w:rPr>
+          <w:rFonts w:eastAsia="Times New Roman" w:cs="Times New Roman" w:ascii="Times New Roman" w:hAnsi="Times New Roman"/>
+          <w:b w:val="false"/>
+          <w:bCs w:val="false"/>
+          <w:sz w:val="24"/>
+          <w:szCs w:val="24"/>
+        </w:rPr>
+        <w:t>data_consulta DATE,</w:t>
+      </w:r>
+    </w:p>
+    <w:p>
+      <w:pPr>
+        <w:pStyle w:val="Normal"/>
+        <w:spacing w:before="40" w:after="0"/>
+        <w:contextualSpacing/>
+        <w:jc w:val="both"/>
+        <w:rPr>
+          <w:rFonts w:ascii="Times New Roman" w:hAnsi="Times New Roman" w:eastAsia="Times New Roman" w:cs="Times New Roman"/>
+          <w:b w:val="false"/>
+          <w:b w:val="false"/>
+          <w:bCs w:val="false"/>
+          <w:sz w:val="24"/>
+          <w:szCs w:val="24"/>
+        </w:rPr>
+      </w:pPr>
+      <w:r>
+        <w:rPr>
+          <w:rFonts w:eastAsia="Times New Roman" w:cs="Times New Roman" w:ascii="Times New Roman" w:hAnsi="Times New Roman"/>
+          <w:b w:val="false"/>
+          <w:bCs w:val="false"/>
+          <w:sz w:val="24"/>
+          <w:szCs w:val="24"/>
+        </w:rPr>
+        <w:t xml:space="preserve">    </w:t>
+      </w:r>
+      <w:r>
+        <w:rPr>
+          <w:rFonts w:eastAsia="Times New Roman" w:cs="Times New Roman" w:ascii="Times New Roman" w:hAnsi="Times New Roman"/>
+          <w:b w:val="false"/>
+          <w:bCs w:val="false"/>
+          <w:sz w:val="24"/>
+          <w:szCs w:val="24"/>
+        </w:rPr>
+        <w:t>horario TIME,</w:t>
+      </w:r>
+    </w:p>
+    <w:p>
+      <w:pPr>
+        <w:pStyle w:val="Normal"/>
+        <w:spacing w:before="40" w:after="0"/>
+        <w:contextualSpacing/>
+        <w:jc w:val="both"/>
+        <w:rPr>
+          <w:rFonts w:ascii="Times New Roman" w:hAnsi="Times New Roman" w:eastAsia="Times New Roman" w:cs="Times New Roman"/>
+          <w:b w:val="false"/>
+          <w:b w:val="false"/>
+          <w:bCs w:val="false"/>
+          <w:sz w:val="24"/>
+          <w:szCs w:val="24"/>
+        </w:rPr>
+      </w:pPr>
+      <w:r>
+        <w:rPr>
+          <w:rFonts w:eastAsia="Times New Roman" w:cs="Times New Roman" w:ascii="Times New Roman" w:hAnsi="Times New Roman"/>
+          <w:b w:val="false"/>
+          <w:bCs w:val="false"/>
+          <w:sz w:val="24"/>
+          <w:szCs w:val="24"/>
+        </w:rPr>
+        <w:t xml:space="preserve">    </w:t>
+      </w:r>
+      <w:r>
+        <w:rPr>
+          <w:rFonts w:eastAsia="Times New Roman" w:cs="Times New Roman" w:ascii="Times New Roman" w:hAnsi="Times New Roman"/>
+          <w:b w:val="false"/>
+          <w:bCs w:val="false"/>
+          <w:sz w:val="24"/>
+          <w:szCs w:val="24"/>
+        </w:rPr>
+        <w:t>status ENUM('Marcado', 'Cancelada', 'Realizada') DEFAULT 'Marcado',</w:t>
+      </w:r>
+    </w:p>
+    <w:p>
+      <w:pPr>
+        <w:pStyle w:val="Normal"/>
+        <w:spacing w:before="40" w:after="0"/>
+        <w:contextualSpacing/>
+        <w:jc w:val="both"/>
+        <w:rPr>
+          <w:rFonts w:ascii="Times New Roman" w:hAnsi="Times New Roman" w:eastAsia="Times New Roman" w:cs="Times New Roman"/>
+          <w:b w:val="false"/>
+          <w:b w:val="false"/>
+          <w:bCs w:val="false"/>
+          <w:sz w:val="24"/>
+          <w:szCs w:val="24"/>
+        </w:rPr>
+      </w:pPr>
+      <w:r>
+        <w:rPr>
+          <w:rFonts w:eastAsia="Times New Roman" w:cs="Times New Roman" w:ascii="Times New Roman" w:hAnsi="Times New Roman"/>
+          <w:b w:val="false"/>
+          <w:bCs w:val="false"/>
+          <w:sz w:val="24"/>
+          <w:szCs w:val="24"/>
+        </w:rPr>
+        <w:t xml:space="preserve">    </w:t>
+      </w:r>
+      <w:r>
+        <w:rPr>
+          <w:rFonts w:eastAsia="Times New Roman" w:cs="Times New Roman" w:ascii="Times New Roman" w:hAnsi="Times New Roman"/>
+          <w:b w:val="false"/>
+          <w:bCs w:val="false"/>
+          <w:sz w:val="24"/>
+          <w:szCs w:val="24"/>
+        </w:rPr>
+        <w:t>FOREIGN KEY (paciente_id) REFERENCES pacientes(id),</w:t>
+      </w:r>
+    </w:p>
+    <w:p>
+      <w:pPr>
+        <w:pStyle w:val="Normal"/>
+        <w:spacing w:before="40" w:after="0"/>
+        <w:contextualSpacing/>
+        <w:jc w:val="both"/>
+        <w:rPr>
+          <w:rFonts w:ascii="Times New Roman" w:hAnsi="Times New Roman" w:eastAsia="Times New Roman" w:cs="Times New Roman"/>
+          <w:b w:val="false"/>
+          <w:b w:val="false"/>
+          <w:bCs w:val="false"/>
+          <w:sz w:val="24"/>
+          <w:szCs w:val="24"/>
+        </w:rPr>
+      </w:pPr>
+      <w:r>
+        <w:rPr>
+          <w:rFonts w:eastAsia="Times New Roman" w:cs="Times New Roman" w:ascii="Times New Roman" w:hAnsi="Times New Roman"/>
+          <w:b w:val="false"/>
+          <w:bCs w:val="false"/>
+          <w:sz w:val="24"/>
+          <w:szCs w:val="24"/>
+        </w:rPr>
+        <w:t xml:space="preserve">    </w:t>
+      </w:r>
+      <w:r>
+        <w:rPr>
+          <w:rFonts w:eastAsia="Times New Roman" w:cs="Times New Roman" w:ascii="Times New Roman" w:hAnsi="Times New Roman"/>
+          <w:b w:val="false"/>
+          <w:bCs w:val="false"/>
+          <w:sz w:val="24"/>
+          <w:szCs w:val="24"/>
+        </w:rPr>
+        <w:t xml:space="preserve">FOREIGN KEY (especialidade_id) REFERENCES especialidades(id),  </w:t>
+      </w:r>
+    </w:p>
+    <w:p>
+      <w:pPr>
+        <w:pStyle w:val="Normal"/>
+        <w:spacing w:before="40" w:after="0"/>
+        <w:contextualSpacing/>
+        <w:jc w:val="both"/>
+        <w:rPr>
+          <w:rFonts w:ascii="Times New Roman" w:hAnsi="Times New Roman" w:eastAsia="Times New Roman" w:cs="Times New Roman"/>
+          <w:b w:val="false"/>
+          <w:b w:val="false"/>
+          <w:bCs w:val="false"/>
+          <w:sz w:val="24"/>
+          <w:szCs w:val="24"/>
+        </w:rPr>
+      </w:pPr>
+      <w:r>
+        <w:rPr>
+          <w:rFonts w:eastAsia="Times New Roman" w:cs="Times New Roman" w:ascii="Times New Roman" w:hAnsi="Times New Roman"/>
+          <w:b w:val="false"/>
+          <w:bCs w:val="false"/>
+          <w:sz w:val="24"/>
+          <w:szCs w:val="24"/>
+        </w:rPr>
+        <w:t xml:space="preserve">    </w:t>
+      </w:r>
+      <w:r>
+        <w:rPr>
+          <w:rFonts w:eastAsia="Times New Roman" w:cs="Times New Roman" w:ascii="Times New Roman" w:hAnsi="Times New Roman"/>
+          <w:b w:val="false"/>
+          <w:bCs w:val="false"/>
+          <w:sz w:val="24"/>
+          <w:szCs w:val="24"/>
+        </w:rPr>
+        <w:t>PRIMARY KEY (id)</w:t>
+      </w:r>
+    </w:p>
+    <w:p>
+      <w:pPr>
+        <w:pStyle w:val="Normal"/>
+        <w:spacing w:before="40" w:after="0"/>
+        <w:contextualSpacing/>
+        <w:jc w:val="both"/>
+        <w:rPr>
+          <w:rFonts w:ascii="Times New Roman" w:hAnsi="Times New Roman" w:eastAsia="Times New Roman" w:cs="Times New Roman"/>
+          <w:b w:val="false"/>
+          <w:b w:val="false"/>
+          <w:bCs w:val="false"/>
+          <w:sz w:val="24"/>
+          <w:szCs w:val="24"/>
+        </w:rPr>
+      </w:pPr>
+      <w:r>
+        <w:rPr>
+          <w:rFonts w:eastAsia="Times New Roman" w:cs="Times New Roman" w:ascii="Times New Roman" w:hAnsi="Times New Roman"/>
+          <w:b w:val="false"/>
+          <w:bCs w:val="false"/>
+          <w:sz w:val="24"/>
+          <w:szCs w:val="24"/>
+        </w:rPr>
+        <w:t>);</w:t>
+      </w:r>
+    </w:p>
+    <w:p>
+      <w:pPr>
+        <w:pStyle w:val="Normal"/>
+        <w:spacing w:before="40" w:after="0"/>
+        <w:contextualSpacing/>
+        <w:jc w:val="both"/>
+        <w:rPr>
+          <w:rFonts w:ascii="Times New Roman" w:hAnsi="Times New Roman" w:eastAsia="Times New Roman" w:cs="Times New Roman"/>
+          <w:b w:val="false"/>
+          <w:b w:val="false"/>
+          <w:bCs w:val="false"/>
+          <w:sz w:val="24"/>
+          <w:szCs w:val="24"/>
+        </w:rPr>
+      </w:pPr>
+      <w:r>
+        <w:rPr>
+          <w:rFonts w:eastAsia="Times New Roman" w:cs="Times New Roman" w:ascii="Times New Roman" w:hAnsi="Times New Roman"/>
+          <w:b w:val="false"/>
+          <w:bCs w:val="false"/>
+          <w:sz w:val="24"/>
+          <w:szCs w:val="24"/>
+        </w:rPr>
+      </w:r>
+    </w:p>
+    <w:p>
+      <w:pPr>
+        <w:pStyle w:val="Normal"/>
+        <w:spacing w:before="40" w:after="0"/>
+        <w:contextualSpacing/>
+        <w:jc w:val="both"/>
+        <w:rPr>
+          <w:rFonts w:ascii="Times New Roman" w:hAnsi="Times New Roman" w:eastAsia="Times New Roman" w:cs="Times New Roman"/>
+          <w:b w:val="false"/>
+          <w:b w:val="false"/>
+          <w:bCs w:val="false"/>
+          <w:sz w:val="24"/>
+          <w:szCs w:val="24"/>
+        </w:rPr>
+      </w:pPr>
+      <w:r>
+        <w:rPr>
+          <w:rFonts w:eastAsia="Times New Roman" w:cs="Times New Roman" w:ascii="Times New Roman" w:hAnsi="Times New Roman"/>
+          <w:b w:val="false"/>
+          <w:bCs w:val="false"/>
+          <w:sz w:val="24"/>
+          <w:szCs w:val="24"/>
+        </w:rPr>
+        <w:t>CREATE TABLE IF NOT EXISTS prontuario (</w:t>
+      </w:r>
+    </w:p>
+    <w:p>
+      <w:pPr>
+        <w:pStyle w:val="Normal"/>
+        <w:spacing w:before="40" w:after="0"/>
+        <w:contextualSpacing/>
+        <w:jc w:val="both"/>
+        <w:rPr>
+          <w:rFonts w:ascii="Times New Roman" w:hAnsi="Times New Roman" w:eastAsia="Times New Roman" w:cs="Times New Roman"/>
+          <w:b w:val="false"/>
+          <w:b w:val="false"/>
+          <w:bCs w:val="false"/>
+          <w:sz w:val="24"/>
+          <w:szCs w:val="24"/>
+        </w:rPr>
+      </w:pPr>
+      <w:r>
+        <w:rPr>
+          <w:rFonts w:eastAsia="Times New Roman" w:cs="Times New Roman" w:ascii="Times New Roman" w:hAnsi="Times New Roman"/>
+          <w:b w:val="false"/>
+          <w:bCs w:val="false"/>
+          <w:sz w:val="24"/>
+          <w:szCs w:val="24"/>
+        </w:rPr>
+        <w:t xml:space="preserve">    </w:t>
+      </w:r>
+      <w:r>
+        <w:rPr>
+          <w:rFonts w:eastAsia="Times New Roman" w:cs="Times New Roman" w:ascii="Times New Roman" w:hAnsi="Times New Roman"/>
+          <w:b w:val="false"/>
+          <w:bCs w:val="false"/>
+          <w:sz w:val="24"/>
+          <w:szCs w:val="24"/>
+        </w:rPr>
+        <w:t xml:space="preserve">id INT NOT NULL AUTO_INCREMENT, </w:t>
+      </w:r>
+    </w:p>
+    <w:p>
+      <w:pPr>
+        <w:pStyle w:val="Normal"/>
+        <w:spacing w:before="40" w:after="0"/>
+        <w:contextualSpacing/>
+        <w:jc w:val="both"/>
+        <w:rPr>
+          <w:rFonts w:ascii="Times New Roman" w:hAnsi="Times New Roman" w:eastAsia="Times New Roman" w:cs="Times New Roman"/>
+          <w:b w:val="false"/>
+          <w:b w:val="false"/>
+          <w:bCs w:val="false"/>
+          <w:sz w:val="24"/>
+          <w:szCs w:val="24"/>
+        </w:rPr>
+      </w:pPr>
+      <w:r>
+        <w:rPr>
+          <w:rFonts w:eastAsia="Times New Roman" w:cs="Times New Roman" w:ascii="Times New Roman" w:hAnsi="Times New Roman"/>
+          <w:b w:val="false"/>
+          <w:bCs w:val="false"/>
+          <w:sz w:val="24"/>
+          <w:szCs w:val="24"/>
+        </w:rPr>
+        <w:t xml:space="preserve">    </w:t>
+      </w:r>
+      <w:r>
+        <w:rPr>
+          <w:rFonts w:eastAsia="Times New Roman" w:cs="Times New Roman" w:ascii="Times New Roman" w:hAnsi="Times New Roman"/>
+          <w:b w:val="false"/>
+          <w:bCs w:val="false"/>
+          <w:sz w:val="24"/>
+          <w:szCs w:val="24"/>
+        </w:rPr>
+        <w:t>medico_id INT,</w:t>
+      </w:r>
+    </w:p>
+    <w:p>
+      <w:pPr>
+        <w:pStyle w:val="Normal"/>
+        <w:spacing w:before="40" w:after="0"/>
+        <w:contextualSpacing/>
+        <w:jc w:val="both"/>
+        <w:rPr>
+          <w:rFonts w:ascii="Times New Roman" w:hAnsi="Times New Roman" w:eastAsia="Times New Roman" w:cs="Times New Roman"/>
+          <w:b w:val="false"/>
+          <w:b w:val="false"/>
+          <w:bCs w:val="false"/>
+          <w:sz w:val="24"/>
+          <w:szCs w:val="24"/>
+        </w:rPr>
+      </w:pPr>
+      <w:r>
+        <w:rPr>
+          <w:rFonts w:eastAsia="Times New Roman" w:cs="Times New Roman" w:ascii="Times New Roman" w:hAnsi="Times New Roman"/>
+          <w:b w:val="false"/>
+          <w:bCs w:val="false"/>
+          <w:sz w:val="24"/>
+          <w:szCs w:val="24"/>
+        </w:rPr>
+        <w:t xml:space="preserve">    </w:t>
+      </w:r>
+      <w:r>
+        <w:rPr>
+          <w:rFonts w:eastAsia="Times New Roman" w:cs="Times New Roman" w:ascii="Times New Roman" w:hAnsi="Times New Roman"/>
+          <w:b w:val="false"/>
+          <w:bCs w:val="false"/>
+          <w:sz w:val="24"/>
+          <w:szCs w:val="24"/>
+        </w:rPr>
+        <w:t>paciente_id INT,</w:t>
+      </w:r>
+    </w:p>
+    <w:p>
+      <w:pPr>
+        <w:pStyle w:val="Normal"/>
+        <w:spacing w:before="40" w:after="0"/>
+        <w:contextualSpacing/>
+        <w:jc w:val="both"/>
+        <w:rPr>
+          <w:rFonts w:ascii="Times New Roman" w:hAnsi="Times New Roman" w:eastAsia="Times New Roman" w:cs="Times New Roman"/>
+          <w:b w:val="false"/>
+          <w:b w:val="false"/>
+          <w:bCs w:val="false"/>
+          <w:sz w:val="24"/>
+          <w:szCs w:val="24"/>
+        </w:rPr>
+      </w:pPr>
+      <w:r>
+        <w:rPr>
+          <w:rFonts w:eastAsia="Times New Roman" w:cs="Times New Roman" w:ascii="Times New Roman" w:hAnsi="Times New Roman"/>
+          <w:b w:val="false"/>
+          <w:bCs w:val="false"/>
+          <w:sz w:val="24"/>
+          <w:szCs w:val="24"/>
+        </w:rPr>
+        <w:t xml:space="preserve">    </w:t>
+      </w:r>
+      <w:r>
+        <w:rPr>
+          <w:rFonts w:eastAsia="Times New Roman" w:cs="Times New Roman" w:ascii="Times New Roman" w:hAnsi="Times New Roman"/>
+          <w:b w:val="false"/>
+          <w:bCs w:val="false"/>
+          <w:sz w:val="24"/>
+          <w:szCs w:val="24"/>
+        </w:rPr>
+        <w:t>data_consulta DATE,</w:t>
+      </w:r>
+    </w:p>
+    <w:p>
+      <w:pPr>
+        <w:pStyle w:val="Normal"/>
+        <w:spacing w:before="40" w:after="0"/>
+        <w:contextualSpacing/>
+        <w:jc w:val="both"/>
+        <w:rPr>
+          <w:rFonts w:ascii="Times New Roman" w:hAnsi="Times New Roman" w:eastAsia="Times New Roman" w:cs="Times New Roman"/>
+          <w:b w:val="false"/>
+          <w:b w:val="false"/>
+          <w:bCs w:val="false"/>
+          <w:sz w:val="24"/>
+          <w:szCs w:val="24"/>
+        </w:rPr>
+      </w:pPr>
+      <w:r>
+        <w:rPr>
+          <w:rFonts w:eastAsia="Times New Roman" w:cs="Times New Roman" w:ascii="Times New Roman" w:hAnsi="Times New Roman"/>
+          <w:b w:val="false"/>
+          <w:bCs w:val="false"/>
+          <w:sz w:val="24"/>
+          <w:szCs w:val="24"/>
+        </w:rPr>
+        <w:t xml:space="preserve">    </w:t>
+      </w:r>
+      <w:r>
+        <w:rPr>
+          <w:rFonts w:eastAsia="Times New Roman" w:cs="Times New Roman" w:ascii="Times New Roman" w:hAnsi="Times New Roman"/>
+          <w:b w:val="false"/>
+          <w:bCs w:val="false"/>
+          <w:sz w:val="24"/>
+          <w:szCs w:val="24"/>
+        </w:rPr>
+        <w:t>diagnostico TEXT,</w:t>
+      </w:r>
+    </w:p>
+    <w:p>
+      <w:pPr>
+        <w:pStyle w:val="Normal"/>
+        <w:spacing w:before="40" w:after="0"/>
+        <w:contextualSpacing/>
+        <w:jc w:val="both"/>
+        <w:rPr>
+          <w:rFonts w:ascii="Times New Roman" w:hAnsi="Times New Roman" w:eastAsia="Times New Roman" w:cs="Times New Roman"/>
+          <w:b w:val="false"/>
+          <w:b w:val="false"/>
+          <w:bCs w:val="false"/>
+          <w:sz w:val="24"/>
+          <w:szCs w:val="24"/>
+        </w:rPr>
+      </w:pPr>
+      <w:r>
+        <w:rPr>
+          <w:rFonts w:eastAsia="Times New Roman" w:cs="Times New Roman" w:ascii="Times New Roman" w:hAnsi="Times New Roman"/>
+          <w:b w:val="false"/>
+          <w:bCs w:val="false"/>
+          <w:sz w:val="24"/>
+          <w:szCs w:val="24"/>
+        </w:rPr>
+        <w:t xml:space="preserve">    </w:t>
+      </w:r>
+      <w:r>
+        <w:rPr>
+          <w:rFonts w:eastAsia="Times New Roman" w:cs="Times New Roman" w:ascii="Times New Roman" w:hAnsi="Times New Roman"/>
+          <w:b w:val="false"/>
+          <w:bCs w:val="false"/>
+          <w:sz w:val="24"/>
+          <w:szCs w:val="24"/>
+        </w:rPr>
+        <w:t>prescricao TEXT,</w:t>
+      </w:r>
+    </w:p>
+    <w:p>
+      <w:pPr>
+        <w:pStyle w:val="Normal"/>
+        <w:spacing w:before="40" w:after="0"/>
+        <w:contextualSpacing/>
+        <w:jc w:val="both"/>
+        <w:rPr>
+          <w:rFonts w:ascii="Times New Roman" w:hAnsi="Times New Roman" w:eastAsia="Times New Roman" w:cs="Times New Roman"/>
+          <w:b w:val="false"/>
+          <w:b w:val="false"/>
+          <w:bCs w:val="false"/>
+          <w:sz w:val="24"/>
+          <w:szCs w:val="24"/>
+        </w:rPr>
+      </w:pPr>
+      <w:r>
+        <w:rPr>
+          <w:rFonts w:eastAsia="Times New Roman" w:cs="Times New Roman" w:ascii="Times New Roman" w:hAnsi="Times New Roman"/>
+          <w:b w:val="false"/>
+          <w:bCs w:val="false"/>
+          <w:sz w:val="24"/>
+          <w:szCs w:val="24"/>
+        </w:rPr>
+        <w:t xml:space="preserve">    </w:t>
+      </w:r>
+      <w:r>
+        <w:rPr>
+          <w:rFonts w:eastAsia="Times New Roman" w:cs="Times New Roman" w:ascii="Times New Roman" w:hAnsi="Times New Roman"/>
+          <w:b w:val="false"/>
+          <w:bCs w:val="false"/>
+          <w:sz w:val="24"/>
+          <w:szCs w:val="24"/>
+        </w:rPr>
+        <w:t>atestado ENUM('Emitido', 'Não emitido'),</w:t>
+      </w:r>
+    </w:p>
+    <w:p>
+      <w:pPr>
+        <w:pStyle w:val="Normal"/>
+        <w:spacing w:before="40" w:after="0"/>
+        <w:contextualSpacing/>
+        <w:jc w:val="both"/>
+        <w:rPr>
+          <w:rFonts w:ascii="Times New Roman" w:hAnsi="Times New Roman" w:eastAsia="Times New Roman" w:cs="Times New Roman"/>
+          <w:b w:val="false"/>
+          <w:b w:val="false"/>
+          <w:bCs w:val="false"/>
+          <w:sz w:val="24"/>
+          <w:szCs w:val="24"/>
+        </w:rPr>
+      </w:pPr>
+      <w:r>
+        <w:rPr>
+          <w:rFonts w:eastAsia="Times New Roman" w:cs="Times New Roman" w:ascii="Times New Roman" w:hAnsi="Times New Roman"/>
+          <w:b w:val="false"/>
+          <w:bCs w:val="false"/>
+          <w:sz w:val="24"/>
+          <w:szCs w:val="24"/>
+        </w:rPr>
+        <w:t xml:space="preserve">    </w:t>
+      </w:r>
+      <w:r>
+        <w:rPr>
+          <w:rFonts w:eastAsia="Times New Roman" w:cs="Times New Roman" w:ascii="Times New Roman" w:hAnsi="Times New Roman"/>
+          <w:b w:val="false"/>
+          <w:bCs w:val="false"/>
+          <w:sz w:val="24"/>
+          <w:szCs w:val="24"/>
+        </w:rPr>
+        <w:t>FOREIGN KEY (medico_id) REFERENCES medicos(id),</w:t>
+      </w:r>
+    </w:p>
+    <w:p>
+      <w:pPr>
+        <w:pStyle w:val="Normal"/>
+        <w:spacing w:before="40" w:after="0"/>
+        <w:contextualSpacing/>
+        <w:jc w:val="both"/>
+        <w:rPr>
+          <w:rFonts w:ascii="Times New Roman" w:hAnsi="Times New Roman" w:eastAsia="Times New Roman" w:cs="Times New Roman"/>
+          <w:b w:val="false"/>
+          <w:b w:val="false"/>
+          <w:bCs w:val="false"/>
+          <w:sz w:val="24"/>
+          <w:szCs w:val="24"/>
+        </w:rPr>
+      </w:pPr>
+      <w:r>
+        <w:rPr>
+          <w:rFonts w:eastAsia="Times New Roman" w:cs="Times New Roman" w:ascii="Times New Roman" w:hAnsi="Times New Roman"/>
+          <w:b w:val="false"/>
+          <w:bCs w:val="false"/>
+          <w:sz w:val="24"/>
+          <w:szCs w:val="24"/>
+        </w:rPr>
+        <w:t xml:space="preserve">    </w:t>
+      </w:r>
+      <w:r>
+        <w:rPr>
+          <w:rFonts w:eastAsia="Times New Roman" w:cs="Times New Roman" w:ascii="Times New Roman" w:hAnsi="Times New Roman"/>
+          <w:b w:val="false"/>
+          <w:bCs w:val="false"/>
+          <w:sz w:val="24"/>
+          <w:szCs w:val="24"/>
+        </w:rPr>
+        <w:t>FOREIGN KEY (paciente_id) REFERENCES pacientes(id),</w:t>
+      </w:r>
+    </w:p>
+    <w:p>
+      <w:pPr>
+        <w:pStyle w:val="Normal"/>
+        <w:spacing w:before="40" w:after="0"/>
+        <w:contextualSpacing/>
+        <w:jc w:val="both"/>
+        <w:rPr>
+          <w:rFonts w:ascii="Times New Roman" w:hAnsi="Times New Roman" w:eastAsia="Times New Roman" w:cs="Times New Roman"/>
+          <w:b w:val="false"/>
+          <w:b w:val="false"/>
+          <w:bCs w:val="false"/>
+          <w:sz w:val="24"/>
+          <w:szCs w:val="24"/>
+        </w:rPr>
+      </w:pPr>
+      <w:r>
+        <w:rPr>
+          <w:rFonts w:eastAsia="Times New Roman" w:cs="Times New Roman" w:ascii="Times New Roman" w:hAnsi="Times New Roman"/>
+          <w:b w:val="false"/>
+          <w:bCs w:val="false"/>
+          <w:sz w:val="24"/>
+          <w:szCs w:val="24"/>
+        </w:rPr>
+        <w:t xml:space="preserve">    </w:t>
+      </w:r>
+      <w:r>
+        <w:rPr>
+          <w:rFonts w:eastAsia="Times New Roman" w:cs="Times New Roman" w:ascii="Times New Roman" w:hAnsi="Times New Roman"/>
+          <w:b w:val="false"/>
+          <w:bCs w:val="false"/>
+          <w:sz w:val="24"/>
+          <w:szCs w:val="24"/>
+        </w:rPr>
+        <w:t>PRIMARY KEY (id)</w:t>
+      </w:r>
+    </w:p>
+    <w:p>
+      <w:pPr>
+        <w:pStyle w:val="Normal"/>
+        <w:spacing w:before="40" w:after="0"/>
+        <w:contextualSpacing/>
+        <w:jc w:val="both"/>
+        <w:rPr>
+          <w:rFonts w:ascii="Times New Roman" w:hAnsi="Times New Roman" w:eastAsia="Times New Roman" w:cs="Times New Roman"/>
+          <w:b w:val="false"/>
+          <w:b w:val="false"/>
+          <w:bCs w:val="false"/>
+          <w:sz w:val="24"/>
+          <w:szCs w:val="24"/>
+        </w:rPr>
+      </w:pPr>
+      <w:r>
+        <w:rPr>
+          <w:rFonts w:eastAsia="Times New Roman" w:cs="Times New Roman" w:ascii="Times New Roman" w:hAnsi="Times New Roman"/>
+          <w:b w:val="false"/>
+          <w:bCs w:val="false"/>
+          <w:sz w:val="24"/>
+          <w:szCs w:val="24"/>
+        </w:rPr>
+        <w:t>);</w:t>
+      </w:r>
+    </w:p>
+    <w:p>
+      <w:pPr>
+        <w:pStyle w:val="Normal"/>
+        <w:spacing w:before="40" w:after="0"/>
+        <w:contextualSpacing/>
+        <w:jc w:val="both"/>
+        <w:rPr>
+          <w:rFonts w:ascii="Times New Roman" w:hAnsi="Times New Roman" w:eastAsia="Times New Roman" w:cs="Times New Roman"/>
+          <w:b w:val="false"/>
+          <w:b w:val="false"/>
+          <w:bCs w:val="false"/>
+          <w:sz w:val="24"/>
+          <w:szCs w:val="24"/>
+        </w:rPr>
+      </w:pPr>
+      <w:r>
+        <w:rPr>
+          <w:rFonts w:eastAsia="Times New Roman" w:cs="Times New Roman" w:ascii="Times New Roman" w:hAnsi="Times New Roman"/>
+          <w:b w:val="false"/>
+          <w:bCs w:val="false"/>
+          <w:sz w:val="24"/>
+          <w:szCs w:val="24"/>
+        </w:rPr>
+      </w:r>
+    </w:p>
+    <w:p>
+      <w:pPr>
+        <w:pStyle w:val="Normal"/>
+        <w:spacing w:before="40" w:after="0"/>
+        <w:contextualSpacing/>
+        <w:jc w:val="both"/>
+        <w:rPr>
+          <w:rFonts w:ascii="Times New Roman" w:hAnsi="Times New Roman" w:eastAsia="Times New Roman" w:cs="Times New Roman"/>
+          <w:b w:val="false"/>
+          <w:b w:val="false"/>
+          <w:bCs w:val="false"/>
+          <w:sz w:val="24"/>
+          <w:szCs w:val="24"/>
+        </w:rPr>
+      </w:pPr>
+      <w:r>
+        <w:rPr>
+          <w:rFonts w:eastAsia="Times New Roman" w:cs="Times New Roman" w:ascii="Times New Roman" w:hAnsi="Times New Roman"/>
+          <w:b w:val="false"/>
+          <w:bCs w:val="false"/>
+          <w:sz w:val="24"/>
+          <w:szCs w:val="24"/>
+        </w:rPr>
+        <w:t>CREATE TABLE IF NOT EXISTS exames (</w:t>
+      </w:r>
+    </w:p>
+    <w:p>
+      <w:pPr>
+        <w:pStyle w:val="Normal"/>
+        <w:spacing w:before="40" w:after="0"/>
+        <w:contextualSpacing/>
+        <w:jc w:val="both"/>
+        <w:rPr>
+          <w:rFonts w:ascii="Times New Roman" w:hAnsi="Times New Roman" w:eastAsia="Times New Roman" w:cs="Times New Roman"/>
+          <w:b w:val="false"/>
+          <w:b w:val="false"/>
+          <w:bCs w:val="false"/>
+          <w:sz w:val="24"/>
+          <w:szCs w:val="24"/>
+        </w:rPr>
+      </w:pPr>
+      <w:r>
+        <w:rPr>
+          <w:rFonts w:eastAsia="Times New Roman" w:cs="Times New Roman" w:ascii="Times New Roman" w:hAnsi="Times New Roman"/>
+          <w:b w:val="false"/>
+          <w:bCs w:val="false"/>
+          <w:sz w:val="24"/>
+          <w:szCs w:val="24"/>
+        </w:rPr>
+        <w:tab/>
+        <w:t>id INT NOT NULL AUTO_INCREMENT,</w:t>
+      </w:r>
+    </w:p>
+    <w:p>
+      <w:pPr>
+        <w:pStyle w:val="Normal"/>
+        <w:spacing w:before="40" w:after="0"/>
+        <w:contextualSpacing/>
+        <w:jc w:val="both"/>
+        <w:rPr>
+          <w:rFonts w:ascii="Times New Roman" w:hAnsi="Times New Roman" w:eastAsia="Times New Roman" w:cs="Times New Roman"/>
+          <w:b w:val="false"/>
+          <w:b w:val="false"/>
+          <w:bCs w:val="false"/>
+          <w:sz w:val="24"/>
+          <w:szCs w:val="24"/>
+        </w:rPr>
+      </w:pPr>
+      <w:r>
+        <w:rPr>
+          <w:rFonts w:eastAsia="Times New Roman" w:cs="Times New Roman" w:ascii="Times New Roman" w:hAnsi="Times New Roman"/>
+          <w:b w:val="false"/>
+          <w:bCs w:val="false"/>
+          <w:sz w:val="24"/>
+          <w:szCs w:val="24"/>
+        </w:rPr>
+        <w:tab/>
+        <w:t>paciente_id INT,</w:t>
+      </w:r>
+    </w:p>
+    <w:p>
+      <w:pPr>
+        <w:pStyle w:val="Normal"/>
+        <w:spacing w:before="40" w:after="0"/>
+        <w:contextualSpacing/>
+        <w:jc w:val="both"/>
+        <w:rPr>
+          <w:rFonts w:ascii="Times New Roman" w:hAnsi="Times New Roman" w:eastAsia="Times New Roman" w:cs="Times New Roman"/>
+          <w:b w:val="false"/>
+          <w:b w:val="false"/>
+          <w:bCs w:val="false"/>
+          <w:sz w:val="24"/>
+          <w:szCs w:val="24"/>
+        </w:rPr>
+      </w:pPr>
+      <w:r>
+        <w:rPr>
+          <w:rFonts w:eastAsia="Times New Roman" w:cs="Times New Roman" w:ascii="Times New Roman" w:hAnsi="Times New Roman"/>
+          <w:b w:val="false"/>
+          <w:bCs w:val="false"/>
+          <w:sz w:val="24"/>
+          <w:szCs w:val="24"/>
+        </w:rPr>
+        <w:tab/>
+        <w:t>data_exame DATETIME,</w:t>
+        <w:tab/>
+      </w:r>
+    </w:p>
+    <w:p>
+      <w:pPr>
+        <w:pStyle w:val="Normal"/>
+        <w:spacing w:before="40" w:after="0"/>
+        <w:contextualSpacing/>
+        <w:jc w:val="both"/>
+        <w:rPr>
+          <w:rFonts w:ascii="Times New Roman" w:hAnsi="Times New Roman" w:eastAsia="Times New Roman" w:cs="Times New Roman"/>
+          <w:b w:val="false"/>
+          <w:b w:val="false"/>
+          <w:bCs w:val="false"/>
+          <w:sz w:val="24"/>
+          <w:szCs w:val="24"/>
+        </w:rPr>
+      </w:pPr>
+      <w:r>
+        <w:rPr>
+          <w:rFonts w:eastAsia="Times New Roman" w:cs="Times New Roman" w:ascii="Times New Roman" w:hAnsi="Times New Roman"/>
+          <w:b w:val="false"/>
+          <w:bCs w:val="false"/>
+          <w:sz w:val="24"/>
+          <w:szCs w:val="24"/>
+        </w:rPr>
+        <w:tab/>
+        <w:t>resultado VARCHAR(255),</w:t>
+      </w:r>
+    </w:p>
+    <w:p>
+      <w:pPr>
+        <w:pStyle w:val="Normal"/>
+        <w:spacing w:before="40" w:after="0"/>
+        <w:contextualSpacing/>
+        <w:jc w:val="both"/>
+        <w:rPr>
+          <w:rFonts w:ascii="Times New Roman" w:hAnsi="Times New Roman" w:eastAsia="Times New Roman" w:cs="Times New Roman"/>
+          <w:b w:val="false"/>
+          <w:b w:val="false"/>
+          <w:bCs w:val="false"/>
+          <w:sz w:val="24"/>
+          <w:szCs w:val="24"/>
+        </w:rPr>
+      </w:pPr>
+      <w:r>
+        <w:rPr>
+          <w:rFonts w:eastAsia="Times New Roman" w:cs="Times New Roman" w:ascii="Times New Roman" w:hAnsi="Times New Roman"/>
+          <w:b w:val="false"/>
+          <w:bCs w:val="false"/>
+          <w:sz w:val="24"/>
+          <w:szCs w:val="24"/>
+        </w:rPr>
+        <w:tab/>
+        <w:t>status ENUM('Marcado', 'Cancelada', 'Realizada') DEFAULT 'Marcado',</w:t>
+      </w:r>
+    </w:p>
+    <w:p>
+      <w:pPr>
+        <w:pStyle w:val="Normal"/>
+        <w:spacing w:before="40" w:after="0"/>
+        <w:contextualSpacing/>
+        <w:jc w:val="both"/>
+        <w:rPr>
+          <w:rFonts w:ascii="Times New Roman" w:hAnsi="Times New Roman" w:eastAsia="Times New Roman" w:cs="Times New Roman"/>
+          <w:b w:val="false"/>
+          <w:b w:val="false"/>
+          <w:bCs w:val="false"/>
+          <w:sz w:val="24"/>
+          <w:szCs w:val="24"/>
+        </w:rPr>
+      </w:pPr>
+      <w:r>
+        <w:rPr>
+          <w:rFonts w:eastAsia="Times New Roman" w:cs="Times New Roman" w:ascii="Times New Roman" w:hAnsi="Times New Roman"/>
+          <w:b w:val="false"/>
+          <w:bCs w:val="false"/>
+          <w:sz w:val="24"/>
+          <w:szCs w:val="24"/>
+        </w:rPr>
+        <w:tab/>
+        <w:t>FOREIGN KEY (paciente_id) REFERENCES pacientes(id),</w:t>
+      </w:r>
+    </w:p>
+    <w:p>
+      <w:pPr>
+        <w:pStyle w:val="Normal"/>
+        <w:spacing w:before="40" w:after="0"/>
+        <w:contextualSpacing/>
+        <w:jc w:val="both"/>
+        <w:rPr>
+          <w:rFonts w:ascii="Times New Roman" w:hAnsi="Times New Roman" w:eastAsia="Times New Roman" w:cs="Times New Roman"/>
+          <w:b w:val="false"/>
+          <w:b w:val="false"/>
+          <w:bCs w:val="false"/>
+          <w:sz w:val="24"/>
+          <w:szCs w:val="24"/>
+        </w:rPr>
+      </w:pPr>
+      <w:r>
+        <w:rPr>
+          <w:rFonts w:eastAsia="Times New Roman" w:cs="Times New Roman" w:ascii="Times New Roman" w:hAnsi="Times New Roman"/>
+          <w:b w:val="false"/>
+          <w:bCs w:val="false"/>
+          <w:sz w:val="24"/>
+          <w:szCs w:val="24"/>
+        </w:rPr>
+        <w:tab/>
+        <w:t>PRIMARY KEY (id)</w:t>
+      </w:r>
+    </w:p>
+    <w:p>
+      <w:pPr>
+        <w:pStyle w:val="Normal"/>
+        <w:spacing w:before="40" w:after="0"/>
+        <w:contextualSpacing/>
+        <w:jc w:val="both"/>
+        <w:rPr>
+          <w:rFonts w:ascii="Times New Roman" w:hAnsi="Times New Roman" w:eastAsia="Times New Roman" w:cs="Times New Roman"/>
+          <w:b w:val="false"/>
+          <w:b w:val="false"/>
+          <w:bCs w:val="false"/>
+          <w:sz w:val="24"/>
+          <w:szCs w:val="24"/>
+        </w:rPr>
+      </w:pPr>
+      <w:r>
+        <w:rPr>
+          <w:rFonts w:eastAsia="Times New Roman" w:cs="Times New Roman" w:ascii="Times New Roman" w:hAnsi="Times New Roman"/>
+          <w:b w:val="false"/>
+          <w:bCs w:val="false"/>
+          <w:sz w:val="24"/>
+          <w:szCs w:val="24"/>
+        </w:rPr>
+        <w:t>);</w:t>
+      </w:r>
+    </w:p>
+    <w:p>
+      <w:pPr>
+        <w:pStyle w:val="Normal"/>
+        <w:spacing w:before="40" w:after="0"/>
+        <w:contextualSpacing/>
+        <w:jc w:val="both"/>
+        <w:rPr>
+          <w:rFonts w:ascii="Times New Roman" w:hAnsi="Times New Roman" w:eastAsia="Times New Roman" w:cs="Times New Roman"/>
+          <w:b w:val="false"/>
+          <w:b w:val="false"/>
+          <w:bCs w:val="false"/>
+          <w:sz w:val="24"/>
+          <w:szCs w:val="24"/>
+        </w:rPr>
+      </w:pPr>
+      <w:r>
+        <w:rPr>
+          <w:rFonts w:eastAsia="Times New Roman" w:cs="Times New Roman" w:ascii="Times New Roman" w:hAnsi="Times New Roman"/>
+          <w:b w:val="false"/>
+          <w:bCs w:val="false"/>
+          <w:sz w:val="24"/>
+          <w:szCs w:val="24"/>
+        </w:rPr>
+      </w:r>
+    </w:p>
+    <w:p>
+      <w:pPr>
+        <w:pStyle w:val="Normal"/>
+        <w:spacing w:before="40" w:after="0"/>
+        <w:contextualSpacing/>
+        <w:jc w:val="both"/>
+        <w:rPr>
+          <w:rFonts w:ascii="Times New Roman" w:hAnsi="Times New Roman" w:eastAsia="Times New Roman" w:cs="Times New Roman"/>
+          <w:b w:val="false"/>
+          <w:b w:val="false"/>
+          <w:bCs w:val="false"/>
+          <w:sz w:val="24"/>
+          <w:szCs w:val="24"/>
+        </w:rPr>
+      </w:pPr>
+      <w:r>
+        <w:rPr>
+          <w:rFonts w:eastAsia="Times New Roman" w:cs="Times New Roman" w:ascii="Times New Roman" w:hAnsi="Times New Roman"/>
+          <w:b w:val="false"/>
+          <w:bCs w:val="false"/>
+          <w:sz w:val="24"/>
+          <w:szCs w:val="24"/>
+        </w:rPr>
+        <w:t>CREATE TABLE IF NOT EXISTS especialidades (</w:t>
+      </w:r>
+    </w:p>
+    <w:p>
+      <w:pPr>
+        <w:pStyle w:val="Normal"/>
+        <w:spacing w:before="40" w:after="0"/>
+        <w:contextualSpacing/>
+        <w:jc w:val="both"/>
+        <w:rPr>
+          <w:rFonts w:ascii="Times New Roman" w:hAnsi="Times New Roman" w:eastAsia="Times New Roman" w:cs="Times New Roman"/>
+          <w:b w:val="false"/>
+          <w:b w:val="false"/>
+          <w:bCs w:val="false"/>
+          <w:sz w:val="24"/>
+          <w:szCs w:val="24"/>
+        </w:rPr>
+      </w:pPr>
+      <w:r>
+        <w:rPr>
+          <w:rFonts w:eastAsia="Times New Roman" w:cs="Times New Roman" w:ascii="Times New Roman" w:hAnsi="Times New Roman"/>
+          <w:b w:val="false"/>
+          <w:bCs w:val="false"/>
+          <w:sz w:val="24"/>
+          <w:szCs w:val="24"/>
+        </w:rPr>
+        <w:tab/>
+        <w:t>id INT NOT NULL AUTO_INCREMENT,</w:t>
+      </w:r>
+    </w:p>
+    <w:p>
+      <w:pPr>
+        <w:pStyle w:val="Normal"/>
+        <w:spacing w:before="40" w:after="0"/>
+        <w:contextualSpacing/>
+        <w:jc w:val="both"/>
+        <w:rPr>
+          <w:rFonts w:ascii="Times New Roman" w:hAnsi="Times New Roman" w:eastAsia="Times New Roman" w:cs="Times New Roman"/>
+          <w:b w:val="false"/>
+          <w:b w:val="false"/>
+          <w:bCs w:val="false"/>
+          <w:sz w:val="24"/>
+          <w:szCs w:val="24"/>
+        </w:rPr>
+      </w:pPr>
+      <w:r>
+        <w:rPr>
+          <w:rFonts w:eastAsia="Times New Roman" w:cs="Times New Roman" w:ascii="Times New Roman" w:hAnsi="Times New Roman"/>
+          <w:b w:val="false"/>
+          <w:bCs w:val="false"/>
+          <w:sz w:val="24"/>
+          <w:szCs w:val="24"/>
+        </w:rPr>
+        <w:tab/>
+        <w:t>medico_id INT,</w:t>
+      </w:r>
+    </w:p>
+    <w:p>
+      <w:pPr>
+        <w:pStyle w:val="Normal"/>
+        <w:spacing w:before="40" w:after="0"/>
+        <w:contextualSpacing/>
+        <w:jc w:val="both"/>
+        <w:rPr>
+          <w:rFonts w:ascii="Times New Roman" w:hAnsi="Times New Roman" w:eastAsia="Times New Roman" w:cs="Times New Roman"/>
+          <w:b w:val="false"/>
+          <w:b w:val="false"/>
+          <w:bCs w:val="false"/>
+          <w:sz w:val="24"/>
+          <w:szCs w:val="24"/>
+        </w:rPr>
+      </w:pPr>
+      <w:r>
+        <w:rPr>
+          <w:rFonts w:eastAsia="Times New Roman" w:cs="Times New Roman" w:ascii="Times New Roman" w:hAnsi="Times New Roman"/>
+          <w:b w:val="false"/>
+          <w:bCs w:val="false"/>
+          <w:sz w:val="24"/>
+          <w:szCs w:val="24"/>
+        </w:rPr>
+        <w:tab/>
+        <w:t>nome VARCHAR(120) NOT NULL,</w:t>
+        <w:tab/>
+      </w:r>
+    </w:p>
+    <w:p>
+      <w:pPr>
+        <w:pStyle w:val="Normal"/>
+        <w:spacing w:before="40" w:after="0"/>
+        <w:contextualSpacing/>
+        <w:jc w:val="both"/>
+        <w:rPr>
+          <w:rFonts w:ascii="Times New Roman" w:hAnsi="Times New Roman" w:eastAsia="Times New Roman" w:cs="Times New Roman"/>
+          <w:b w:val="false"/>
+          <w:b w:val="false"/>
+          <w:bCs w:val="false"/>
+          <w:sz w:val="24"/>
+          <w:szCs w:val="24"/>
+        </w:rPr>
+      </w:pPr>
+      <w:r>
+        <w:rPr>
+          <w:rFonts w:eastAsia="Times New Roman" w:cs="Times New Roman" w:ascii="Times New Roman" w:hAnsi="Times New Roman"/>
+          <w:b w:val="false"/>
+          <w:bCs w:val="false"/>
+          <w:sz w:val="24"/>
+          <w:szCs w:val="24"/>
+        </w:rPr>
+        <w:tab/>
+        <w:t>valor_consulta DOUBLE,</w:t>
+      </w:r>
+    </w:p>
+    <w:p>
+      <w:pPr>
+        <w:pStyle w:val="Normal"/>
+        <w:spacing w:before="40" w:after="0"/>
+        <w:contextualSpacing/>
+        <w:jc w:val="both"/>
+        <w:rPr>
+          <w:rFonts w:ascii="Times New Roman" w:hAnsi="Times New Roman" w:eastAsia="Times New Roman" w:cs="Times New Roman"/>
+          <w:b w:val="false"/>
+          <w:b w:val="false"/>
+          <w:bCs w:val="false"/>
+          <w:sz w:val="24"/>
+          <w:szCs w:val="24"/>
+        </w:rPr>
+      </w:pPr>
+      <w:r>
+        <w:rPr>
+          <w:rFonts w:eastAsia="Times New Roman" w:cs="Times New Roman" w:ascii="Times New Roman" w:hAnsi="Times New Roman"/>
+          <w:b w:val="false"/>
+          <w:bCs w:val="false"/>
+          <w:sz w:val="24"/>
+          <w:szCs w:val="24"/>
+        </w:rPr>
+        <w:tab/>
+        <w:t>FOREIGN KEY (medico_id) REFERENCES medicos(id),</w:t>
+      </w:r>
+    </w:p>
+    <w:p>
+      <w:pPr>
+        <w:pStyle w:val="Normal"/>
+        <w:spacing w:before="40" w:after="0"/>
+        <w:contextualSpacing/>
+        <w:jc w:val="both"/>
+        <w:rPr>
+          <w:rFonts w:ascii="Times New Roman" w:hAnsi="Times New Roman" w:eastAsia="Times New Roman" w:cs="Times New Roman"/>
+          <w:b w:val="false"/>
+          <w:b w:val="false"/>
+          <w:bCs w:val="false"/>
+          <w:sz w:val="24"/>
+          <w:szCs w:val="24"/>
+        </w:rPr>
+      </w:pPr>
+      <w:r>
+        <w:rPr>
+          <w:rFonts w:eastAsia="Times New Roman" w:cs="Times New Roman" w:ascii="Times New Roman" w:hAnsi="Times New Roman"/>
+          <w:b w:val="false"/>
+          <w:bCs w:val="false"/>
+          <w:sz w:val="24"/>
+          <w:szCs w:val="24"/>
+        </w:rPr>
+        <w:tab/>
+        <w:t>PRIMARY KEY (id)</w:t>
+      </w:r>
+    </w:p>
+    <w:p>
+      <w:pPr>
+        <w:pStyle w:val="Normal"/>
+        <w:spacing w:before="40" w:after="0"/>
+        <w:contextualSpacing/>
+        <w:jc w:val="both"/>
+        <w:rPr>
+          <w:rFonts w:ascii="Times New Roman" w:hAnsi="Times New Roman" w:eastAsia="Times New Roman" w:cs="Times New Roman"/>
+          <w:b w:val="false"/>
+          <w:b w:val="false"/>
+          <w:bCs w:val="false"/>
+          <w:sz w:val="24"/>
+          <w:szCs w:val="24"/>
+        </w:rPr>
+      </w:pPr>
+      <w:r>
+        <w:rPr>
+          <w:rFonts w:eastAsia="Times New Roman" w:cs="Times New Roman" w:ascii="Times New Roman" w:hAnsi="Times New Roman"/>
+          <w:b w:val="false"/>
+          <w:bCs w:val="false"/>
+          <w:sz w:val="24"/>
+          <w:szCs w:val="24"/>
+        </w:rPr>
+        <w:t>);</w:t>
+      </w:r>
+    </w:p>
+    <w:p>
+      <w:pPr>
+        <w:pStyle w:val="Normal"/>
+        <w:spacing w:before="40" w:after="0"/>
+        <w:contextualSpacing/>
+        <w:jc w:val="both"/>
+        <w:rPr>
+          <w:rFonts w:ascii="Times New Roman" w:hAnsi="Times New Roman" w:eastAsia="Times New Roman" w:cs="Times New Roman"/>
+          <w:b w:val="false"/>
+          <w:b w:val="false"/>
+          <w:bCs w:val="false"/>
+          <w:sz w:val="24"/>
+          <w:szCs w:val="24"/>
+        </w:rPr>
+      </w:pPr>
+      <w:r>
+        <w:rPr>
+          <w:rFonts w:eastAsia="Times New Roman" w:cs="Times New Roman" w:ascii="Times New Roman" w:hAnsi="Times New Roman"/>
+          <w:b w:val="false"/>
+          <w:bCs w:val="false"/>
+          <w:sz w:val="24"/>
+          <w:szCs w:val="24"/>
+        </w:rPr>
+      </w:r>
+    </w:p>
+    <w:p>
+      <w:pPr>
+        <w:pStyle w:val="Normal"/>
+        <w:spacing w:before="40" w:after="0"/>
+        <w:contextualSpacing/>
+        <w:jc w:val="both"/>
+        <w:rPr>
+          <w:rFonts w:ascii="Times New Roman" w:hAnsi="Times New Roman" w:eastAsia="Times New Roman" w:cs="Times New Roman"/>
+          <w:b w:val="false"/>
+          <w:b w:val="false"/>
+          <w:bCs w:val="false"/>
+          <w:sz w:val="24"/>
+          <w:szCs w:val="24"/>
+        </w:rPr>
+      </w:pPr>
+      <w:r>
+        <w:rPr>
+          <w:rFonts w:eastAsia="Times New Roman" w:cs="Times New Roman" w:ascii="Times New Roman" w:hAnsi="Times New Roman"/>
+          <w:b w:val="false"/>
+          <w:bCs w:val="false"/>
+          <w:sz w:val="24"/>
+          <w:szCs w:val="24"/>
+        </w:rPr>
+        <w:t>CREATE TABLE IF NOT EXISTS plano_saude (</w:t>
+      </w:r>
+    </w:p>
+    <w:p>
+      <w:pPr>
+        <w:pStyle w:val="Normal"/>
+        <w:spacing w:before="40" w:after="0"/>
+        <w:contextualSpacing/>
+        <w:jc w:val="both"/>
+        <w:rPr>
+          <w:rFonts w:ascii="Times New Roman" w:hAnsi="Times New Roman" w:eastAsia="Times New Roman" w:cs="Times New Roman"/>
+          <w:b w:val="false"/>
+          <w:b w:val="false"/>
+          <w:bCs w:val="false"/>
+          <w:sz w:val="24"/>
+          <w:szCs w:val="24"/>
+        </w:rPr>
+      </w:pPr>
+      <w:r>
+        <w:rPr>
+          <w:rFonts w:eastAsia="Times New Roman" w:cs="Times New Roman" w:ascii="Times New Roman" w:hAnsi="Times New Roman"/>
+          <w:b w:val="false"/>
+          <w:bCs w:val="false"/>
+          <w:sz w:val="24"/>
+          <w:szCs w:val="24"/>
+        </w:rPr>
+        <w:tab/>
+        <w:t>id INT NOT NULL AUTO_INCREMENT,</w:t>
+      </w:r>
+    </w:p>
+    <w:p>
+      <w:pPr>
+        <w:pStyle w:val="Normal"/>
+        <w:spacing w:before="40" w:after="0"/>
+        <w:contextualSpacing/>
+        <w:jc w:val="both"/>
+        <w:rPr>
+          <w:rFonts w:ascii="Times New Roman" w:hAnsi="Times New Roman" w:eastAsia="Times New Roman" w:cs="Times New Roman"/>
+          <w:b w:val="false"/>
+          <w:b w:val="false"/>
+          <w:bCs w:val="false"/>
+          <w:sz w:val="24"/>
+          <w:szCs w:val="24"/>
+        </w:rPr>
+      </w:pPr>
+      <w:r>
+        <w:rPr>
+          <w:rFonts w:eastAsia="Times New Roman" w:cs="Times New Roman" w:ascii="Times New Roman" w:hAnsi="Times New Roman"/>
+          <w:b w:val="false"/>
+          <w:bCs w:val="false"/>
+          <w:sz w:val="24"/>
+          <w:szCs w:val="24"/>
+        </w:rPr>
+        <w:tab/>
+        <w:t>nome_convenio VARCHAR(255) NOT NULL,</w:t>
+      </w:r>
+    </w:p>
+    <w:p>
+      <w:pPr>
+        <w:pStyle w:val="Normal"/>
+        <w:spacing w:before="40" w:after="0"/>
+        <w:contextualSpacing/>
+        <w:jc w:val="both"/>
+        <w:rPr>
+          <w:rFonts w:ascii="Times New Roman" w:hAnsi="Times New Roman" w:eastAsia="Times New Roman" w:cs="Times New Roman"/>
+          <w:b w:val="false"/>
+          <w:b w:val="false"/>
+          <w:bCs w:val="false"/>
+          <w:sz w:val="24"/>
+          <w:szCs w:val="24"/>
+        </w:rPr>
+      </w:pPr>
+      <w:r>
+        <w:rPr>
+          <w:rFonts w:eastAsia="Times New Roman" w:cs="Times New Roman" w:ascii="Times New Roman" w:hAnsi="Times New Roman"/>
+          <w:b w:val="false"/>
+          <w:bCs w:val="false"/>
+          <w:sz w:val="24"/>
+          <w:szCs w:val="24"/>
+        </w:rPr>
+        <w:tab/>
+        <w:t>plano VARCHAR(255) NOT NULL,</w:t>
+        <w:tab/>
+      </w:r>
+    </w:p>
+    <w:p>
+      <w:pPr>
+        <w:pStyle w:val="Normal"/>
+        <w:spacing w:before="40" w:after="0"/>
+        <w:contextualSpacing/>
+        <w:jc w:val="both"/>
+        <w:rPr>
+          <w:rFonts w:ascii="Times New Roman" w:hAnsi="Times New Roman" w:eastAsia="Times New Roman" w:cs="Times New Roman"/>
+          <w:b w:val="false"/>
+          <w:b w:val="false"/>
+          <w:bCs w:val="false"/>
+          <w:sz w:val="24"/>
+          <w:szCs w:val="24"/>
+        </w:rPr>
+      </w:pPr>
+      <w:r>
+        <w:rPr>
+          <w:rFonts w:eastAsia="Times New Roman" w:cs="Times New Roman" w:ascii="Times New Roman" w:hAnsi="Times New Roman"/>
+          <w:b w:val="false"/>
+          <w:bCs w:val="false"/>
+          <w:sz w:val="24"/>
+          <w:szCs w:val="24"/>
+        </w:rPr>
+        <w:tab/>
+        <w:t>PRIMARY KEY (id)</w:t>
+      </w:r>
+    </w:p>
+    <w:p>
+      <w:pPr>
+        <w:pStyle w:val="Normal"/>
+        <w:spacing w:before="40" w:after="0"/>
+        <w:contextualSpacing/>
+        <w:jc w:val="both"/>
+        <w:rPr>
+          <w:rFonts w:ascii="Times New Roman" w:hAnsi="Times New Roman" w:eastAsia="Times New Roman" w:cs="Times New Roman"/>
+          <w:b w:val="false"/>
+          <w:b w:val="false"/>
+          <w:bCs w:val="false"/>
+          <w:sz w:val="24"/>
+          <w:szCs w:val="24"/>
+        </w:rPr>
+      </w:pPr>
+      <w:r>
+        <w:rPr>
+          <w:rFonts w:eastAsia="Times New Roman" w:cs="Times New Roman" w:ascii="Times New Roman" w:hAnsi="Times New Roman"/>
+          <w:b w:val="false"/>
+          <w:bCs w:val="false"/>
+          <w:sz w:val="24"/>
+          <w:szCs w:val="24"/>
+        </w:rPr>
+        <w:t>);</w:t>
+      </w:r>
+    </w:p>
+    <w:p>
+      <w:pPr>
+        <w:pStyle w:val="Normal"/>
+        <w:spacing w:before="40" w:after="0"/>
+        <w:contextualSpacing/>
+        <w:jc w:val="both"/>
+        <w:rPr>
+          <w:rFonts w:ascii="Times New Roman" w:hAnsi="Times New Roman" w:eastAsia="Times New Roman" w:cs="Times New Roman"/>
+          <w:b w:val="false"/>
+          <w:b w:val="false"/>
+          <w:bCs w:val="false"/>
+          <w:sz w:val="24"/>
+          <w:szCs w:val="24"/>
+        </w:rPr>
+      </w:pPr>
+      <w:r>
+        <w:rPr>
+          <w:rFonts w:eastAsia="Times New Roman" w:cs="Times New Roman" w:ascii="Times New Roman" w:hAnsi="Times New Roman"/>
+          <w:b w:val="false"/>
+          <w:bCs w:val="false"/>
+          <w:sz w:val="24"/>
+          <w:szCs w:val="24"/>
+        </w:rPr>
+      </w:r>
+    </w:p>
+    <w:p>
+      <w:pPr>
+        <w:pStyle w:val="Normal"/>
+        <w:spacing w:before="40" w:after="0"/>
+        <w:contextualSpacing/>
+        <w:jc w:val="both"/>
+        <w:rPr>
+          <w:rFonts w:ascii="Times New Roman" w:hAnsi="Times New Roman" w:eastAsia="Times New Roman" w:cs="Times New Roman"/>
+          <w:b w:val="false"/>
+          <w:b w:val="false"/>
+          <w:bCs w:val="false"/>
+          <w:sz w:val="24"/>
+          <w:szCs w:val="24"/>
+        </w:rPr>
+      </w:pPr>
+      <w:r>
+        <w:rPr>
+          <w:rFonts w:eastAsia="Times New Roman" w:cs="Times New Roman" w:ascii="Times New Roman" w:hAnsi="Times New Roman"/>
+          <w:b w:val="false"/>
+          <w:bCs w:val="false"/>
+          <w:sz w:val="24"/>
+          <w:szCs w:val="24"/>
+        </w:rPr>
+        <w:t>CREATE TABLE IF NOT EXISTS faturamento (</w:t>
+      </w:r>
+    </w:p>
+    <w:p>
+      <w:pPr>
+        <w:pStyle w:val="Normal"/>
+        <w:spacing w:before="40" w:after="0"/>
+        <w:contextualSpacing/>
+        <w:jc w:val="both"/>
+        <w:rPr>
+          <w:rFonts w:ascii="Times New Roman" w:hAnsi="Times New Roman" w:eastAsia="Times New Roman" w:cs="Times New Roman"/>
+          <w:b w:val="false"/>
+          <w:b w:val="false"/>
+          <w:bCs w:val="false"/>
+          <w:sz w:val="24"/>
+          <w:szCs w:val="24"/>
+        </w:rPr>
+      </w:pPr>
+      <w:r>
+        <w:rPr>
+          <w:rFonts w:eastAsia="Times New Roman" w:cs="Times New Roman" w:ascii="Times New Roman" w:hAnsi="Times New Roman"/>
+          <w:b w:val="false"/>
+          <w:bCs w:val="false"/>
+          <w:sz w:val="24"/>
+          <w:szCs w:val="24"/>
+        </w:rPr>
+        <w:t xml:space="preserve">    </w:t>
+      </w:r>
+      <w:r>
+        <w:rPr>
+          <w:rFonts w:eastAsia="Times New Roman" w:cs="Times New Roman" w:ascii="Times New Roman" w:hAnsi="Times New Roman"/>
+          <w:b w:val="false"/>
+          <w:bCs w:val="false"/>
+          <w:sz w:val="24"/>
+          <w:szCs w:val="24"/>
+        </w:rPr>
+        <w:t>id INT AUTO_INCREMENT PRIMARY KEY,</w:t>
+      </w:r>
+    </w:p>
+    <w:p>
+      <w:pPr>
+        <w:pStyle w:val="Normal"/>
+        <w:spacing w:before="40" w:after="0"/>
+        <w:contextualSpacing/>
+        <w:jc w:val="both"/>
+        <w:rPr>
+          <w:rFonts w:ascii="Times New Roman" w:hAnsi="Times New Roman" w:eastAsia="Times New Roman" w:cs="Times New Roman"/>
+          <w:b w:val="false"/>
+          <w:b w:val="false"/>
+          <w:bCs w:val="false"/>
+          <w:sz w:val="24"/>
+          <w:szCs w:val="24"/>
+        </w:rPr>
+      </w:pPr>
+      <w:r>
+        <w:rPr>
+          <w:rFonts w:eastAsia="Times New Roman" w:cs="Times New Roman" w:ascii="Times New Roman" w:hAnsi="Times New Roman"/>
+          <w:b w:val="false"/>
+          <w:bCs w:val="false"/>
+          <w:sz w:val="24"/>
+          <w:szCs w:val="24"/>
+        </w:rPr>
+        <w:t xml:space="preserve">    </w:t>
+      </w:r>
+      <w:r>
+        <w:rPr>
+          <w:rFonts w:eastAsia="Times New Roman" w:cs="Times New Roman" w:ascii="Times New Roman" w:hAnsi="Times New Roman"/>
+          <w:b w:val="false"/>
+          <w:bCs w:val="false"/>
+          <w:sz w:val="24"/>
+          <w:szCs w:val="24"/>
+        </w:rPr>
+        <w:t>consulta_id INT,</w:t>
+      </w:r>
+    </w:p>
+    <w:p>
+      <w:pPr>
+        <w:pStyle w:val="Normal"/>
+        <w:spacing w:before="40" w:after="0"/>
+        <w:contextualSpacing/>
+        <w:jc w:val="both"/>
+        <w:rPr>
+          <w:rFonts w:ascii="Times New Roman" w:hAnsi="Times New Roman" w:eastAsia="Times New Roman" w:cs="Times New Roman"/>
+          <w:b w:val="false"/>
+          <w:b w:val="false"/>
+          <w:bCs w:val="false"/>
+          <w:sz w:val="24"/>
+          <w:szCs w:val="24"/>
+        </w:rPr>
+      </w:pPr>
+      <w:r>
+        <w:rPr>
+          <w:rFonts w:eastAsia="Times New Roman" w:cs="Times New Roman" w:ascii="Times New Roman" w:hAnsi="Times New Roman"/>
+          <w:b w:val="false"/>
+          <w:bCs w:val="false"/>
+          <w:sz w:val="24"/>
+          <w:szCs w:val="24"/>
+        </w:rPr>
+        <w:t xml:space="preserve">    </w:t>
+      </w:r>
+      <w:r>
+        <w:rPr>
+          <w:rFonts w:eastAsia="Times New Roman" w:cs="Times New Roman" w:ascii="Times New Roman" w:hAnsi="Times New Roman"/>
+          <w:b w:val="false"/>
+          <w:bCs w:val="false"/>
+          <w:sz w:val="24"/>
+          <w:szCs w:val="24"/>
+        </w:rPr>
+        <w:t>unidade_id INT,</w:t>
+      </w:r>
+    </w:p>
+    <w:p>
+      <w:pPr>
+        <w:pStyle w:val="Normal"/>
+        <w:spacing w:before="40" w:after="0"/>
+        <w:contextualSpacing/>
+        <w:jc w:val="both"/>
+        <w:rPr>
+          <w:rFonts w:ascii="Times New Roman" w:hAnsi="Times New Roman" w:eastAsia="Times New Roman" w:cs="Times New Roman"/>
+          <w:b w:val="false"/>
+          <w:b w:val="false"/>
+          <w:bCs w:val="false"/>
+          <w:sz w:val="24"/>
+          <w:szCs w:val="24"/>
+        </w:rPr>
+      </w:pPr>
+      <w:r>
+        <w:rPr>
+          <w:rFonts w:eastAsia="Times New Roman" w:cs="Times New Roman" w:ascii="Times New Roman" w:hAnsi="Times New Roman"/>
+          <w:b w:val="false"/>
+          <w:bCs w:val="false"/>
+          <w:sz w:val="24"/>
+          <w:szCs w:val="24"/>
+        </w:rPr>
+        <w:t xml:space="preserve">    </w:t>
+      </w:r>
+      <w:r>
+        <w:rPr>
+          <w:rFonts w:eastAsia="Times New Roman" w:cs="Times New Roman" w:ascii="Times New Roman" w:hAnsi="Times New Roman"/>
+          <w:b w:val="false"/>
+          <w:bCs w:val="false"/>
+          <w:sz w:val="24"/>
+          <w:szCs w:val="24"/>
+        </w:rPr>
+        <w:t>data_faturamento DATE,</w:t>
+      </w:r>
+    </w:p>
+    <w:p>
+      <w:pPr>
+        <w:pStyle w:val="Normal"/>
+        <w:spacing w:before="40" w:after="0"/>
+        <w:contextualSpacing/>
+        <w:jc w:val="both"/>
+        <w:rPr>
+          <w:rFonts w:ascii="Times New Roman" w:hAnsi="Times New Roman" w:eastAsia="Times New Roman" w:cs="Times New Roman"/>
+          <w:b w:val="false"/>
+          <w:b w:val="false"/>
+          <w:bCs w:val="false"/>
+          <w:sz w:val="24"/>
+          <w:szCs w:val="24"/>
+        </w:rPr>
+      </w:pPr>
+      <w:r>
+        <w:rPr>
+          <w:rFonts w:eastAsia="Times New Roman" w:cs="Times New Roman" w:ascii="Times New Roman" w:hAnsi="Times New Roman"/>
+          <w:b w:val="false"/>
+          <w:bCs w:val="false"/>
+          <w:sz w:val="24"/>
+          <w:szCs w:val="24"/>
+        </w:rPr>
+        <w:t xml:space="preserve">    </w:t>
+      </w:r>
+      <w:r>
+        <w:rPr>
+          <w:rFonts w:eastAsia="Times New Roman" w:cs="Times New Roman" w:ascii="Times New Roman" w:hAnsi="Times New Roman"/>
+          <w:b w:val="false"/>
+          <w:bCs w:val="false"/>
+          <w:sz w:val="24"/>
+          <w:szCs w:val="24"/>
+        </w:rPr>
+        <w:t>valor_consulta DECIMAL(10, 2),</w:t>
+      </w:r>
+    </w:p>
+    <w:p>
+      <w:pPr>
+        <w:pStyle w:val="Normal"/>
+        <w:spacing w:before="40" w:after="0"/>
+        <w:contextualSpacing/>
+        <w:jc w:val="both"/>
+        <w:rPr>
+          <w:rFonts w:ascii="Times New Roman" w:hAnsi="Times New Roman" w:eastAsia="Times New Roman" w:cs="Times New Roman"/>
+          <w:b w:val="false"/>
+          <w:b w:val="false"/>
+          <w:bCs w:val="false"/>
+          <w:sz w:val="24"/>
+          <w:szCs w:val="24"/>
+        </w:rPr>
+      </w:pPr>
+      <w:r>
+        <w:rPr>
+          <w:rFonts w:eastAsia="Times New Roman" w:cs="Times New Roman" w:ascii="Times New Roman" w:hAnsi="Times New Roman"/>
+          <w:b w:val="false"/>
+          <w:bCs w:val="false"/>
+          <w:sz w:val="24"/>
+          <w:szCs w:val="24"/>
+        </w:rPr>
+        <w:t xml:space="preserve">    </w:t>
+      </w:r>
+      <w:r>
+        <w:rPr>
+          <w:rFonts w:eastAsia="Times New Roman" w:cs="Times New Roman" w:ascii="Times New Roman" w:hAnsi="Times New Roman"/>
+          <w:b w:val="false"/>
+          <w:bCs w:val="false"/>
+          <w:sz w:val="24"/>
+          <w:szCs w:val="24"/>
+        </w:rPr>
+        <w:t>pago ENUM('Sim', 'Não') DEFAULT 'Não',</w:t>
+      </w:r>
+    </w:p>
+    <w:p>
+      <w:pPr>
+        <w:pStyle w:val="Normal"/>
+        <w:spacing w:before="40" w:after="0"/>
+        <w:contextualSpacing/>
+        <w:jc w:val="both"/>
+        <w:rPr>
+          <w:rFonts w:ascii="Times New Roman" w:hAnsi="Times New Roman" w:eastAsia="Times New Roman" w:cs="Times New Roman"/>
+          <w:b w:val="false"/>
+          <w:b w:val="false"/>
+          <w:bCs w:val="false"/>
+          <w:sz w:val="24"/>
+          <w:szCs w:val="24"/>
+        </w:rPr>
+      </w:pPr>
+      <w:r>
+        <w:rPr>
+          <w:rFonts w:eastAsia="Times New Roman" w:cs="Times New Roman" w:ascii="Times New Roman" w:hAnsi="Times New Roman"/>
+          <w:b w:val="false"/>
+          <w:bCs w:val="false"/>
+          <w:sz w:val="24"/>
+          <w:szCs w:val="24"/>
+        </w:rPr>
+        <w:t xml:space="preserve">    </w:t>
+      </w:r>
+      <w:r>
+        <w:rPr>
+          <w:rFonts w:eastAsia="Times New Roman" w:cs="Times New Roman" w:ascii="Times New Roman" w:hAnsi="Times New Roman"/>
+          <w:b w:val="false"/>
+          <w:bCs w:val="false"/>
+          <w:sz w:val="24"/>
+          <w:szCs w:val="24"/>
+        </w:rPr>
+        <w:t>FOREIGN KEY (consulta_id) REFERENCES consultas(id),</w:t>
+      </w:r>
+    </w:p>
+    <w:p>
+      <w:pPr>
+        <w:pStyle w:val="Normal"/>
+        <w:spacing w:before="40" w:after="0"/>
+        <w:contextualSpacing/>
+        <w:jc w:val="both"/>
+        <w:rPr>
+          <w:rFonts w:ascii="Times New Roman" w:hAnsi="Times New Roman" w:eastAsia="Times New Roman" w:cs="Times New Roman"/>
+          <w:b w:val="false"/>
+          <w:b w:val="false"/>
+          <w:bCs w:val="false"/>
+          <w:sz w:val="24"/>
+          <w:szCs w:val="24"/>
+        </w:rPr>
+      </w:pPr>
+      <w:r>
+        <w:rPr>
+          <w:rFonts w:eastAsia="Times New Roman" w:cs="Times New Roman" w:ascii="Times New Roman" w:hAnsi="Times New Roman"/>
+          <w:b w:val="false"/>
+          <w:bCs w:val="false"/>
+          <w:sz w:val="24"/>
+          <w:szCs w:val="24"/>
+        </w:rPr>
+        <w:t xml:space="preserve">    </w:t>
+      </w:r>
+      <w:r>
+        <w:rPr>
+          <w:rFonts w:eastAsia="Times New Roman" w:cs="Times New Roman" w:ascii="Times New Roman" w:hAnsi="Times New Roman"/>
+          <w:b w:val="false"/>
+          <w:bCs w:val="false"/>
+          <w:sz w:val="24"/>
+          <w:szCs w:val="24"/>
+        </w:rPr>
+        <w:t>FOREIGN KEY (unidade_id) REFERENCES unidades(id)</w:t>
+      </w:r>
+    </w:p>
+    <w:p>
+      <w:pPr>
+        <w:pStyle w:val="Normal"/>
+        <w:spacing w:before="40" w:after="0"/>
+        <w:contextualSpacing/>
+        <w:jc w:val="both"/>
+        <w:rPr>
+          <w:rFonts w:ascii="Times New Roman" w:hAnsi="Times New Roman" w:eastAsia="Times New Roman" w:cs="Times New Roman"/>
+          <w:b w:val="false"/>
+          <w:b w:val="false"/>
+          <w:bCs w:val="false"/>
+          <w:sz w:val="24"/>
+          <w:szCs w:val="24"/>
+        </w:rPr>
+      </w:pPr>
+      <w:r>
+        <w:rPr>
+          <w:rFonts w:eastAsia="Times New Roman" w:cs="Times New Roman" w:ascii="Times New Roman" w:hAnsi="Times New Roman"/>
+          <w:b w:val="false"/>
+          <w:bCs w:val="false"/>
+          <w:sz w:val="24"/>
+          <w:szCs w:val="24"/>
+        </w:rPr>
+        <w:t>);</w:t>
+      </w:r>
+    </w:p>
+    <w:p>
+      <w:pPr>
+        <w:pStyle w:val="Normal"/>
+        <w:spacing w:before="40" w:after="0"/>
+        <w:contextualSpacing/>
+        <w:jc w:val="both"/>
+        <w:rPr>
+          <w:rFonts w:ascii="Times New Roman" w:hAnsi="Times New Roman" w:eastAsia="Times New Roman" w:cs="Times New Roman"/>
+          <w:b w:val="false"/>
+          <w:b w:val="false"/>
+          <w:bCs w:val="false"/>
+          <w:sz w:val="24"/>
+          <w:szCs w:val="24"/>
+        </w:rPr>
+      </w:pPr>
+      <w:r>
+        <w:rPr>
+          <w:rFonts w:eastAsia="Times New Roman" w:cs="Times New Roman" w:ascii="Times New Roman" w:hAnsi="Times New Roman"/>
+          <w:b w:val="false"/>
+          <w:bCs w:val="false"/>
+          <w:sz w:val="24"/>
+          <w:szCs w:val="24"/>
+        </w:rPr>
+      </w:r>
+    </w:p>
+    <w:p>
+      <w:pPr>
+        <w:pStyle w:val="Normal"/>
+        <w:spacing w:before="40" w:after="0"/>
+        <w:contextualSpacing/>
+        <w:jc w:val="both"/>
+        <w:rPr>
+          <w:rFonts w:ascii="Times New Roman" w:hAnsi="Times New Roman" w:eastAsia="Times New Roman" w:cs="Times New Roman"/>
+          <w:b w:val="false"/>
+          <w:b w:val="false"/>
+          <w:bCs w:val="false"/>
+          <w:sz w:val="24"/>
+          <w:szCs w:val="24"/>
+        </w:rPr>
+      </w:pPr>
+      <w:r>
+        <w:rPr>
+          <w:rFonts w:eastAsia="Times New Roman" w:cs="Times New Roman" w:ascii="Times New Roman" w:hAnsi="Times New Roman"/>
+          <w:b w:val="false"/>
+          <w:bCs w:val="false"/>
+          <w:sz w:val="24"/>
+          <w:szCs w:val="24"/>
+        </w:rPr>
+        <w:t>CREATE TABLE IF NOT EXISTS convenios (</w:t>
+      </w:r>
+    </w:p>
+    <w:p>
+      <w:pPr>
+        <w:pStyle w:val="Normal"/>
+        <w:spacing w:before="40" w:after="0"/>
+        <w:contextualSpacing/>
+        <w:jc w:val="both"/>
+        <w:rPr>
+          <w:rFonts w:ascii="Times New Roman" w:hAnsi="Times New Roman" w:eastAsia="Times New Roman" w:cs="Times New Roman"/>
+          <w:b w:val="false"/>
+          <w:b w:val="false"/>
+          <w:bCs w:val="false"/>
+          <w:sz w:val="24"/>
+          <w:szCs w:val="24"/>
+        </w:rPr>
+      </w:pPr>
+      <w:r>
+        <w:rPr>
+          <w:rFonts w:eastAsia="Times New Roman" w:cs="Times New Roman" w:ascii="Times New Roman" w:hAnsi="Times New Roman"/>
+          <w:b w:val="false"/>
+          <w:bCs w:val="false"/>
+          <w:sz w:val="24"/>
+          <w:szCs w:val="24"/>
+        </w:rPr>
+        <w:tab/>
+        <w:t>id INT AUTO_INCREMENT,</w:t>
+      </w:r>
+    </w:p>
+    <w:p>
+      <w:pPr>
+        <w:pStyle w:val="Normal"/>
+        <w:spacing w:before="40" w:after="0"/>
+        <w:contextualSpacing/>
+        <w:jc w:val="both"/>
+        <w:rPr>
+          <w:rFonts w:ascii="Times New Roman" w:hAnsi="Times New Roman" w:eastAsia="Times New Roman" w:cs="Times New Roman"/>
+          <w:b w:val="false"/>
+          <w:b w:val="false"/>
+          <w:bCs w:val="false"/>
+          <w:sz w:val="24"/>
+          <w:szCs w:val="24"/>
+        </w:rPr>
+      </w:pPr>
+      <w:r>
+        <w:rPr>
+          <w:rFonts w:eastAsia="Times New Roman" w:cs="Times New Roman" w:ascii="Times New Roman" w:hAnsi="Times New Roman"/>
+          <w:b w:val="false"/>
+          <w:bCs w:val="false"/>
+          <w:sz w:val="24"/>
+          <w:szCs w:val="24"/>
+        </w:rPr>
+        <w:tab/>
+        <w:t>medico_id INT,</w:t>
+      </w:r>
+    </w:p>
+    <w:p>
+      <w:pPr>
+        <w:pStyle w:val="Normal"/>
+        <w:spacing w:before="40" w:after="0"/>
+        <w:contextualSpacing/>
+        <w:jc w:val="both"/>
+        <w:rPr>
+          <w:rFonts w:ascii="Times New Roman" w:hAnsi="Times New Roman" w:eastAsia="Times New Roman" w:cs="Times New Roman"/>
+          <w:b w:val="false"/>
+          <w:b w:val="false"/>
+          <w:bCs w:val="false"/>
+          <w:sz w:val="24"/>
+          <w:szCs w:val="24"/>
+        </w:rPr>
+      </w:pPr>
+      <w:r>
+        <w:rPr>
+          <w:rFonts w:eastAsia="Times New Roman" w:cs="Times New Roman" w:ascii="Times New Roman" w:hAnsi="Times New Roman"/>
+          <w:b w:val="false"/>
+          <w:bCs w:val="false"/>
+          <w:sz w:val="24"/>
+          <w:szCs w:val="24"/>
+        </w:rPr>
+        <w:tab/>
+        <w:t>plano_saude_id INT,</w:t>
+      </w:r>
+    </w:p>
+    <w:p>
+      <w:pPr>
+        <w:pStyle w:val="Normal"/>
+        <w:spacing w:before="40" w:after="0"/>
+        <w:contextualSpacing/>
+        <w:jc w:val="both"/>
+        <w:rPr>
+          <w:rFonts w:ascii="Times New Roman" w:hAnsi="Times New Roman" w:eastAsia="Times New Roman" w:cs="Times New Roman"/>
+          <w:b w:val="false"/>
+          <w:b w:val="false"/>
+          <w:bCs w:val="false"/>
+          <w:sz w:val="24"/>
+          <w:szCs w:val="24"/>
+        </w:rPr>
+      </w:pPr>
+      <w:r>
+        <w:rPr>
+          <w:rFonts w:eastAsia="Times New Roman" w:cs="Times New Roman" w:ascii="Times New Roman" w:hAnsi="Times New Roman"/>
+          <w:b w:val="false"/>
+          <w:bCs w:val="false"/>
+          <w:sz w:val="24"/>
+          <w:szCs w:val="24"/>
+        </w:rPr>
+        <w:tab/>
+        <w:t>FOREIGN KEY (medico_id) REFERENCES medicos(id),</w:t>
+      </w:r>
+    </w:p>
+    <w:p>
+      <w:pPr>
+        <w:pStyle w:val="Normal"/>
+        <w:spacing w:before="40" w:after="0"/>
+        <w:contextualSpacing/>
+        <w:jc w:val="both"/>
+        <w:rPr>
+          <w:rFonts w:ascii="Times New Roman" w:hAnsi="Times New Roman" w:eastAsia="Times New Roman" w:cs="Times New Roman"/>
+          <w:b w:val="false"/>
+          <w:b w:val="false"/>
+          <w:bCs w:val="false"/>
+          <w:sz w:val="24"/>
+          <w:szCs w:val="24"/>
+        </w:rPr>
+      </w:pPr>
+      <w:r>
+        <w:rPr>
+          <w:rFonts w:eastAsia="Times New Roman" w:cs="Times New Roman" w:ascii="Times New Roman" w:hAnsi="Times New Roman"/>
+          <w:b w:val="false"/>
+          <w:bCs w:val="false"/>
+          <w:sz w:val="24"/>
+          <w:szCs w:val="24"/>
+        </w:rPr>
+        <w:tab/>
+        <w:t>FOREIGN KEY (plano_saude_id) REFERENCES plano_saude(id),</w:t>
+      </w:r>
+    </w:p>
+    <w:p>
+      <w:pPr>
+        <w:pStyle w:val="Normal"/>
+        <w:spacing w:before="40" w:after="0"/>
+        <w:contextualSpacing/>
+        <w:jc w:val="both"/>
+        <w:rPr>
+          <w:rFonts w:ascii="Times New Roman" w:hAnsi="Times New Roman" w:eastAsia="Times New Roman" w:cs="Times New Roman"/>
+          <w:b w:val="false"/>
+          <w:b w:val="false"/>
+          <w:bCs w:val="false"/>
+          <w:sz w:val="24"/>
+          <w:szCs w:val="24"/>
+        </w:rPr>
+      </w:pPr>
+      <w:r>
+        <w:rPr>
+          <w:rFonts w:eastAsia="Times New Roman" w:cs="Times New Roman" w:ascii="Times New Roman" w:hAnsi="Times New Roman"/>
+          <w:b w:val="false"/>
+          <w:bCs w:val="false"/>
+          <w:sz w:val="24"/>
+          <w:szCs w:val="24"/>
+        </w:rPr>
+        <w:tab/>
+        <w:t>PRIMARY KEY (id)</w:t>
+      </w:r>
+    </w:p>
+    <w:p>
+      <w:pPr>
+        <w:pStyle w:val="Normal"/>
+        <w:spacing w:before="40" w:after="0"/>
+        <w:contextualSpacing/>
+        <w:jc w:val="both"/>
+        <w:rPr>
+          <w:rFonts w:ascii="Times New Roman" w:hAnsi="Times New Roman" w:eastAsia="Times New Roman" w:cs="Times New Roman"/>
+          <w:b w:val="false"/>
+          <w:b w:val="false"/>
+          <w:bCs w:val="false"/>
+          <w:sz w:val="24"/>
+          <w:szCs w:val="24"/>
+        </w:rPr>
+      </w:pPr>
+      <w:r>
+        <w:rPr>
+          <w:rFonts w:eastAsia="Times New Roman" w:cs="Times New Roman" w:ascii="Times New Roman" w:hAnsi="Times New Roman"/>
+          <w:b w:val="false"/>
+          <w:bCs w:val="false"/>
+          <w:sz w:val="24"/>
+          <w:szCs w:val="24"/>
+        </w:rPr>
+        <w:t>);</w:t>
+      </w:r>
+    </w:p>
+    <w:p>
+      <w:pPr>
+        <w:pStyle w:val="Normal"/>
+        <w:spacing w:before="40" w:after="0"/>
+        <w:contextualSpacing/>
+        <w:jc w:val="both"/>
+        <w:rPr>
+          <w:rFonts w:ascii="Times New Roman" w:hAnsi="Times New Roman" w:eastAsia="Times New Roman" w:cs="Times New Roman"/>
+          <w:b w:val="false"/>
+          <w:b w:val="false"/>
+          <w:bCs w:val="false"/>
+          <w:sz w:val="24"/>
+          <w:szCs w:val="24"/>
+        </w:rPr>
+      </w:pPr>
+      <w:r>
+        <w:rPr>
+          <w:rFonts w:eastAsia="Times New Roman" w:cs="Times New Roman" w:ascii="Times New Roman" w:hAnsi="Times New Roman"/>
+          <w:b w:val="false"/>
+          <w:bCs w:val="false"/>
+          <w:sz w:val="24"/>
+          <w:szCs w:val="24"/>
+        </w:rPr>
+      </w:r>
+    </w:p>
+    <w:p>
+      <w:pPr>
+        <w:pStyle w:val="Normal"/>
+        <w:spacing w:before="40" w:after="0"/>
+        <w:contextualSpacing/>
+        <w:jc w:val="both"/>
+        <w:rPr>
+          <w:rFonts w:ascii="Times New Roman" w:hAnsi="Times New Roman" w:eastAsia="Times New Roman" w:cs="Times New Roman"/>
+          <w:b w:val="false"/>
+          <w:b w:val="false"/>
+          <w:bCs w:val="false"/>
+          <w:sz w:val="24"/>
+          <w:szCs w:val="24"/>
+        </w:rPr>
+      </w:pPr>
+      <w:r>
+        <w:rPr>
+          <w:rFonts w:eastAsia="Times New Roman" w:cs="Times New Roman" w:ascii="Times New Roman" w:hAnsi="Times New Roman"/>
+          <w:b w:val="false"/>
+          <w:bCs w:val="false"/>
+          <w:sz w:val="24"/>
+          <w:szCs w:val="24"/>
+        </w:rPr>
+        <w:t>CREATE TABLE IF NOT EXISTS pagamentos (</w:t>
+      </w:r>
+    </w:p>
+    <w:p>
+      <w:pPr>
+        <w:pStyle w:val="Normal"/>
+        <w:spacing w:before="40" w:after="0"/>
+        <w:contextualSpacing/>
+        <w:jc w:val="both"/>
+        <w:rPr>
+          <w:rFonts w:ascii="Times New Roman" w:hAnsi="Times New Roman" w:eastAsia="Times New Roman" w:cs="Times New Roman"/>
+          <w:b w:val="false"/>
+          <w:b w:val="false"/>
+          <w:bCs w:val="false"/>
+          <w:sz w:val="24"/>
+          <w:szCs w:val="24"/>
+        </w:rPr>
+      </w:pPr>
+      <w:r>
+        <w:rPr>
+          <w:rFonts w:eastAsia="Times New Roman" w:cs="Times New Roman" w:ascii="Times New Roman" w:hAnsi="Times New Roman"/>
+          <w:b w:val="false"/>
+          <w:bCs w:val="false"/>
+          <w:sz w:val="24"/>
+          <w:szCs w:val="24"/>
+        </w:rPr>
+        <w:tab/>
+        <w:t>id INT AUTO_INCREMENT PRIMARY KEY,</w:t>
+      </w:r>
+    </w:p>
+    <w:p>
+      <w:pPr>
+        <w:pStyle w:val="Normal"/>
+        <w:spacing w:before="40" w:after="0"/>
+        <w:contextualSpacing/>
+        <w:jc w:val="both"/>
+        <w:rPr>
+          <w:rFonts w:ascii="Times New Roman" w:hAnsi="Times New Roman" w:eastAsia="Times New Roman" w:cs="Times New Roman"/>
+          <w:b w:val="false"/>
+          <w:b w:val="false"/>
+          <w:bCs w:val="false"/>
+          <w:sz w:val="24"/>
+          <w:szCs w:val="24"/>
+        </w:rPr>
+      </w:pPr>
+      <w:r>
+        <w:rPr>
+          <w:rFonts w:eastAsia="Times New Roman" w:cs="Times New Roman" w:ascii="Times New Roman" w:hAnsi="Times New Roman"/>
+          <w:b w:val="false"/>
+          <w:bCs w:val="false"/>
+          <w:sz w:val="24"/>
+          <w:szCs w:val="24"/>
+        </w:rPr>
+        <w:tab/>
+        <w:t>faturamento_id INT,</w:t>
+      </w:r>
+    </w:p>
+    <w:p>
+      <w:pPr>
+        <w:pStyle w:val="Normal"/>
+        <w:spacing w:before="40" w:after="0"/>
+        <w:contextualSpacing/>
+        <w:jc w:val="both"/>
+        <w:rPr>
+          <w:rFonts w:ascii="Times New Roman" w:hAnsi="Times New Roman" w:eastAsia="Times New Roman" w:cs="Times New Roman"/>
+          <w:b w:val="false"/>
+          <w:b w:val="false"/>
+          <w:bCs w:val="false"/>
+          <w:sz w:val="24"/>
+          <w:szCs w:val="24"/>
+        </w:rPr>
+      </w:pPr>
+      <w:r>
+        <w:rPr>
+          <w:rFonts w:eastAsia="Times New Roman" w:cs="Times New Roman" w:ascii="Times New Roman" w:hAnsi="Times New Roman"/>
+          <w:b w:val="false"/>
+          <w:bCs w:val="false"/>
+          <w:sz w:val="24"/>
+          <w:szCs w:val="24"/>
+        </w:rPr>
+        <w:tab/>
+        <w:t>paciente_id INT,</w:t>
+      </w:r>
+    </w:p>
+    <w:p>
+      <w:pPr>
+        <w:pStyle w:val="Normal"/>
+        <w:spacing w:before="40" w:after="0"/>
+        <w:contextualSpacing/>
+        <w:jc w:val="both"/>
+        <w:rPr>
+          <w:rFonts w:ascii="Times New Roman" w:hAnsi="Times New Roman" w:eastAsia="Times New Roman" w:cs="Times New Roman"/>
+          <w:b w:val="false"/>
+          <w:b w:val="false"/>
+          <w:bCs w:val="false"/>
+          <w:sz w:val="24"/>
+          <w:szCs w:val="24"/>
+        </w:rPr>
+      </w:pPr>
+      <w:r>
+        <w:rPr>
+          <w:rFonts w:eastAsia="Times New Roman" w:cs="Times New Roman" w:ascii="Times New Roman" w:hAnsi="Times New Roman"/>
+          <w:b w:val="false"/>
+          <w:bCs w:val="false"/>
+          <w:sz w:val="24"/>
+          <w:szCs w:val="24"/>
+        </w:rPr>
+        <w:tab/>
+        <w:t>data_pagamento DATETIME,</w:t>
+      </w:r>
+    </w:p>
+    <w:p>
+      <w:pPr>
+        <w:pStyle w:val="Normal"/>
+        <w:spacing w:before="40" w:after="0"/>
+        <w:contextualSpacing/>
+        <w:jc w:val="both"/>
+        <w:rPr>
+          <w:rFonts w:ascii="Times New Roman" w:hAnsi="Times New Roman" w:eastAsia="Times New Roman" w:cs="Times New Roman"/>
+          <w:b w:val="false"/>
+          <w:b w:val="false"/>
+          <w:bCs w:val="false"/>
+          <w:sz w:val="24"/>
+          <w:szCs w:val="24"/>
+        </w:rPr>
+      </w:pPr>
+      <w:r>
+        <w:rPr>
+          <w:rFonts w:eastAsia="Times New Roman" w:cs="Times New Roman" w:ascii="Times New Roman" w:hAnsi="Times New Roman"/>
+          <w:b w:val="false"/>
+          <w:bCs w:val="false"/>
+          <w:sz w:val="24"/>
+          <w:szCs w:val="24"/>
+        </w:rPr>
+        <w:tab/>
+        <w:t>valor DOUBLE,</w:t>
+      </w:r>
+    </w:p>
+    <w:p>
+      <w:pPr>
+        <w:pStyle w:val="Normal"/>
+        <w:spacing w:before="40" w:after="0"/>
+        <w:contextualSpacing/>
+        <w:jc w:val="both"/>
+        <w:rPr>
+          <w:rFonts w:ascii="Times New Roman" w:hAnsi="Times New Roman" w:eastAsia="Times New Roman" w:cs="Times New Roman"/>
+          <w:b w:val="false"/>
+          <w:b w:val="false"/>
+          <w:bCs w:val="false"/>
+          <w:sz w:val="24"/>
+          <w:szCs w:val="24"/>
+        </w:rPr>
+      </w:pPr>
+      <w:r>
+        <w:rPr>
+          <w:rFonts w:eastAsia="Times New Roman" w:cs="Times New Roman" w:ascii="Times New Roman" w:hAnsi="Times New Roman"/>
+          <w:b w:val="false"/>
+          <w:bCs w:val="false"/>
+          <w:sz w:val="24"/>
+          <w:szCs w:val="24"/>
+        </w:rPr>
+        <w:tab/>
+        <w:t>metodo_pagamento ENUM('Dinheiro', 'Cartão', 'PIX', 'Outro'),</w:t>
+      </w:r>
+    </w:p>
+    <w:p>
+      <w:pPr>
+        <w:pStyle w:val="Normal"/>
+        <w:spacing w:before="40" w:after="0"/>
+        <w:contextualSpacing/>
+        <w:jc w:val="both"/>
+        <w:rPr>
+          <w:rFonts w:ascii="Times New Roman" w:hAnsi="Times New Roman" w:eastAsia="Times New Roman" w:cs="Times New Roman"/>
+          <w:b w:val="false"/>
+          <w:b w:val="false"/>
+          <w:bCs w:val="false"/>
+          <w:sz w:val="24"/>
+          <w:szCs w:val="24"/>
+        </w:rPr>
+      </w:pPr>
+      <w:r>
+        <w:rPr>
+          <w:rFonts w:eastAsia="Times New Roman" w:cs="Times New Roman" w:ascii="Times New Roman" w:hAnsi="Times New Roman"/>
+          <w:b w:val="false"/>
+          <w:bCs w:val="false"/>
+          <w:sz w:val="24"/>
+          <w:szCs w:val="24"/>
+        </w:rPr>
+        <w:tab/>
+        <w:t>status ENUM('Pago', 'Pendente') DEFAULT 'Pendente',</w:t>
+      </w:r>
+    </w:p>
+    <w:p>
+      <w:pPr>
+        <w:pStyle w:val="Normal"/>
+        <w:spacing w:before="40" w:after="0"/>
+        <w:contextualSpacing/>
+        <w:jc w:val="both"/>
+        <w:rPr>
+          <w:rFonts w:ascii="Times New Roman" w:hAnsi="Times New Roman" w:eastAsia="Times New Roman" w:cs="Times New Roman"/>
+          <w:b w:val="false"/>
+          <w:b w:val="false"/>
+          <w:bCs w:val="false"/>
+          <w:sz w:val="24"/>
+          <w:szCs w:val="24"/>
+        </w:rPr>
+      </w:pPr>
+      <w:r>
+        <w:rPr>
+          <w:rFonts w:eastAsia="Times New Roman" w:cs="Times New Roman" w:ascii="Times New Roman" w:hAnsi="Times New Roman"/>
+          <w:b w:val="false"/>
+          <w:bCs w:val="false"/>
+          <w:sz w:val="24"/>
+          <w:szCs w:val="24"/>
+        </w:rPr>
+        <w:tab/>
+        <w:t>observacoes TEXT,</w:t>
+      </w:r>
+    </w:p>
+    <w:p>
+      <w:pPr>
+        <w:pStyle w:val="Normal"/>
+        <w:spacing w:before="40" w:after="0"/>
+        <w:contextualSpacing/>
+        <w:jc w:val="both"/>
+        <w:rPr>
+          <w:rFonts w:ascii="Times New Roman" w:hAnsi="Times New Roman" w:eastAsia="Times New Roman" w:cs="Times New Roman"/>
+          <w:b w:val="false"/>
+          <w:b w:val="false"/>
+          <w:bCs w:val="false"/>
+          <w:sz w:val="24"/>
+          <w:szCs w:val="24"/>
+        </w:rPr>
+      </w:pPr>
+      <w:r>
+        <w:rPr>
+          <w:rFonts w:eastAsia="Times New Roman" w:cs="Times New Roman" w:ascii="Times New Roman" w:hAnsi="Times New Roman"/>
+          <w:b w:val="false"/>
+          <w:bCs w:val="false"/>
+          <w:sz w:val="24"/>
+          <w:szCs w:val="24"/>
+        </w:rPr>
+        <w:tab/>
+        <w:t>FOREIGN KEY (faturamento_id) REFERENCES faturamento(id),</w:t>
+      </w:r>
+    </w:p>
+    <w:p>
+      <w:pPr>
+        <w:pStyle w:val="Normal"/>
+        <w:spacing w:before="40" w:after="0"/>
+        <w:contextualSpacing/>
+        <w:jc w:val="both"/>
+        <w:rPr>
+          <w:rFonts w:ascii="Times New Roman" w:hAnsi="Times New Roman" w:eastAsia="Times New Roman" w:cs="Times New Roman"/>
+          <w:b w:val="false"/>
+          <w:b w:val="false"/>
+          <w:bCs w:val="false"/>
+          <w:sz w:val="24"/>
+          <w:szCs w:val="24"/>
+        </w:rPr>
+      </w:pPr>
+      <w:r>
+        <w:rPr>
+          <w:rFonts w:eastAsia="Times New Roman" w:cs="Times New Roman" w:ascii="Times New Roman" w:hAnsi="Times New Roman"/>
+          <w:b w:val="false"/>
+          <w:bCs w:val="false"/>
+          <w:sz w:val="24"/>
+          <w:szCs w:val="24"/>
+        </w:rPr>
+        <w:tab/>
+        <w:t>FOREIGN KEY (paciente_id) REFERENCES pacientes(id)</w:t>
+      </w:r>
+    </w:p>
+    <w:p>
+      <w:pPr>
+        <w:pStyle w:val="Normal"/>
+        <w:spacing w:before="40" w:after="0"/>
+        <w:contextualSpacing/>
+        <w:jc w:val="both"/>
+        <w:rPr>
+          <w:rFonts w:ascii="Times New Roman" w:hAnsi="Times New Roman" w:eastAsia="Times New Roman" w:cs="Times New Roman"/>
+          <w:b w:val="false"/>
+          <w:b w:val="false"/>
+          <w:bCs w:val="false"/>
+          <w:sz w:val="24"/>
+          <w:szCs w:val="24"/>
+        </w:rPr>
+      </w:pPr>
+      <w:r>
+        <w:rPr>
+          <w:rFonts w:eastAsia="Times New Roman" w:cs="Times New Roman" w:ascii="Times New Roman" w:hAnsi="Times New Roman"/>
+          <w:b w:val="false"/>
+          <w:bCs w:val="false"/>
+          <w:sz w:val="24"/>
+          <w:szCs w:val="24"/>
+        </w:rPr>
+        <w:t>)</w:t>
+      </w:r>
+    </w:p>
+    <w:p>
+      <w:pPr>
+        <w:pStyle w:val="Normal"/>
+        <w:spacing w:before="40" w:after="0"/>
+        <w:contextualSpacing/>
         <w:jc w:val="center"/>
         <w:rPr>
           <w:rFonts w:ascii="Times New Roman" w:hAnsi="Times New Roman" w:eastAsia="Times New Roman" w:cs="Times New Roman"/>
@@ -21132,26 +25910,18 @@
     <w:p>
       <w:pPr>
         <w:pStyle w:val="Normal"/>
-        <w:spacing w:before="40" w:after="0"/>
-        <w:contextualSpacing/>
         <w:jc w:val="center"/>
         <w:rPr>
           <w:rFonts w:ascii="Times New Roman" w:hAnsi="Times New Roman" w:eastAsia="Times New Roman" w:cs="Times New Roman"/>
           <w:b/>
           <w:b/>
           <w:bCs/>
-          <w:sz w:val="24"/>
-          <w:szCs w:val="24"/>
-        </w:rPr>
-      </w:pPr>
-      <w:r>
-        <w:rPr>
-          <w:rFonts w:eastAsia="Times New Roman" w:cs="Times New Roman" w:ascii="Times New Roman" w:hAnsi="Times New Roman"/>
-          <w:b/>
-          <w:bCs/>
-          <w:sz w:val="24"/>
-          <w:szCs w:val="24"/>
-        </w:rPr>
+          <w:sz w:val="32"/>
+          <w:szCs w:val="32"/>
+        </w:rPr>
+      </w:pPr>
+      <w:r>
+        <w:rPr/>
       </w:r>
     </w:p>
     <w:p>

--- a/PROJETO PIM (1) 1 (1).docx
+++ b/PROJETO PIM (1) 1 (1).docx
@@ -3885,27 +3885,7 @@
           <w:sz w:val="24"/>
           <w:szCs w:val="24"/>
         </w:rPr>
-        <w:t>13.5 Banco de dados(</w:t>
-      </w:r>
-      <w:r>
-        <w:rPr>
-          <w:rFonts w:eastAsia="Times New Roman" w:cs="Times New Roman" w:ascii="Times New Roman" w:hAnsi="Times New Roman"/>
-          <w:b/>
-          <w:bCs/>
-          <w:sz w:val="24"/>
-          <w:szCs w:val="24"/>
-        </w:rPr>
-        <w:t>modelagem -  fisico</w:t>
-      </w:r>
-      <w:r>
-        <w:rPr>
-          <w:rFonts w:eastAsia="Times New Roman" w:cs="Times New Roman" w:ascii="Times New Roman" w:hAnsi="Times New Roman"/>
-          <w:b/>
-          <w:bCs/>
-          <w:sz w:val="24"/>
-          <w:szCs w:val="24"/>
-        </w:rPr>
-        <w:t>)</w:t>
+        <w:t>13.5 Banco de dados(modelagem -  fisico)</w:t>
       </w:r>
     </w:p>
     <w:p>
@@ -13939,7 +13919,12 @@
         </w:rPr>
       </w:pPr>
       <w:r>
-        <w:rPr/>
+        <w:rPr>
+          <w:b/>
+          <w:bCs/>
+          <w:sz w:val="32"/>
+          <w:szCs w:val="32"/>
+        </w:rPr>
       </w:r>
     </w:p>
     <w:p>
@@ -15075,6 +15060,105 @@
         <w:pStyle w:val="Normal"/>
         <w:jc w:val="both"/>
         <w:rPr>
+          <w:b/>
+          <w:b/>
+          <w:bCs/>
+        </w:rPr>
+      </w:pPr>
+      <w:r>
+        <w:rPr>
+          <w:rFonts w:eastAsia="Times New Roman" w:cs="Times New Roman" w:ascii="Times New Roman" w:hAnsi="Times New Roman"/>
+          <w:b/>
+          <w:bCs/>
+          <w:sz w:val="24"/>
+          <w:szCs w:val="24"/>
+        </w:rPr>
+        <w:t>Diagrama de Atividade – Usu</w:t>
+      </w:r>
+      <w:r>
+        <w:rPr>
+          <w:rFonts w:eastAsia="Times New Roman" w:cs="Times New Roman" w:ascii="Times New Roman" w:hAnsi="Times New Roman"/>
+          <w:b/>
+          <w:bCs/>
+          <w:color w:val="auto"/>
+          <w:kern w:val="0"/>
+          <w:sz w:val="24"/>
+          <w:szCs w:val="24"/>
+          <w:lang w:val="en-US" w:eastAsia="en-US" w:bidi="ar-SA"/>
+        </w:rPr>
+        <w:t>ário essqueceu senha</w:t>
+      </w:r>
+    </w:p>
+    <w:p>
+      <w:pPr>
+        <w:pStyle w:val="Normal"/>
+        <w:jc w:val="both"/>
+        <w:rPr>
+          <w:rFonts w:ascii="Times New Roman" w:hAnsi="Times New Roman" w:eastAsia="Times New Roman" w:cs="Times New Roman"/>
+          <w:color w:val="auto"/>
+          <w:kern w:val="0"/>
+          <w:sz w:val="24"/>
+          <w:szCs w:val="24"/>
+          <w:lang w:val="en-US" w:eastAsia="en-US" w:bidi="ar-SA"/>
+        </w:rPr>
+      </w:pPr>
+      <w:r>
+        <w:rPr>
+          <w:b/>
+          <w:bCs/>
+        </w:rPr>
+        <w:drawing>
+          <wp:anchor behindDoc="0" distT="0" distB="0" distL="0" distR="0" simplePos="0" locked="0" layoutInCell="0" allowOverlap="1" relativeHeight="18">
+            <wp:simplePos x="0" y="0"/>
+            <wp:positionH relativeFrom="column">
+              <wp:align>center</wp:align>
+            </wp:positionH>
+            <wp:positionV relativeFrom="paragraph">
+              <wp:posOffset>635</wp:posOffset>
+            </wp:positionV>
+            <wp:extent cx="5589905" cy="3918585"/>
+            <wp:effectExtent l="0" t="0" r="0" b="0"/>
+            <wp:wrapSquare wrapText="largest"/>
+            <wp:docPr id="16" name="Figura15" descr=""/>
+            <wp:cNvGraphicFramePr>
+              <a:graphicFrameLocks xmlns:a="http://schemas.openxmlformats.org/drawingml/2006/main" noChangeAspect="1"/>
+            </wp:cNvGraphicFramePr>
+            <a:graphic xmlns:a="http://schemas.openxmlformats.org/drawingml/2006/main">
+              <a:graphicData uri="http://schemas.openxmlformats.org/drawingml/2006/picture">
+                <pic:pic xmlns:pic="http://schemas.openxmlformats.org/drawingml/2006/picture">
+                  <pic:nvPicPr>
+                    <pic:cNvPr id="16" name="Figura15" descr=""/>
+                    <pic:cNvPicPr>
+                      <a:picLocks noChangeAspect="1" noChangeArrowheads="1"/>
+                    </pic:cNvPicPr>
+                  </pic:nvPicPr>
+                  <pic:blipFill>
+                    <a:blip r:embed="rId17"/>
+                    <a:stretch>
+                      <a:fillRect/>
+                    </a:stretch>
+                  </pic:blipFill>
+                  <pic:spPr bwMode="auto">
+                    <a:xfrm>
+                      <a:off x="0" y="0"/>
+                      <a:ext cx="5589905" cy="3918585"/>
+                    </a:xfrm>
+                    <a:prstGeom prst="rect">
+                      <a:avLst/>
+                    </a:prstGeom>
+                  </pic:spPr>
+                </pic:pic>
+              </a:graphicData>
+            </a:graphic>
+          </wp:anchor>
+        </w:drawing>
+      </w:r>
+    </w:p>
+    <w:p>
+      <w:pPr>
+        <w:pStyle w:val="Normal"/>
+        <w:jc w:val="both"/>
+        <w:rPr>
           <w:rFonts w:ascii="Times New Roman" w:hAnsi="Times New Roman" w:eastAsia="Times New Roman" w:cs="Times New Roman"/>
           <w:b/>
           <w:b/>
@@ -15271,6 +15355,118 @@
         <w:pStyle w:val="Normal"/>
         <w:jc w:val="both"/>
         <w:rPr>
+          <w:b/>
+          <w:b/>
+          <w:bCs/>
+        </w:rPr>
+      </w:pPr>
+      <w:r>
+        <w:rPr>
+          <w:rFonts w:eastAsia="Times New Roman" w:cs="Times New Roman" w:ascii="Times New Roman" w:hAnsi="Times New Roman"/>
+          <w:b/>
+          <w:bCs/>
+          <w:sz w:val="24"/>
+          <w:szCs w:val="24"/>
+        </w:rPr>
+        <w:t>Diagrama de Atividade – Usu</w:t>
+      </w:r>
+      <w:r>
+        <w:rPr>
+          <w:rFonts w:eastAsia="Times New Roman" w:cs="Times New Roman" w:ascii="Times New Roman" w:hAnsi="Times New Roman"/>
+          <w:b/>
+          <w:bCs/>
+          <w:color w:val="auto"/>
+          <w:kern w:val="0"/>
+          <w:sz w:val="24"/>
+          <w:szCs w:val="24"/>
+          <w:lang w:val="en-US" w:eastAsia="en-US" w:bidi="ar-SA"/>
+        </w:rPr>
+        <w:t xml:space="preserve">ário </w:t>
+      </w:r>
+      <w:r>
+        <w:rPr>
+          <w:rFonts w:eastAsia="Times New Roman" w:cs="Times New Roman" w:ascii="Times New Roman" w:hAnsi="Times New Roman"/>
+          <w:b/>
+          <w:bCs/>
+          <w:color w:val="auto"/>
+          <w:kern w:val="0"/>
+          <w:sz w:val="24"/>
+          <w:szCs w:val="24"/>
+          <w:lang w:val="en-US" w:eastAsia="en-US" w:bidi="ar-SA"/>
+        </w:rPr>
+        <w:t>não cadastrado</w:t>
+      </w:r>
+    </w:p>
+    <w:p>
+      <w:pPr>
+        <w:pStyle w:val="Normal"/>
+        <w:jc w:val="both"/>
+        <w:rPr>
+          <w:rFonts w:ascii="Times New Roman" w:hAnsi="Times New Roman" w:eastAsia="Times New Roman" w:cs="Times New Roman"/>
+          <w:color w:val="auto"/>
+          <w:kern w:val="0"/>
+          <w:sz w:val="24"/>
+          <w:szCs w:val="24"/>
+          <w:lang w:val="en-US" w:eastAsia="en-US" w:bidi="ar-SA"/>
+        </w:rPr>
+      </w:pPr>
+      <w:r>
+        <w:rPr>
+          <w:b/>
+          <w:bCs/>
+        </w:rPr>
+        <w:drawing>
+          <wp:anchor behindDoc="0" distT="0" distB="0" distL="0" distR="0" simplePos="0" locked="0" layoutInCell="0" allowOverlap="1" relativeHeight="19">
+            <wp:simplePos x="0" y="0"/>
+            <wp:positionH relativeFrom="column">
+              <wp:align>center</wp:align>
+            </wp:positionH>
+            <wp:positionV relativeFrom="paragraph">
+              <wp:posOffset>635</wp:posOffset>
+            </wp:positionV>
+            <wp:extent cx="4753610" cy="2980055"/>
+            <wp:effectExtent l="0" t="0" r="0" b="0"/>
+            <wp:wrapSquare wrapText="largest"/>
+            <wp:docPr id="17" name="Figura16" descr=""/>
+            <wp:cNvGraphicFramePr>
+              <a:graphicFrameLocks xmlns:a="http://schemas.openxmlformats.org/drawingml/2006/main" noChangeAspect="1"/>
+            </wp:cNvGraphicFramePr>
+            <a:graphic xmlns:a="http://schemas.openxmlformats.org/drawingml/2006/main">
+              <a:graphicData uri="http://schemas.openxmlformats.org/drawingml/2006/picture">
+                <pic:pic xmlns:pic="http://schemas.openxmlformats.org/drawingml/2006/picture">
+                  <pic:nvPicPr>
+                    <pic:cNvPr id="17" name="Figura16" descr=""/>
+                    <pic:cNvPicPr>
+                      <a:picLocks noChangeAspect="1" noChangeArrowheads="1"/>
+                    </pic:cNvPicPr>
+                  </pic:nvPicPr>
+                  <pic:blipFill>
+                    <a:blip r:embed="rId18"/>
+                    <a:stretch>
+                      <a:fillRect/>
+                    </a:stretch>
+                  </pic:blipFill>
+                  <pic:spPr bwMode="auto">
+                    <a:xfrm>
+                      <a:off x="0" y="0"/>
+                      <a:ext cx="4753610" cy="2980055"/>
+                    </a:xfrm>
+                    <a:prstGeom prst="rect">
+                      <a:avLst/>
+                    </a:prstGeom>
+                  </pic:spPr>
+                </pic:pic>
+              </a:graphicData>
+            </a:graphic>
+          </wp:anchor>
+        </w:drawing>
+      </w:r>
+    </w:p>
+    <w:p>
+      <w:pPr>
+        <w:pStyle w:val="Normal"/>
+        <w:jc w:val="both"/>
+        <w:rPr>
           <w:rFonts w:ascii="Times New Roman" w:hAnsi="Times New Roman" w:eastAsia="Times New Roman" w:cs="Times New Roman"/>
           <w:b/>
           <w:b/>
@@ -15477,18 +15673,6 @@
           <w:szCs w:val="24"/>
         </w:rPr>
         <w:t>O sistema deve ser confiável e lidar com exceções de forma clara para o usuário.</w:t>
-      </w:r>
-    </w:p>
-    <w:p>
-      <w:pPr>
-        <w:pStyle w:val="Normal"/>
-        <w:spacing w:before="40" w:after="0"/>
-        <w:contextualSpacing/>
-        <w:jc w:val="center"/>
-        <w:rPr/>
-      </w:pPr>
-      <w:r>
-        <w:rPr/>
       </w:r>
     </w:p>
     <w:p>
@@ -16885,6 +17069,182 @@
         <w:jc w:val="both"/>
         <w:rPr>
           <w:rFonts w:ascii="Times New Roman" w:hAnsi="Times New Roman"/>
+          <w:sz w:val="24"/>
+          <w:szCs w:val="24"/>
+        </w:rPr>
+      </w:pPr>
+      <w:r>
+        <w:rPr/>
+      </w:r>
+    </w:p>
+    <w:p>
+      <w:pPr>
+        <w:pStyle w:val="Normal"/>
+        <w:spacing w:before="40" w:after="0"/>
+        <w:contextualSpacing/>
+        <w:jc w:val="both"/>
+        <w:rPr>
+          <w:b/>
+          <w:b/>
+          <w:bCs/>
+        </w:rPr>
+      </w:pPr>
+      <w:r>
+        <w:rPr>
+          <w:rFonts w:ascii="Times New Roman" w:hAnsi="Times New Roman"/>
+          <w:b/>
+          <w:bCs/>
+          <w:sz w:val="24"/>
+          <w:szCs w:val="24"/>
+        </w:rPr>
+        <w:t>Diagrama de Atividades – Cancelamento de consultas ou exames</w:t>
+      </w:r>
+    </w:p>
+    <w:p>
+      <w:pPr>
+        <w:pStyle w:val="Normal"/>
+        <w:spacing w:before="40" w:after="0"/>
+        <w:contextualSpacing/>
+        <w:jc w:val="both"/>
+        <w:rPr>
+          <w:rFonts w:ascii="Times New Roman" w:hAnsi="Times New Roman"/>
+          <w:sz w:val="24"/>
+          <w:szCs w:val="24"/>
+        </w:rPr>
+      </w:pPr>
+      <w:r>
+        <w:rPr>
+          <w:b/>
+          <w:bCs/>
+        </w:rPr>
+      </w:r>
+    </w:p>
+    <w:p>
+      <w:pPr>
+        <w:pStyle w:val="Normal"/>
+        <w:spacing w:before="40" w:after="0"/>
+        <w:contextualSpacing/>
+        <w:jc w:val="both"/>
+        <w:rPr>
+          <w:rFonts w:ascii="Times New Roman" w:hAnsi="Times New Roman"/>
+          <w:sz w:val="24"/>
+          <w:szCs w:val="24"/>
+        </w:rPr>
+      </w:pPr>
+      <w:r>
+        <w:rPr/>
+        <w:drawing>
+          <wp:anchor behindDoc="0" distT="0" distB="0" distL="0" distR="0" simplePos="0" locked="0" layoutInCell="0" allowOverlap="1" relativeHeight="20">
+            <wp:simplePos x="0" y="0"/>
+            <wp:positionH relativeFrom="column">
+              <wp:align>center</wp:align>
+            </wp:positionH>
+            <wp:positionV relativeFrom="paragraph">
+              <wp:posOffset>635</wp:posOffset>
+            </wp:positionV>
+            <wp:extent cx="5943600" cy="2484755"/>
+            <wp:effectExtent l="0" t="0" r="0" b="0"/>
+            <wp:wrapSquare wrapText="largest"/>
+            <wp:docPr id="18" name="Figura17" descr=""/>
+            <wp:cNvGraphicFramePr>
+              <a:graphicFrameLocks xmlns:a="http://schemas.openxmlformats.org/drawingml/2006/main" noChangeAspect="1"/>
+            </wp:cNvGraphicFramePr>
+            <a:graphic xmlns:a="http://schemas.openxmlformats.org/drawingml/2006/main">
+              <a:graphicData uri="http://schemas.openxmlformats.org/drawingml/2006/picture">
+                <pic:pic xmlns:pic="http://schemas.openxmlformats.org/drawingml/2006/picture">
+                  <pic:nvPicPr>
+                    <pic:cNvPr id="18" name="Figura17" descr=""/>
+                    <pic:cNvPicPr>
+                      <a:picLocks noChangeAspect="1" noChangeArrowheads="1"/>
+                    </pic:cNvPicPr>
+                  </pic:nvPicPr>
+                  <pic:blipFill>
+                    <a:blip r:embed="rId19"/>
+                    <a:stretch>
+                      <a:fillRect/>
+                    </a:stretch>
+                  </pic:blipFill>
+                  <pic:spPr bwMode="auto">
+                    <a:xfrm>
+                      <a:off x="0" y="0"/>
+                      <a:ext cx="5943600" cy="2484755"/>
+                    </a:xfrm>
+                    <a:prstGeom prst="rect">
+                      <a:avLst/>
+                    </a:prstGeom>
+                  </pic:spPr>
+                </pic:pic>
+              </a:graphicData>
+            </a:graphic>
+          </wp:anchor>
+        </w:drawing>
+      </w:r>
+    </w:p>
+    <w:p>
+      <w:pPr>
+        <w:pStyle w:val="Normal"/>
+        <w:spacing w:before="40" w:after="0"/>
+        <w:contextualSpacing/>
+        <w:jc w:val="both"/>
+        <w:rPr>
+          <w:rFonts w:ascii="Times New Roman" w:hAnsi="Times New Roman"/>
+          <w:b/>
+          <w:b/>
+          <w:bCs/>
+          <w:sz w:val="24"/>
+          <w:szCs w:val="24"/>
+        </w:rPr>
+      </w:pPr>
+      <w:r>
+        <w:rPr/>
+      </w:r>
+    </w:p>
+    <w:p>
+      <w:pPr>
+        <w:pStyle w:val="Normal"/>
+        <w:spacing w:before="40" w:after="0"/>
+        <w:contextualSpacing/>
+        <w:jc w:val="both"/>
+        <w:rPr>
+          <w:rFonts w:ascii="Times New Roman" w:hAnsi="Times New Roman"/>
+          <w:b/>
+          <w:b/>
+          <w:bCs/>
+          <w:sz w:val="24"/>
+          <w:szCs w:val="24"/>
+        </w:rPr>
+      </w:pPr>
+      <w:r>
+        <w:rPr/>
+      </w:r>
+    </w:p>
+    <w:p>
+      <w:pPr>
+        <w:pStyle w:val="Normal"/>
+        <w:spacing w:before="40" w:after="0"/>
+        <w:contextualSpacing/>
+        <w:jc w:val="both"/>
+        <w:rPr>
+          <w:rFonts w:ascii="Times New Roman" w:hAnsi="Times New Roman"/>
+          <w:b/>
+          <w:b/>
+          <w:bCs/>
+          <w:sz w:val="24"/>
+          <w:szCs w:val="24"/>
+        </w:rPr>
+      </w:pPr>
+      <w:r>
+        <w:rPr/>
+      </w:r>
+    </w:p>
+    <w:p>
+      <w:pPr>
+        <w:pStyle w:val="Normal"/>
+        <w:spacing w:before="40" w:after="0"/>
+        <w:contextualSpacing/>
+        <w:jc w:val="both"/>
+        <w:rPr>
+          <w:rFonts w:ascii="Times New Roman" w:hAnsi="Times New Roman"/>
           <w:b/>
           <w:b/>
           <w:bCs/>
@@ -18656,6 +19016,847 @@
         </w:rPr>
       </w:pPr>
       <w:r>
+        <w:rPr/>
+      </w:r>
+    </w:p>
+    <w:p>
+      <w:pPr>
+        <w:pStyle w:val="Normal"/>
+        <w:spacing w:before="40" w:after="0"/>
+        <w:contextualSpacing/>
+        <w:jc w:val="both"/>
+        <w:rPr>
+          <w:rFonts w:ascii="Times New Roman" w:hAnsi="Times New Roman"/>
+          <w:b/>
+          <w:b/>
+          <w:bCs/>
+          <w:sz w:val="24"/>
+          <w:szCs w:val="24"/>
+        </w:rPr>
+      </w:pPr>
+      <w:r>
+        <w:rPr/>
+      </w:r>
+    </w:p>
+    <w:p>
+      <w:pPr>
+        <w:pStyle w:val="Normal"/>
+        <w:spacing w:before="40" w:after="0"/>
+        <w:contextualSpacing/>
+        <w:jc w:val="both"/>
+        <w:rPr>
+          <w:rFonts w:ascii="Times New Roman" w:hAnsi="Times New Roman"/>
+          <w:b/>
+          <w:b/>
+          <w:bCs/>
+          <w:sz w:val="24"/>
+          <w:szCs w:val="24"/>
+        </w:rPr>
+      </w:pPr>
+      <w:r>
+        <w:rPr/>
+      </w:r>
+    </w:p>
+    <w:p>
+      <w:pPr>
+        <w:pStyle w:val="Normal"/>
+        <w:spacing w:before="40" w:after="0"/>
+        <w:contextualSpacing/>
+        <w:jc w:val="both"/>
+        <w:rPr>
+          <w:rFonts w:ascii="Times New Roman" w:hAnsi="Times New Roman"/>
+          <w:b/>
+          <w:b/>
+          <w:bCs/>
+          <w:sz w:val="24"/>
+          <w:szCs w:val="24"/>
+        </w:rPr>
+      </w:pPr>
+      <w:r>
+        <w:rPr/>
+      </w:r>
+    </w:p>
+    <w:p>
+      <w:pPr>
+        <w:pStyle w:val="Normal"/>
+        <w:spacing w:before="40" w:after="0"/>
+        <w:contextualSpacing/>
+        <w:jc w:val="both"/>
+        <w:rPr>
+          <w:rFonts w:ascii="Times New Roman" w:hAnsi="Times New Roman"/>
+          <w:b/>
+          <w:b/>
+          <w:bCs/>
+          <w:sz w:val="24"/>
+          <w:szCs w:val="24"/>
+        </w:rPr>
+      </w:pPr>
+      <w:r>
+        <w:rPr/>
+      </w:r>
+    </w:p>
+    <w:p>
+      <w:pPr>
+        <w:pStyle w:val="Normal"/>
+        <w:spacing w:before="40" w:after="0"/>
+        <w:contextualSpacing/>
+        <w:jc w:val="both"/>
+        <w:rPr>
+          <w:rFonts w:ascii="Times New Roman" w:hAnsi="Times New Roman"/>
+          <w:b/>
+          <w:b/>
+          <w:bCs/>
+          <w:sz w:val="24"/>
+          <w:szCs w:val="24"/>
+        </w:rPr>
+      </w:pPr>
+      <w:r>
+        <w:rPr/>
+      </w:r>
+    </w:p>
+    <w:p>
+      <w:pPr>
+        <w:pStyle w:val="Normal"/>
+        <w:spacing w:before="40" w:after="0"/>
+        <w:contextualSpacing/>
+        <w:jc w:val="both"/>
+        <w:rPr>
+          <w:rFonts w:ascii="Times New Roman" w:hAnsi="Times New Roman"/>
+          <w:b/>
+          <w:b/>
+          <w:bCs/>
+          <w:sz w:val="24"/>
+          <w:szCs w:val="24"/>
+        </w:rPr>
+      </w:pPr>
+      <w:r>
+        <w:rPr/>
+      </w:r>
+    </w:p>
+    <w:p>
+      <w:pPr>
+        <w:pStyle w:val="Normal"/>
+        <w:spacing w:before="40" w:after="0"/>
+        <w:contextualSpacing/>
+        <w:jc w:val="both"/>
+        <w:rPr>
+          <w:rFonts w:ascii="Times New Roman" w:hAnsi="Times New Roman"/>
+          <w:b/>
+          <w:b/>
+          <w:bCs/>
+          <w:sz w:val="24"/>
+          <w:szCs w:val="24"/>
+        </w:rPr>
+      </w:pPr>
+      <w:r>
+        <w:rPr/>
+      </w:r>
+    </w:p>
+    <w:p>
+      <w:pPr>
+        <w:pStyle w:val="Normal"/>
+        <w:spacing w:before="40" w:after="0"/>
+        <w:contextualSpacing/>
+        <w:jc w:val="both"/>
+        <w:rPr>
+          <w:rFonts w:ascii="Times New Roman" w:hAnsi="Times New Roman"/>
+          <w:b/>
+          <w:b/>
+          <w:bCs/>
+          <w:sz w:val="24"/>
+          <w:szCs w:val="24"/>
+        </w:rPr>
+      </w:pPr>
+      <w:r>
+        <w:rPr/>
+      </w:r>
+    </w:p>
+    <w:p>
+      <w:pPr>
+        <w:pStyle w:val="Normal"/>
+        <w:spacing w:before="40" w:after="0"/>
+        <w:contextualSpacing/>
+        <w:jc w:val="both"/>
+        <w:rPr>
+          <w:rFonts w:ascii="Times New Roman" w:hAnsi="Times New Roman"/>
+          <w:b/>
+          <w:b/>
+          <w:bCs/>
+          <w:sz w:val="24"/>
+          <w:szCs w:val="24"/>
+        </w:rPr>
+      </w:pPr>
+      <w:r>
+        <w:rPr/>
+      </w:r>
+    </w:p>
+    <w:p>
+      <w:pPr>
+        <w:pStyle w:val="Normal"/>
+        <w:spacing w:before="40" w:after="0"/>
+        <w:contextualSpacing/>
+        <w:jc w:val="both"/>
+        <w:rPr>
+          <w:rFonts w:ascii="Times New Roman" w:hAnsi="Times New Roman"/>
+          <w:b/>
+          <w:b/>
+          <w:bCs/>
+          <w:sz w:val="24"/>
+          <w:szCs w:val="24"/>
+        </w:rPr>
+      </w:pPr>
+      <w:r>
+        <w:rPr/>
+      </w:r>
+    </w:p>
+    <w:p>
+      <w:pPr>
+        <w:pStyle w:val="Normal"/>
+        <w:spacing w:before="40" w:after="0"/>
+        <w:contextualSpacing/>
+        <w:jc w:val="both"/>
+        <w:rPr>
+          <w:rFonts w:ascii="Times New Roman" w:hAnsi="Times New Roman"/>
+          <w:b/>
+          <w:b/>
+          <w:bCs/>
+          <w:sz w:val="24"/>
+          <w:szCs w:val="24"/>
+        </w:rPr>
+      </w:pPr>
+      <w:r>
+        <w:rPr>
+          <w:rFonts w:ascii="Times New Roman" w:hAnsi="Times New Roman"/>
+          <w:b/>
+          <w:bCs/>
+          <w:sz w:val="24"/>
+          <w:szCs w:val="24"/>
+        </w:rPr>
+        <w:t>Diagrama de Atividade</w:t>
+      </w:r>
+      <w:r>
+        <w:rPr>
+          <w:rFonts w:ascii="Times New Roman" w:hAnsi="Times New Roman"/>
+          <w:b/>
+          <w:bCs/>
+          <w:sz w:val="24"/>
+          <w:szCs w:val="24"/>
+        </w:rPr>
+        <w:t xml:space="preserve"> - Cancelamento de consultas ou exames e emitir prontuários</w:t>
+      </w:r>
+    </w:p>
+    <w:p>
+      <w:pPr>
+        <w:pStyle w:val="Normal"/>
+        <w:spacing w:before="40" w:after="0"/>
+        <w:contextualSpacing/>
+        <w:jc w:val="both"/>
+        <w:rPr>
+          <w:rFonts w:ascii="Times New Roman" w:hAnsi="Times New Roman"/>
+          <w:b/>
+          <w:b/>
+          <w:bCs/>
+          <w:sz w:val="24"/>
+          <w:szCs w:val="24"/>
+        </w:rPr>
+      </w:pPr>
+      <w:r>
+        <w:rPr/>
+      </w:r>
+    </w:p>
+    <w:p>
+      <w:pPr>
+        <w:pStyle w:val="Normal"/>
+        <w:spacing w:before="40" w:after="0"/>
+        <w:contextualSpacing/>
+        <w:jc w:val="both"/>
+        <w:rPr>
+          <w:rFonts w:ascii="Times New Roman" w:hAnsi="Times New Roman"/>
+          <w:b/>
+          <w:b/>
+          <w:bCs/>
+          <w:sz w:val="24"/>
+          <w:szCs w:val="24"/>
+        </w:rPr>
+      </w:pPr>
+      <w:r>
+        <w:rPr/>
+        <w:drawing>
+          <wp:anchor behindDoc="0" distT="0" distB="0" distL="0" distR="0" simplePos="0" locked="0" layoutInCell="0" allowOverlap="1" relativeHeight="21">
+            <wp:simplePos x="0" y="0"/>
+            <wp:positionH relativeFrom="column">
+              <wp:align>center</wp:align>
+            </wp:positionH>
+            <wp:positionV relativeFrom="paragraph">
+              <wp:posOffset>635</wp:posOffset>
+            </wp:positionV>
+            <wp:extent cx="4181475" cy="4724400"/>
+            <wp:effectExtent l="0" t="0" r="0" b="0"/>
+            <wp:wrapSquare wrapText="largest"/>
+            <wp:docPr id="19" name="Figura18" descr=""/>
+            <wp:cNvGraphicFramePr>
+              <a:graphicFrameLocks xmlns:a="http://schemas.openxmlformats.org/drawingml/2006/main" noChangeAspect="1"/>
+            </wp:cNvGraphicFramePr>
+            <a:graphic xmlns:a="http://schemas.openxmlformats.org/drawingml/2006/main">
+              <a:graphicData uri="http://schemas.openxmlformats.org/drawingml/2006/picture">
+                <pic:pic xmlns:pic="http://schemas.openxmlformats.org/drawingml/2006/picture">
+                  <pic:nvPicPr>
+                    <pic:cNvPr id="19" name="Figura18" descr=""/>
+                    <pic:cNvPicPr>
+                      <a:picLocks noChangeAspect="1" noChangeArrowheads="1"/>
+                    </pic:cNvPicPr>
+                  </pic:nvPicPr>
+                  <pic:blipFill>
+                    <a:blip r:embed="rId20"/>
+                    <a:stretch>
+                      <a:fillRect/>
+                    </a:stretch>
+                  </pic:blipFill>
+                  <pic:spPr bwMode="auto">
+                    <a:xfrm>
+                      <a:off x="0" y="0"/>
+                      <a:ext cx="4181475" cy="4724400"/>
+                    </a:xfrm>
+                    <a:prstGeom prst="rect">
+                      <a:avLst/>
+                    </a:prstGeom>
+                  </pic:spPr>
+                </pic:pic>
+              </a:graphicData>
+            </a:graphic>
+          </wp:anchor>
+        </w:drawing>
+      </w:r>
+    </w:p>
+    <w:p>
+      <w:pPr>
+        <w:pStyle w:val="Normal"/>
+        <w:spacing w:before="40" w:after="0"/>
+        <w:contextualSpacing/>
+        <w:jc w:val="both"/>
+        <w:rPr>
+          <w:rFonts w:ascii="Times New Roman" w:hAnsi="Times New Roman"/>
+          <w:b/>
+          <w:b/>
+          <w:bCs/>
+          <w:sz w:val="24"/>
+          <w:szCs w:val="24"/>
+        </w:rPr>
+      </w:pPr>
+      <w:r>
+        <w:rPr/>
+      </w:r>
+    </w:p>
+    <w:p>
+      <w:pPr>
+        <w:pStyle w:val="Normal"/>
+        <w:spacing w:before="40" w:after="0"/>
+        <w:contextualSpacing/>
+        <w:jc w:val="both"/>
+        <w:rPr>
+          <w:rFonts w:ascii="Times New Roman" w:hAnsi="Times New Roman"/>
+          <w:b/>
+          <w:b/>
+          <w:bCs/>
+          <w:sz w:val="24"/>
+          <w:szCs w:val="24"/>
+        </w:rPr>
+      </w:pPr>
+      <w:r>
+        <w:rPr/>
+      </w:r>
+    </w:p>
+    <w:p>
+      <w:pPr>
+        <w:pStyle w:val="Normal"/>
+        <w:spacing w:before="40" w:after="0"/>
+        <w:contextualSpacing/>
+        <w:jc w:val="both"/>
+        <w:rPr>
+          <w:rFonts w:ascii="Times New Roman" w:hAnsi="Times New Roman"/>
+          <w:b/>
+          <w:b/>
+          <w:bCs/>
+          <w:sz w:val="24"/>
+          <w:szCs w:val="24"/>
+        </w:rPr>
+      </w:pPr>
+      <w:r>
+        <w:rPr/>
+      </w:r>
+    </w:p>
+    <w:p>
+      <w:pPr>
+        <w:pStyle w:val="Normal"/>
+        <w:spacing w:before="40" w:after="0"/>
+        <w:contextualSpacing/>
+        <w:jc w:val="both"/>
+        <w:rPr>
+          <w:rFonts w:ascii="Times New Roman" w:hAnsi="Times New Roman"/>
+          <w:b/>
+          <w:b/>
+          <w:bCs/>
+          <w:sz w:val="24"/>
+          <w:szCs w:val="24"/>
+        </w:rPr>
+      </w:pPr>
+      <w:r>
+        <w:rPr/>
+      </w:r>
+    </w:p>
+    <w:p>
+      <w:pPr>
+        <w:pStyle w:val="Normal"/>
+        <w:spacing w:before="40" w:after="0"/>
+        <w:contextualSpacing/>
+        <w:jc w:val="both"/>
+        <w:rPr>
+          <w:rFonts w:ascii="Times New Roman" w:hAnsi="Times New Roman"/>
+          <w:b/>
+          <w:b/>
+          <w:bCs/>
+          <w:sz w:val="24"/>
+          <w:szCs w:val="24"/>
+        </w:rPr>
+      </w:pPr>
+      <w:r>
+        <w:rPr/>
+      </w:r>
+    </w:p>
+    <w:p>
+      <w:pPr>
+        <w:pStyle w:val="Normal"/>
+        <w:spacing w:before="40" w:after="0"/>
+        <w:contextualSpacing/>
+        <w:jc w:val="both"/>
+        <w:rPr>
+          <w:rFonts w:ascii="Times New Roman" w:hAnsi="Times New Roman"/>
+          <w:b/>
+          <w:b/>
+          <w:bCs/>
+          <w:sz w:val="24"/>
+          <w:szCs w:val="24"/>
+        </w:rPr>
+      </w:pPr>
+      <w:r>
+        <w:rPr/>
+      </w:r>
+    </w:p>
+    <w:p>
+      <w:pPr>
+        <w:pStyle w:val="Normal"/>
+        <w:spacing w:before="40" w:after="0"/>
+        <w:contextualSpacing/>
+        <w:jc w:val="both"/>
+        <w:rPr>
+          <w:rFonts w:ascii="Times New Roman" w:hAnsi="Times New Roman"/>
+          <w:b/>
+          <w:b/>
+          <w:bCs/>
+          <w:sz w:val="24"/>
+          <w:szCs w:val="24"/>
+        </w:rPr>
+      </w:pPr>
+      <w:r>
+        <w:rPr/>
+      </w:r>
+    </w:p>
+    <w:p>
+      <w:pPr>
+        <w:pStyle w:val="Normal"/>
+        <w:spacing w:before="40" w:after="0"/>
+        <w:contextualSpacing/>
+        <w:jc w:val="both"/>
+        <w:rPr>
+          <w:rFonts w:ascii="Times New Roman" w:hAnsi="Times New Roman"/>
+          <w:b/>
+          <w:b/>
+          <w:bCs/>
+          <w:sz w:val="24"/>
+          <w:szCs w:val="24"/>
+        </w:rPr>
+      </w:pPr>
+      <w:r>
+        <w:rPr/>
+      </w:r>
+    </w:p>
+    <w:p>
+      <w:pPr>
+        <w:pStyle w:val="Normal"/>
+        <w:spacing w:before="40" w:after="0"/>
+        <w:contextualSpacing/>
+        <w:jc w:val="both"/>
+        <w:rPr>
+          <w:rFonts w:ascii="Times New Roman" w:hAnsi="Times New Roman"/>
+          <w:b/>
+          <w:b/>
+          <w:bCs/>
+          <w:sz w:val="24"/>
+          <w:szCs w:val="24"/>
+        </w:rPr>
+      </w:pPr>
+      <w:r>
+        <w:rPr/>
+      </w:r>
+    </w:p>
+    <w:p>
+      <w:pPr>
+        <w:pStyle w:val="Normal"/>
+        <w:spacing w:before="40" w:after="0"/>
+        <w:contextualSpacing/>
+        <w:jc w:val="both"/>
+        <w:rPr>
+          <w:rFonts w:ascii="Times New Roman" w:hAnsi="Times New Roman"/>
+          <w:b/>
+          <w:b/>
+          <w:bCs/>
+          <w:sz w:val="24"/>
+          <w:szCs w:val="24"/>
+        </w:rPr>
+      </w:pPr>
+      <w:r>
+        <w:rPr/>
+      </w:r>
+    </w:p>
+    <w:p>
+      <w:pPr>
+        <w:pStyle w:val="Normal"/>
+        <w:spacing w:before="40" w:after="0"/>
+        <w:contextualSpacing/>
+        <w:jc w:val="both"/>
+        <w:rPr>
+          <w:rFonts w:ascii="Times New Roman" w:hAnsi="Times New Roman"/>
+          <w:b/>
+          <w:b/>
+          <w:bCs/>
+          <w:sz w:val="24"/>
+          <w:szCs w:val="24"/>
+        </w:rPr>
+      </w:pPr>
+      <w:r>
+        <w:rPr/>
+      </w:r>
+    </w:p>
+    <w:p>
+      <w:pPr>
+        <w:pStyle w:val="Normal"/>
+        <w:spacing w:before="40" w:after="0"/>
+        <w:contextualSpacing/>
+        <w:jc w:val="both"/>
+        <w:rPr>
+          <w:rFonts w:ascii="Times New Roman" w:hAnsi="Times New Roman"/>
+          <w:b/>
+          <w:b/>
+          <w:bCs/>
+          <w:sz w:val="24"/>
+          <w:szCs w:val="24"/>
+        </w:rPr>
+      </w:pPr>
+      <w:r>
+        <w:rPr/>
+      </w:r>
+    </w:p>
+    <w:p>
+      <w:pPr>
+        <w:pStyle w:val="Normal"/>
+        <w:spacing w:before="40" w:after="0"/>
+        <w:contextualSpacing/>
+        <w:jc w:val="both"/>
+        <w:rPr>
+          <w:rFonts w:ascii="Times New Roman" w:hAnsi="Times New Roman"/>
+          <w:b/>
+          <w:b/>
+          <w:bCs/>
+          <w:sz w:val="24"/>
+          <w:szCs w:val="24"/>
+        </w:rPr>
+      </w:pPr>
+      <w:r>
+        <w:rPr/>
+      </w:r>
+    </w:p>
+    <w:p>
+      <w:pPr>
+        <w:pStyle w:val="Normal"/>
+        <w:spacing w:before="40" w:after="0"/>
+        <w:contextualSpacing/>
+        <w:jc w:val="both"/>
+        <w:rPr>
+          <w:rFonts w:ascii="Times New Roman" w:hAnsi="Times New Roman"/>
+          <w:b/>
+          <w:b/>
+          <w:bCs/>
+          <w:sz w:val="24"/>
+          <w:szCs w:val="24"/>
+        </w:rPr>
+      </w:pPr>
+      <w:r>
+        <w:rPr/>
+      </w:r>
+    </w:p>
+    <w:p>
+      <w:pPr>
+        <w:pStyle w:val="Normal"/>
+        <w:spacing w:before="40" w:after="0"/>
+        <w:contextualSpacing/>
+        <w:jc w:val="both"/>
+        <w:rPr>
+          <w:rFonts w:ascii="Times New Roman" w:hAnsi="Times New Roman"/>
+          <w:b/>
+          <w:b/>
+          <w:bCs/>
+          <w:sz w:val="24"/>
+          <w:szCs w:val="24"/>
+        </w:rPr>
+      </w:pPr>
+      <w:r>
+        <w:rPr/>
+      </w:r>
+    </w:p>
+    <w:p>
+      <w:pPr>
+        <w:pStyle w:val="Normal"/>
+        <w:spacing w:before="40" w:after="0"/>
+        <w:contextualSpacing/>
+        <w:jc w:val="both"/>
+        <w:rPr>
+          <w:rFonts w:ascii="Times New Roman" w:hAnsi="Times New Roman"/>
+          <w:b/>
+          <w:b/>
+          <w:bCs/>
+          <w:sz w:val="24"/>
+          <w:szCs w:val="24"/>
+        </w:rPr>
+      </w:pPr>
+      <w:r>
+        <w:rPr/>
+      </w:r>
+    </w:p>
+    <w:p>
+      <w:pPr>
+        <w:pStyle w:val="Normal"/>
+        <w:spacing w:before="40" w:after="0"/>
+        <w:contextualSpacing/>
+        <w:jc w:val="both"/>
+        <w:rPr>
+          <w:rFonts w:ascii="Times New Roman" w:hAnsi="Times New Roman"/>
+          <w:b/>
+          <w:b/>
+          <w:bCs/>
+          <w:sz w:val="24"/>
+          <w:szCs w:val="24"/>
+        </w:rPr>
+      </w:pPr>
+      <w:r>
+        <w:rPr/>
+      </w:r>
+    </w:p>
+    <w:p>
+      <w:pPr>
+        <w:pStyle w:val="Normal"/>
+        <w:spacing w:before="40" w:after="0"/>
+        <w:contextualSpacing/>
+        <w:jc w:val="both"/>
+        <w:rPr>
+          <w:rFonts w:ascii="Times New Roman" w:hAnsi="Times New Roman"/>
+          <w:b/>
+          <w:b/>
+          <w:bCs/>
+          <w:sz w:val="24"/>
+          <w:szCs w:val="24"/>
+        </w:rPr>
+      </w:pPr>
+      <w:r>
+        <w:rPr/>
+      </w:r>
+    </w:p>
+    <w:p>
+      <w:pPr>
+        <w:pStyle w:val="Normal"/>
+        <w:spacing w:before="40" w:after="0"/>
+        <w:contextualSpacing/>
+        <w:jc w:val="both"/>
+        <w:rPr>
+          <w:rFonts w:ascii="Times New Roman" w:hAnsi="Times New Roman"/>
+          <w:b/>
+          <w:b/>
+          <w:bCs/>
+          <w:sz w:val="24"/>
+          <w:szCs w:val="24"/>
+        </w:rPr>
+      </w:pPr>
+      <w:r>
+        <w:rPr/>
+      </w:r>
+    </w:p>
+    <w:p>
+      <w:pPr>
+        <w:pStyle w:val="Normal"/>
+        <w:spacing w:before="40" w:after="0"/>
+        <w:contextualSpacing/>
+        <w:jc w:val="both"/>
+        <w:rPr>
+          <w:rFonts w:ascii="Times New Roman" w:hAnsi="Times New Roman"/>
+          <w:b/>
+          <w:b/>
+          <w:bCs/>
+          <w:sz w:val="24"/>
+          <w:szCs w:val="24"/>
+        </w:rPr>
+      </w:pPr>
+      <w:r>
+        <w:rPr/>
+      </w:r>
+    </w:p>
+    <w:p>
+      <w:pPr>
+        <w:pStyle w:val="Normal"/>
+        <w:spacing w:before="40" w:after="0"/>
+        <w:contextualSpacing/>
+        <w:jc w:val="both"/>
+        <w:rPr>
+          <w:rFonts w:ascii="Times New Roman" w:hAnsi="Times New Roman"/>
+          <w:b/>
+          <w:b/>
+          <w:bCs/>
+          <w:sz w:val="24"/>
+          <w:szCs w:val="24"/>
+        </w:rPr>
+      </w:pPr>
+      <w:r>
+        <w:rPr/>
+      </w:r>
+    </w:p>
+    <w:p>
+      <w:pPr>
+        <w:pStyle w:val="Normal"/>
+        <w:spacing w:before="40" w:after="0"/>
+        <w:contextualSpacing/>
+        <w:jc w:val="both"/>
+        <w:rPr>
+          <w:rFonts w:ascii="Times New Roman" w:hAnsi="Times New Roman"/>
+          <w:b/>
+          <w:b/>
+          <w:bCs/>
+          <w:sz w:val="24"/>
+          <w:szCs w:val="24"/>
+        </w:rPr>
+      </w:pPr>
+      <w:r>
+        <w:rPr/>
+      </w:r>
+    </w:p>
+    <w:p>
+      <w:pPr>
+        <w:pStyle w:val="Normal"/>
+        <w:spacing w:before="40" w:after="0"/>
+        <w:contextualSpacing/>
+        <w:jc w:val="both"/>
+        <w:rPr>
+          <w:rFonts w:ascii="Times New Roman" w:hAnsi="Times New Roman"/>
+          <w:b/>
+          <w:b/>
+          <w:bCs/>
+          <w:sz w:val="24"/>
+          <w:szCs w:val="24"/>
+        </w:rPr>
+      </w:pPr>
+      <w:r>
+        <w:rPr/>
+      </w:r>
+    </w:p>
+    <w:p>
+      <w:pPr>
+        <w:pStyle w:val="Normal"/>
+        <w:spacing w:before="40" w:after="0"/>
+        <w:contextualSpacing/>
+        <w:jc w:val="both"/>
+        <w:rPr>
+          <w:rFonts w:ascii="Times New Roman" w:hAnsi="Times New Roman"/>
+          <w:b/>
+          <w:b/>
+          <w:bCs/>
+          <w:sz w:val="24"/>
+          <w:szCs w:val="24"/>
+        </w:rPr>
+      </w:pPr>
+      <w:r>
+        <w:rPr/>
+      </w:r>
+    </w:p>
+    <w:p>
+      <w:pPr>
+        <w:pStyle w:val="Normal"/>
+        <w:spacing w:before="40" w:after="0"/>
+        <w:contextualSpacing/>
+        <w:jc w:val="both"/>
+        <w:rPr>
+          <w:rFonts w:ascii="Times New Roman" w:hAnsi="Times New Roman"/>
+          <w:b/>
+          <w:b/>
+          <w:bCs/>
+          <w:sz w:val="24"/>
+          <w:szCs w:val="24"/>
+        </w:rPr>
+      </w:pPr>
+      <w:r>
+        <w:rPr/>
+      </w:r>
+    </w:p>
+    <w:p>
+      <w:pPr>
+        <w:pStyle w:val="Normal"/>
+        <w:spacing w:before="40" w:after="0"/>
+        <w:contextualSpacing/>
+        <w:jc w:val="both"/>
+        <w:rPr>
+          <w:rFonts w:ascii="Times New Roman" w:hAnsi="Times New Roman"/>
+          <w:b/>
+          <w:b/>
+          <w:bCs/>
+          <w:sz w:val="24"/>
+          <w:szCs w:val="24"/>
+        </w:rPr>
+      </w:pPr>
+      <w:r>
+        <w:rPr/>
+      </w:r>
+    </w:p>
+    <w:p>
+      <w:pPr>
+        <w:pStyle w:val="Normal"/>
+        <w:spacing w:before="40" w:after="0"/>
+        <w:contextualSpacing/>
+        <w:jc w:val="both"/>
+        <w:rPr>
+          <w:rFonts w:ascii="Times New Roman" w:hAnsi="Times New Roman"/>
+          <w:b/>
+          <w:b/>
+          <w:bCs/>
+          <w:sz w:val="24"/>
+          <w:szCs w:val="24"/>
+        </w:rPr>
+      </w:pPr>
+      <w:r>
+        <w:rPr/>
+      </w:r>
+    </w:p>
+    <w:p>
+      <w:pPr>
+        <w:pStyle w:val="Normal"/>
+        <w:spacing w:before="40" w:after="0"/>
+        <w:contextualSpacing/>
+        <w:jc w:val="both"/>
+        <w:rPr>
+          <w:rFonts w:ascii="Times New Roman" w:hAnsi="Times New Roman"/>
+          <w:b/>
+          <w:b/>
+          <w:bCs/>
+          <w:sz w:val="24"/>
+          <w:szCs w:val="24"/>
+        </w:rPr>
+      </w:pPr>
+      <w:r>
         <w:rPr>
           <w:rFonts w:ascii="Times New Roman" w:hAnsi="Times New Roman"/>
           <w:b/>
@@ -18925,181 +20126,6 @@
           <w:sz w:val="32"/>
           <w:szCs w:val="32"/>
         </w:rPr>
-      </w:r>
-    </w:p>
-    <w:p>
-      <w:pPr>
-        <w:pStyle w:val="Normal"/>
-        <w:spacing w:before="40" w:after="0"/>
-        <w:contextualSpacing/>
-        <w:jc w:val="center"/>
-        <w:rPr>
-          <w:rFonts w:ascii="Times New Roman" w:hAnsi="Times New Roman"/>
-          <w:b/>
-          <w:b/>
-          <w:bCs/>
-          <w:sz w:val="32"/>
-          <w:szCs w:val="32"/>
-        </w:rPr>
-      </w:pPr>
-      <w:r>
-        <w:rPr>
-          <w:rFonts w:ascii="Times New Roman" w:hAnsi="Times New Roman"/>
-          <w:b/>
-          <w:bCs/>
-          <w:sz w:val="32"/>
-          <w:szCs w:val="32"/>
-        </w:rPr>
-      </w:r>
-    </w:p>
-    <w:p>
-      <w:pPr>
-        <w:pStyle w:val="Normal"/>
-        <w:spacing w:before="40" w:after="0"/>
-        <w:contextualSpacing/>
-        <w:jc w:val="center"/>
-        <w:rPr>
-          <w:rFonts w:ascii="Times New Roman" w:hAnsi="Times New Roman"/>
-          <w:b/>
-          <w:b/>
-          <w:bCs/>
-          <w:sz w:val="32"/>
-          <w:szCs w:val="32"/>
-        </w:rPr>
-      </w:pPr>
-      <w:r>
-        <w:rPr>
-          <w:rFonts w:ascii="Times New Roman" w:hAnsi="Times New Roman"/>
-          <w:b/>
-          <w:bCs/>
-          <w:sz w:val="32"/>
-          <w:szCs w:val="32"/>
-        </w:rPr>
-      </w:r>
-    </w:p>
-    <w:p>
-      <w:pPr>
-        <w:pStyle w:val="Ttulo2"/>
-        <w:spacing w:before="40" w:after="0"/>
-        <w:contextualSpacing/>
-        <w:jc w:val="center"/>
-        <w:rPr>
-          <w:rFonts w:ascii="Times New Roman" w:hAnsi="Times New Roman"/>
-          <w:b/>
-          <w:b/>
-          <w:bCs/>
-          <w:sz w:val="32"/>
-          <w:szCs w:val="32"/>
-        </w:rPr>
-      </w:pPr>
-      <w:r>
-        <w:rPr>
-          <w:rFonts w:ascii="Times New Roman" w:hAnsi="Times New Roman"/>
-          <w:b/>
-          <w:bCs/>
-          <w:sz w:val="32"/>
-          <w:szCs w:val="32"/>
-        </w:rPr>
-      </w:r>
-    </w:p>
-    <w:p>
-      <w:pPr>
-        <w:pStyle w:val="Normal"/>
-        <w:spacing w:before="40" w:after="0"/>
-        <w:contextualSpacing/>
-        <w:jc w:val="center"/>
-        <w:rPr>
-          <w:rFonts w:ascii="Times New Roman" w:hAnsi="Times New Roman"/>
-          <w:b/>
-          <w:b/>
-          <w:bCs/>
-          <w:sz w:val="32"/>
-          <w:szCs w:val="32"/>
-        </w:rPr>
-      </w:pPr>
-      <w:r>
-        <w:rPr>
-          <w:rFonts w:ascii="Times New Roman" w:hAnsi="Times New Roman"/>
-          <w:b/>
-          <w:bCs/>
-          <w:sz w:val="32"/>
-          <w:szCs w:val="32"/>
-        </w:rPr>
-      </w:r>
-    </w:p>
-    <w:p>
-      <w:pPr>
-        <w:pStyle w:val="Ttulo2"/>
-        <w:spacing w:before="40" w:after="0"/>
-        <w:contextualSpacing/>
-        <w:jc w:val="center"/>
-        <w:rPr>
-          <w:rFonts w:ascii="Times New Roman" w:hAnsi="Times New Roman"/>
-          <w:b/>
-          <w:b/>
-          <w:bCs/>
-          <w:sz w:val="32"/>
-          <w:szCs w:val="32"/>
-        </w:rPr>
-      </w:pPr>
-      <w:r>
-        <w:rPr>
-          <w:rFonts w:ascii="Times New Roman" w:hAnsi="Times New Roman"/>
-          <w:b/>
-          <w:bCs/>
-          <w:sz w:val="32"/>
-          <w:szCs w:val="32"/>
-        </w:rPr>
-      </w:r>
-    </w:p>
-    <w:p>
-      <w:pPr>
-        <w:pStyle w:val="Normal"/>
-        <w:spacing w:before="40" w:after="0"/>
-        <w:contextualSpacing/>
-        <w:jc w:val="center"/>
-        <w:rPr>
-          <w:rFonts w:ascii="Times New Roman" w:hAnsi="Times New Roman"/>
-          <w:b/>
-          <w:b/>
-          <w:bCs/>
-          <w:sz w:val="32"/>
-          <w:szCs w:val="32"/>
-        </w:rPr>
-      </w:pPr>
-      <w:r>
-        <w:rPr>
-          <w:rFonts w:ascii="Times New Roman" w:hAnsi="Times New Roman"/>
-          <w:b/>
-          <w:bCs/>
-          <w:sz w:val="32"/>
-          <w:szCs w:val="32"/>
-        </w:rPr>
-      </w:r>
-    </w:p>
-    <w:p>
-      <w:pPr>
-        <w:pStyle w:val="Ttulo2"/>
-        <w:spacing w:before="40" w:after="0"/>
-        <w:contextualSpacing/>
-        <w:jc w:val="center"/>
-        <w:rPr>
-          <w:rFonts w:ascii="Times New Roman" w:hAnsi="Times New Roman"/>
-          <w:b/>
-          <w:b/>
-          <w:bCs/>
-          <w:sz w:val="32"/>
-          <w:szCs w:val="32"/>
-        </w:rPr>
-      </w:pPr>
-      <w:r>
-        <w:rPr>
-          <w:rFonts w:ascii="Times New Roman" w:hAnsi="Times New Roman"/>
-          <w:b/>
-          <w:bCs/>
-          <w:sz w:val="32"/>
-          <w:szCs w:val="32"/>
-        </w:rPr>
         <w:t>Documentação do Caso de Uso: Navegar na Página Principal (Home) como Recepcionista</w:t>
       </w:r>
     </w:p>
@@ -19776,86 +20802,6 @@
         <w:jc w:val="both"/>
         <w:rPr>
           <w:rFonts w:ascii="Times New Roman" w:hAnsi="Times New Roman"/>
-          <w:sz w:val="24"/>
-          <w:szCs w:val="24"/>
-        </w:rPr>
-      </w:pPr>
-      <w:r>
-        <w:rPr>
-          <w:rFonts w:ascii="Times New Roman" w:hAnsi="Times New Roman"/>
-          <w:sz w:val="24"/>
-          <w:szCs w:val="24"/>
-        </w:rPr>
-      </w:r>
-    </w:p>
-    <w:p>
-      <w:pPr>
-        <w:pStyle w:val="Normal"/>
-        <w:spacing w:before="40" w:after="0"/>
-        <w:contextualSpacing/>
-        <w:jc w:val="both"/>
-        <w:rPr>
-          <w:rFonts w:ascii="Times New Roman" w:hAnsi="Times New Roman"/>
-          <w:sz w:val="24"/>
-          <w:szCs w:val="24"/>
-        </w:rPr>
-      </w:pPr>
-      <w:r>
-        <w:rPr>
-          <w:rFonts w:ascii="Times New Roman" w:hAnsi="Times New Roman"/>
-          <w:sz w:val="24"/>
-          <w:szCs w:val="24"/>
-        </w:rPr>
-      </w:r>
-    </w:p>
-    <w:p>
-      <w:pPr>
-        <w:pStyle w:val="Normal"/>
-        <w:spacing w:before="40" w:after="0"/>
-        <w:contextualSpacing/>
-        <w:jc w:val="both"/>
-        <w:rPr>
-          <w:rFonts w:ascii="Times New Roman" w:hAnsi="Times New Roman"/>
-          <w:sz w:val="24"/>
-          <w:szCs w:val="24"/>
-        </w:rPr>
-      </w:pPr>
-      <w:r>
-        <w:rPr>
-          <w:rFonts w:ascii="Times New Roman" w:hAnsi="Times New Roman"/>
-          <w:sz w:val="24"/>
-          <w:szCs w:val="24"/>
-        </w:rPr>
-      </w:r>
-    </w:p>
-    <w:p>
-      <w:pPr>
-        <w:pStyle w:val="Normal"/>
-        <w:spacing w:before="40" w:after="0"/>
-        <w:contextualSpacing/>
-        <w:jc w:val="both"/>
-        <w:rPr>
-          <w:rFonts w:ascii="Times New Roman" w:hAnsi="Times New Roman"/>
-          <w:sz w:val="24"/>
-          <w:szCs w:val="24"/>
-        </w:rPr>
-      </w:pPr>
-      <w:r>
-        <w:rPr>
-          <w:rFonts w:ascii="Times New Roman" w:hAnsi="Times New Roman"/>
-          <w:sz w:val="24"/>
-          <w:szCs w:val="24"/>
-        </w:rPr>
-      </w:r>
-    </w:p>
-    <w:p>
-      <w:pPr>
-        <w:pStyle w:val="Normal"/>
-        <w:spacing w:before="40" w:after="0"/>
-        <w:contextualSpacing/>
-        <w:jc w:val="both"/>
-        <w:rPr>
-          <w:rFonts w:ascii="Times New Roman" w:hAnsi="Times New Roman"/>
           <w:b/>
           <w:b/>
           <w:bCs/>
@@ -20027,6 +20973,182 @@
     <w:p>
       <w:pPr>
         <w:pStyle w:val="Normal"/>
+        <w:spacing w:before="40" w:after="0"/>
+        <w:contextualSpacing/>
+        <w:jc w:val="both"/>
+        <w:rPr>
+          <w:rFonts w:ascii="Times New Roman" w:hAnsi="Times New Roman"/>
+          <w:b/>
+          <w:b/>
+          <w:bCs/>
+          <w:sz w:val="24"/>
+          <w:szCs w:val="24"/>
+        </w:rPr>
+      </w:pPr>
+      <w:r>
+        <w:rPr>
+          <w:rFonts w:ascii="Times New Roman" w:hAnsi="Times New Roman"/>
+          <w:b/>
+          <w:bCs/>
+          <w:sz w:val="24"/>
+          <w:szCs w:val="24"/>
+        </w:rPr>
+        <w:t>Cenário de Exceção:</w:t>
+      </w:r>
+    </w:p>
+    <w:p>
+      <w:pPr>
+        <w:pStyle w:val="Normal"/>
+        <w:spacing w:before="40" w:after="0"/>
+        <w:contextualSpacing/>
+        <w:jc w:val="both"/>
+        <w:rPr>
+          <w:rFonts w:ascii="Times New Roman" w:hAnsi="Times New Roman"/>
+          <w:sz w:val="24"/>
+          <w:szCs w:val="24"/>
+        </w:rPr>
+      </w:pPr>
+      <w:r>
+        <w:rPr>
+          <w:rFonts w:ascii="Times New Roman" w:hAnsi="Times New Roman"/>
+          <w:b/>
+          <w:bCs/>
+          <w:sz w:val="24"/>
+          <w:szCs w:val="24"/>
+        </w:rPr>
+        <w:t>Cenário de Exceção - Acesso a exames e prontuários negado</w:t>
+      </w:r>
+    </w:p>
+    <w:p>
+      <w:pPr>
+        <w:pStyle w:val="Normal"/>
+        <w:spacing w:before="40" w:after="0"/>
+        <w:contextualSpacing/>
+        <w:jc w:val="both"/>
+        <w:rPr>
+          <w:rFonts w:ascii="Times New Roman" w:hAnsi="Times New Roman"/>
+          <w:b/>
+          <w:b/>
+          <w:bCs/>
+          <w:sz w:val="24"/>
+          <w:szCs w:val="24"/>
+        </w:rPr>
+      </w:pPr>
+      <w:r>
+        <w:rPr>
+          <w:rFonts w:ascii="Times New Roman" w:hAnsi="Times New Roman"/>
+          <w:b/>
+          <w:bCs/>
+          <w:sz w:val="24"/>
+          <w:szCs w:val="24"/>
+        </w:rPr>
+        <w:t>Ações do Ator</w:t>
+      </w:r>
+    </w:p>
+    <w:p>
+      <w:pPr>
+        <w:pStyle w:val="Normal"/>
+        <w:numPr>
+          <w:ilvl w:val="0"/>
+          <w:numId w:val="56"/>
+        </w:numPr>
+        <w:spacing w:before="40" w:after="0"/>
+        <w:contextualSpacing/>
+        <w:jc w:val="both"/>
+        <w:rPr>
+          <w:rFonts w:ascii="Times New Roman" w:hAnsi="Times New Roman"/>
+          <w:sz w:val="24"/>
+          <w:szCs w:val="24"/>
+        </w:rPr>
+      </w:pPr>
+      <w:r>
+        <w:rPr>
+          <w:rFonts w:ascii="Times New Roman" w:hAnsi="Times New Roman"/>
+          <w:sz w:val="24"/>
+          <w:szCs w:val="24"/>
+        </w:rPr>
+        <w:t>A recepcionista tenta acessar exames ou prontuários dos pacientes.</w:t>
+      </w:r>
+    </w:p>
+    <w:p>
+      <w:pPr>
+        <w:pStyle w:val="Normal"/>
+        <w:spacing w:before="40" w:after="0"/>
+        <w:contextualSpacing/>
+        <w:jc w:val="both"/>
+        <w:rPr>
+          <w:rFonts w:ascii="Times New Roman" w:hAnsi="Times New Roman"/>
+          <w:b/>
+          <w:b/>
+          <w:bCs/>
+          <w:sz w:val="24"/>
+          <w:szCs w:val="24"/>
+        </w:rPr>
+      </w:pPr>
+      <w:r>
+        <w:rPr>
+          <w:rFonts w:ascii="Times New Roman" w:hAnsi="Times New Roman"/>
+          <w:b/>
+          <w:bCs/>
+          <w:sz w:val="24"/>
+          <w:szCs w:val="24"/>
+        </w:rPr>
+        <w:t>Ações do Sistema</w:t>
+      </w:r>
+    </w:p>
+    <w:p>
+      <w:pPr>
+        <w:pStyle w:val="Normal"/>
+        <w:numPr>
+          <w:ilvl w:val="0"/>
+          <w:numId w:val="57"/>
+        </w:numPr>
+        <w:spacing w:before="40" w:after="0"/>
+        <w:contextualSpacing/>
+        <w:jc w:val="both"/>
+        <w:rPr>
+          <w:rFonts w:ascii="Times New Roman" w:hAnsi="Times New Roman"/>
+          <w:sz w:val="24"/>
+          <w:szCs w:val="24"/>
+        </w:rPr>
+      </w:pPr>
+      <w:r>
+        <w:rPr>
+          <w:rFonts w:ascii="Times New Roman" w:hAnsi="Times New Roman"/>
+          <w:sz w:val="24"/>
+          <w:szCs w:val="24"/>
+        </w:rPr>
+        <w:t>O sistema exibe uma mensagem informando que a recepcionista não tem permissão para ver exames ou prontuários dos pacientes.</w:t>
+      </w:r>
+    </w:p>
+    <w:p>
+      <w:pPr>
+        <w:pStyle w:val="Normal"/>
+        <w:numPr>
+          <w:ilvl w:val="0"/>
+          <w:numId w:val="57"/>
+        </w:numPr>
+        <w:spacing w:before="40" w:after="0"/>
+        <w:contextualSpacing/>
+        <w:jc w:val="both"/>
+        <w:rPr>
+          <w:rFonts w:ascii="Times New Roman" w:hAnsi="Times New Roman"/>
+          <w:sz w:val="24"/>
+          <w:szCs w:val="24"/>
+        </w:rPr>
+      </w:pPr>
+      <w:r>
+        <w:rPr>
+          <w:rFonts w:ascii="Times New Roman" w:hAnsi="Times New Roman"/>
+          <w:sz w:val="24"/>
+          <w:szCs w:val="24"/>
+        </w:rPr>
+        <w:t>O sistema sugere que a recepcionista entre em contato com um supervisor se precisar de acesso por razões especiais.</w:t>
+      </w:r>
+    </w:p>
+    <w:p>
+      <w:pPr>
+        <w:pStyle w:val="Normal"/>
         <w:numPr>
           <w:ilvl w:val="0"/>
           <w:numId w:val="0"/>
@@ -20072,30 +21194,7 @@
           <w:sz w:val="24"/>
           <w:szCs w:val="24"/>
         </w:rPr>
-        <w:t>Cenário de Exceção:</w:t>
-      </w:r>
-    </w:p>
-    <w:p>
-      <w:pPr>
-        <w:pStyle w:val="Normal"/>
-        <w:spacing w:before="40" w:after="0"/>
-        <w:contextualSpacing/>
-        <w:jc w:val="both"/>
-        <w:rPr>
-          <w:rFonts w:ascii="Times New Roman" w:hAnsi="Times New Roman"/>
-          <w:sz w:val="24"/>
-          <w:szCs w:val="24"/>
-        </w:rPr>
-      </w:pPr>
-      <w:r>
-        <w:rPr>
-          <w:rFonts w:ascii="Times New Roman" w:hAnsi="Times New Roman"/>
-          <w:b/>
-          <w:bCs/>
-          <w:sz w:val="24"/>
-          <w:szCs w:val="24"/>
-        </w:rPr>
-        <w:t>Cenário de Exceção - Acesso a exames e prontuários negado</w:t>
+        <w:t>Cenário de Exceção - Cancelamento de consultas ou exames</w:t>
       </w:r>
     </w:p>
     <w:p>
@@ -20129,7 +21228,7 @@
         <w:pStyle w:val="Normal"/>
         <w:numPr>
           <w:ilvl w:val="0"/>
-          <w:numId w:val="56"/>
+          <w:numId w:val="58"/>
         </w:numPr>
         <w:spacing w:before="40" w:after="0"/>
         <w:contextualSpacing/>
@@ -20146,7 +21245,7 @@
           <w:sz w:val="24"/>
           <w:szCs w:val="24"/>
         </w:rPr>
-        <w:t>A recepcionista tenta acessar exames ou prontuários dos pacientes.</w:t>
+        <w:t>A recepcionista tenta cancelar uma consulta ou exame sem autorização do paciente.</w:t>
       </w:r>
     </w:p>
     <w:p>
@@ -20180,7 +21279,7 @@
         <w:pStyle w:val="Normal"/>
         <w:numPr>
           <w:ilvl w:val="0"/>
-          <w:numId w:val="57"/>
+          <w:numId w:val="59"/>
         </w:numPr>
         <w:spacing w:before="40" w:after="0"/>
         <w:contextualSpacing/>
@@ -20197,7 +21296,7 @@
           <w:sz w:val="24"/>
           <w:szCs w:val="24"/>
         </w:rPr>
-        <w:t>O sistema exibe uma mensagem informando que a recepcionista não tem permissão para ver exames ou prontuários dos pacientes.</w:t>
+        <w:t>O sistema exibe uma mensagem informando que a recepcionista só pode cancelar consultas ou exames mediante solicitação do paciente.</w:t>
       </w:r>
     </w:p>
     <w:p>
@@ -20205,7 +21304,7 @@
         <w:pStyle w:val="Normal"/>
         <w:numPr>
           <w:ilvl w:val="0"/>
-          <w:numId w:val="57"/>
+          <w:numId w:val="59"/>
         </w:numPr>
         <w:spacing w:before="40" w:after="0"/>
         <w:contextualSpacing/>
@@ -20222,7 +21321,7 @@
           <w:sz w:val="24"/>
           <w:szCs w:val="24"/>
         </w:rPr>
-        <w:t>O sistema sugere que a recepcionista entre em contato com um supervisor se precisar de acesso por razões especiais.</w:t>
+        <w:t>O sistema sugere que a recepcionista peça ao paciente para entrar em contato para solicitar o cancelamento.</w:t>
       </w:r>
     </w:p>
     <w:p>
@@ -20243,164 +21342,7 @@
         </w:rPr>
       </w:pPr>
       <w:r>
-        <w:rPr>
-          <w:rFonts w:ascii="Times New Roman" w:hAnsi="Times New Roman"/>
-          <w:sz w:val="24"/>
-          <w:szCs w:val="24"/>
-        </w:rPr>
-      </w:r>
-    </w:p>
-    <w:p>
-      <w:pPr>
-        <w:pStyle w:val="Normal"/>
-        <w:spacing w:before="40" w:after="0"/>
-        <w:contextualSpacing/>
-        <w:jc w:val="both"/>
-        <w:rPr>
-          <w:rFonts w:ascii="Times New Roman" w:hAnsi="Times New Roman"/>
-          <w:b/>
-          <w:b/>
-          <w:bCs/>
-          <w:sz w:val="24"/>
-          <w:szCs w:val="24"/>
-        </w:rPr>
-      </w:pPr>
-      <w:r>
-        <w:rPr>
-          <w:rFonts w:ascii="Times New Roman" w:hAnsi="Times New Roman"/>
-          <w:b/>
-          <w:bCs/>
-          <w:sz w:val="24"/>
-          <w:szCs w:val="24"/>
-        </w:rPr>
-        <w:t>Cenário de Exceção - Cancelamento de consultas ou exames</w:t>
-      </w:r>
-    </w:p>
-    <w:p>
-      <w:pPr>
-        <w:pStyle w:val="Normal"/>
-        <w:spacing w:before="40" w:after="0"/>
-        <w:contextualSpacing/>
-        <w:jc w:val="both"/>
-        <w:rPr>
-          <w:rFonts w:ascii="Times New Roman" w:hAnsi="Times New Roman"/>
-          <w:b/>
-          <w:b/>
-          <w:bCs/>
-          <w:sz w:val="24"/>
-          <w:szCs w:val="24"/>
-        </w:rPr>
-      </w:pPr>
-      <w:r>
-        <w:rPr>
-          <w:rFonts w:ascii="Times New Roman" w:hAnsi="Times New Roman"/>
-          <w:b/>
-          <w:bCs/>
-          <w:sz w:val="24"/>
-          <w:szCs w:val="24"/>
-        </w:rPr>
-        <w:t>Ações do Ator</w:t>
-      </w:r>
-    </w:p>
-    <w:p>
-      <w:pPr>
-        <w:pStyle w:val="Normal"/>
-        <w:numPr>
-          <w:ilvl w:val="0"/>
-          <w:numId w:val="58"/>
-        </w:numPr>
-        <w:spacing w:before="40" w:after="0"/>
-        <w:contextualSpacing/>
-        <w:jc w:val="both"/>
-        <w:rPr>
-          <w:rFonts w:ascii="Times New Roman" w:hAnsi="Times New Roman"/>
-          <w:sz w:val="24"/>
-          <w:szCs w:val="24"/>
-        </w:rPr>
-      </w:pPr>
-      <w:r>
-        <w:rPr>
-          <w:rFonts w:ascii="Times New Roman" w:hAnsi="Times New Roman"/>
-          <w:sz w:val="24"/>
-          <w:szCs w:val="24"/>
-        </w:rPr>
-        <w:t>A recepcionista tenta cancelar uma consulta ou exame sem autorização do paciente.</w:t>
-      </w:r>
-    </w:p>
-    <w:p>
-      <w:pPr>
-        <w:pStyle w:val="Normal"/>
-        <w:spacing w:before="40" w:after="0"/>
-        <w:contextualSpacing/>
-        <w:jc w:val="both"/>
-        <w:rPr>
-          <w:rFonts w:ascii="Times New Roman" w:hAnsi="Times New Roman"/>
-          <w:b/>
-          <w:b/>
-          <w:bCs/>
-          <w:sz w:val="24"/>
-          <w:szCs w:val="24"/>
-        </w:rPr>
-      </w:pPr>
-      <w:r>
-        <w:rPr>
-          <w:rFonts w:ascii="Times New Roman" w:hAnsi="Times New Roman"/>
-          <w:b/>
-          <w:bCs/>
-          <w:sz w:val="24"/>
-          <w:szCs w:val="24"/>
-        </w:rPr>
-        <w:t>Ações do Sistema</w:t>
-      </w:r>
-    </w:p>
-    <w:p>
-      <w:pPr>
-        <w:pStyle w:val="Normal"/>
-        <w:numPr>
-          <w:ilvl w:val="0"/>
-          <w:numId w:val="59"/>
-        </w:numPr>
-        <w:spacing w:before="40" w:after="0"/>
-        <w:contextualSpacing/>
-        <w:jc w:val="both"/>
-        <w:rPr>
-          <w:rFonts w:ascii="Times New Roman" w:hAnsi="Times New Roman"/>
-          <w:sz w:val="24"/>
-          <w:szCs w:val="24"/>
-        </w:rPr>
-      </w:pPr>
-      <w:r>
-        <w:rPr>
-          <w:rFonts w:ascii="Times New Roman" w:hAnsi="Times New Roman"/>
-          <w:sz w:val="24"/>
-          <w:szCs w:val="24"/>
-        </w:rPr>
-        <w:t>O sistema exibe uma mensagem informando que a recepcionista só pode cancelar consultas ou exames mediante solicitação do paciente.</w:t>
-      </w:r>
-    </w:p>
-    <w:p>
-      <w:pPr>
-        <w:pStyle w:val="Normal"/>
-        <w:numPr>
-          <w:ilvl w:val="0"/>
-          <w:numId w:val="59"/>
-        </w:numPr>
-        <w:spacing w:before="40" w:after="0"/>
-        <w:contextualSpacing/>
-        <w:jc w:val="both"/>
-        <w:rPr>
-          <w:rFonts w:ascii="Times New Roman" w:hAnsi="Times New Roman"/>
-          <w:sz w:val="24"/>
-          <w:szCs w:val="24"/>
-        </w:rPr>
-      </w:pPr>
-      <w:r>
-        <w:rPr>
-          <w:rFonts w:ascii="Times New Roman" w:hAnsi="Times New Roman"/>
-          <w:sz w:val="24"/>
-          <w:szCs w:val="24"/>
-        </w:rPr>
-        <w:t>O sistema sugere que a recepcionista peça ao paciente para entrar em contato para solicitar o cancelamento.</w:t>
+        <w:rPr/>
       </w:r>
     </w:p>
     <w:p>
@@ -20411,21 +21353,355 @@
           <w:numId w:val="0"/>
         </w:numPr>
         <w:spacing w:before="40" w:after="0"/>
-        <w:ind w:left="720" w:hanging="0"/>
-        <w:contextualSpacing/>
-        <w:jc w:val="both"/>
-        <w:rPr>
-          <w:rFonts w:ascii="Times New Roman" w:hAnsi="Times New Roman"/>
-          <w:sz w:val="24"/>
-          <w:szCs w:val="24"/>
-        </w:rPr>
-      </w:pPr>
-      <w:r>
-        <w:rPr>
-          <w:rFonts w:ascii="Times New Roman" w:hAnsi="Times New Roman"/>
-          <w:sz w:val="24"/>
-          <w:szCs w:val="24"/>
-        </w:rPr>
+        <w:ind w:hanging="0"/>
+        <w:contextualSpacing/>
+        <w:jc w:val="both"/>
+        <w:rPr>
+          <w:rFonts w:ascii="Times New Roman" w:hAnsi="Times New Roman"/>
+          <w:b/>
+          <w:b/>
+          <w:bCs/>
+          <w:sz w:val="24"/>
+          <w:szCs w:val="24"/>
+        </w:rPr>
+      </w:pPr>
+      <w:r>
+        <w:rPr>
+          <w:rFonts w:ascii="Times New Roman" w:hAnsi="Times New Roman"/>
+          <w:b/>
+          <w:bCs/>
+          <w:sz w:val="24"/>
+          <w:szCs w:val="24"/>
+        </w:rPr>
+        <w:t>Diagrama de Atividade</w:t>
+      </w:r>
+      <w:r>
+        <w:rPr>
+          <w:rFonts w:ascii="Times New Roman" w:hAnsi="Times New Roman"/>
+          <w:b/>
+          <w:bCs/>
+          <w:sz w:val="24"/>
+          <w:szCs w:val="24"/>
+        </w:rPr>
+        <w:t xml:space="preserve"> - Cancelamento de consultas ou exames</w:t>
+      </w:r>
+    </w:p>
+    <w:p>
+      <w:pPr>
+        <w:pStyle w:val="Normal"/>
+        <w:numPr>
+          <w:ilvl w:val="0"/>
+          <w:numId w:val="0"/>
+        </w:numPr>
+        <w:spacing w:before="40" w:after="0"/>
+        <w:ind w:hanging="0"/>
+        <w:contextualSpacing/>
+        <w:jc w:val="both"/>
+        <w:rPr>
+          <w:rFonts w:ascii="Times New Roman" w:hAnsi="Times New Roman"/>
+          <w:b/>
+          <w:b/>
+          <w:bCs/>
+          <w:sz w:val="24"/>
+          <w:szCs w:val="24"/>
+        </w:rPr>
+      </w:pPr>
+      <w:r>
+        <w:rPr>
+          <w:rFonts w:ascii="Times New Roman" w:hAnsi="Times New Roman"/>
+          <w:sz w:val="24"/>
+          <w:szCs w:val="24"/>
+        </w:rPr>
+      </w:r>
+    </w:p>
+    <w:p>
+      <w:pPr>
+        <w:pStyle w:val="Normal"/>
+        <w:numPr>
+          <w:ilvl w:val="0"/>
+          <w:numId w:val="0"/>
+        </w:numPr>
+        <w:spacing w:before="40" w:after="0"/>
+        <w:ind w:hanging="0"/>
+        <w:contextualSpacing/>
+        <w:jc w:val="both"/>
+        <w:rPr>
+          <w:rFonts w:ascii="Times New Roman" w:hAnsi="Times New Roman"/>
+          <w:b/>
+          <w:b/>
+          <w:bCs/>
+          <w:sz w:val="24"/>
+          <w:szCs w:val="24"/>
+        </w:rPr>
+      </w:pPr>
+      <w:r>
+        <w:rPr>
+          <w:rFonts w:ascii="Times New Roman" w:hAnsi="Times New Roman"/>
+          <w:sz w:val="24"/>
+          <w:szCs w:val="24"/>
+        </w:rPr>
+        <w:drawing>
+          <wp:anchor behindDoc="0" distT="0" distB="0" distL="0" distR="0" simplePos="0" locked="0" layoutInCell="0" allowOverlap="1" relativeHeight="22">
+            <wp:simplePos x="0" y="0"/>
+            <wp:positionH relativeFrom="column">
+              <wp:align>center</wp:align>
+            </wp:positionH>
+            <wp:positionV relativeFrom="paragraph">
+              <wp:posOffset>635</wp:posOffset>
+            </wp:positionV>
+            <wp:extent cx="5081270" cy="4246245"/>
+            <wp:effectExtent l="0" t="0" r="0" b="0"/>
+            <wp:wrapSquare wrapText="largest"/>
+            <wp:docPr id="20" name="Figura19" descr=""/>
+            <wp:cNvGraphicFramePr>
+              <a:graphicFrameLocks xmlns:a="http://schemas.openxmlformats.org/drawingml/2006/main" noChangeAspect="1"/>
+            </wp:cNvGraphicFramePr>
+            <a:graphic xmlns:a="http://schemas.openxmlformats.org/drawingml/2006/main">
+              <a:graphicData uri="http://schemas.openxmlformats.org/drawingml/2006/picture">
+                <pic:pic xmlns:pic="http://schemas.openxmlformats.org/drawingml/2006/picture">
+                  <pic:nvPicPr>
+                    <pic:cNvPr id="20" name="Figura19" descr=""/>
+                    <pic:cNvPicPr>
+                      <a:picLocks noChangeAspect="1" noChangeArrowheads="1"/>
+                    </pic:cNvPicPr>
+                  </pic:nvPicPr>
+                  <pic:blipFill>
+                    <a:blip r:embed="rId21"/>
+                    <a:stretch>
+                      <a:fillRect/>
+                    </a:stretch>
+                  </pic:blipFill>
+                  <pic:spPr bwMode="auto">
+                    <a:xfrm>
+                      <a:off x="0" y="0"/>
+                      <a:ext cx="5081270" cy="4246245"/>
+                    </a:xfrm>
+                    <a:prstGeom prst="rect">
+                      <a:avLst/>
+                    </a:prstGeom>
+                  </pic:spPr>
+                </pic:pic>
+              </a:graphicData>
+            </a:graphic>
+          </wp:anchor>
+        </w:drawing>
+      </w:r>
+    </w:p>
+    <w:p>
+      <w:pPr>
+        <w:pStyle w:val="Normal"/>
+        <w:numPr>
+          <w:ilvl w:val="0"/>
+          <w:numId w:val="0"/>
+        </w:numPr>
+        <w:spacing w:before="40" w:after="0"/>
+        <w:ind w:hanging="0"/>
+        <w:contextualSpacing/>
+        <w:jc w:val="both"/>
+        <w:rPr>
+          <w:rFonts w:ascii="Times New Roman" w:hAnsi="Times New Roman"/>
+          <w:b/>
+          <w:b/>
+          <w:bCs/>
+          <w:sz w:val="24"/>
+          <w:szCs w:val="24"/>
+        </w:rPr>
+      </w:pPr>
+      <w:r>
+        <w:rPr>
+          <w:rFonts w:ascii="Times New Roman" w:hAnsi="Times New Roman"/>
+          <w:sz w:val="24"/>
+          <w:szCs w:val="24"/>
+        </w:rPr>
+      </w:r>
+    </w:p>
+    <w:p>
+      <w:pPr>
+        <w:pStyle w:val="Normal"/>
+        <w:numPr>
+          <w:ilvl w:val="0"/>
+          <w:numId w:val="0"/>
+        </w:numPr>
+        <w:spacing w:before="40" w:after="0"/>
+        <w:ind w:hanging="0"/>
+        <w:contextualSpacing/>
+        <w:jc w:val="both"/>
+        <w:rPr>
+          <w:rFonts w:ascii="Times New Roman" w:hAnsi="Times New Roman"/>
+          <w:b/>
+          <w:b/>
+          <w:bCs/>
+          <w:sz w:val="24"/>
+          <w:szCs w:val="24"/>
+        </w:rPr>
+      </w:pPr>
+      <w:r>
+        <w:rPr>
+          <w:rFonts w:ascii="Times New Roman" w:hAnsi="Times New Roman"/>
+          <w:sz w:val="24"/>
+          <w:szCs w:val="24"/>
+        </w:rPr>
+      </w:r>
+    </w:p>
+    <w:p>
+      <w:pPr>
+        <w:pStyle w:val="Normal"/>
+        <w:numPr>
+          <w:ilvl w:val="0"/>
+          <w:numId w:val="0"/>
+        </w:numPr>
+        <w:spacing w:before="40" w:after="0"/>
+        <w:ind w:hanging="0"/>
+        <w:contextualSpacing/>
+        <w:jc w:val="both"/>
+        <w:rPr>
+          <w:rFonts w:ascii="Times New Roman" w:hAnsi="Times New Roman"/>
+          <w:b/>
+          <w:b/>
+          <w:bCs/>
+          <w:sz w:val="24"/>
+          <w:szCs w:val="24"/>
+        </w:rPr>
+      </w:pPr>
+      <w:r>
+        <w:rPr>
+          <w:rFonts w:ascii="Times New Roman" w:hAnsi="Times New Roman"/>
+          <w:sz w:val="24"/>
+          <w:szCs w:val="24"/>
+        </w:rPr>
+      </w:r>
+    </w:p>
+    <w:p>
+      <w:pPr>
+        <w:pStyle w:val="Normal"/>
+        <w:spacing w:before="40" w:after="0"/>
+        <w:contextualSpacing/>
+        <w:jc w:val="both"/>
+        <w:rPr>
+          <w:rFonts w:ascii="Times New Roman" w:hAnsi="Times New Roman"/>
+          <w:b/>
+          <w:b/>
+          <w:bCs/>
+          <w:sz w:val="24"/>
+          <w:szCs w:val="24"/>
+        </w:rPr>
+      </w:pPr>
+      <w:r>
+        <w:rPr/>
+      </w:r>
+    </w:p>
+    <w:p>
+      <w:pPr>
+        <w:pStyle w:val="Normal"/>
+        <w:spacing w:before="40" w:after="0"/>
+        <w:contextualSpacing/>
+        <w:jc w:val="both"/>
+        <w:rPr>
+          <w:rFonts w:ascii="Times New Roman" w:hAnsi="Times New Roman"/>
+          <w:b/>
+          <w:b/>
+          <w:bCs/>
+          <w:sz w:val="24"/>
+          <w:szCs w:val="24"/>
+        </w:rPr>
+      </w:pPr>
+      <w:r>
+        <w:rPr/>
+      </w:r>
+    </w:p>
+    <w:p>
+      <w:pPr>
+        <w:pStyle w:val="Normal"/>
+        <w:spacing w:before="40" w:after="0"/>
+        <w:contextualSpacing/>
+        <w:jc w:val="both"/>
+        <w:rPr>
+          <w:rFonts w:ascii="Times New Roman" w:hAnsi="Times New Roman"/>
+          <w:b/>
+          <w:b/>
+          <w:bCs/>
+          <w:sz w:val="24"/>
+          <w:szCs w:val="24"/>
+        </w:rPr>
+      </w:pPr>
+      <w:r>
+        <w:rPr/>
+      </w:r>
+    </w:p>
+    <w:p>
+      <w:pPr>
+        <w:pStyle w:val="Normal"/>
+        <w:spacing w:before="40" w:after="0"/>
+        <w:contextualSpacing/>
+        <w:jc w:val="both"/>
+        <w:rPr>
+          <w:rFonts w:ascii="Times New Roman" w:hAnsi="Times New Roman"/>
+          <w:b/>
+          <w:b/>
+          <w:bCs/>
+          <w:sz w:val="24"/>
+          <w:szCs w:val="24"/>
+        </w:rPr>
+      </w:pPr>
+      <w:r>
+        <w:rPr/>
+      </w:r>
+    </w:p>
+    <w:p>
+      <w:pPr>
+        <w:pStyle w:val="Normal"/>
+        <w:spacing w:before="40" w:after="0"/>
+        <w:contextualSpacing/>
+        <w:jc w:val="both"/>
+        <w:rPr>
+          <w:rFonts w:ascii="Times New Roman" w:hAnsi="Times New Roman"/>
+          <w:b/>
+          <w:b/>
+          <w:bCs/>
+          <w:sz w:val="24"/>
+          <w:szCs w:val="24"/>
+        </w:rPr>
+      </w:pPr>
+      <w:r>
+        <w:rPr/>
+      </w:r>
+    </w:p>
+    <w:p>
+      <w:pPr>
+        <w:pStyle w:val="Normal"/>
+        <w:spacing w:before="40" w:after="0"/>
+        <w:contextualSpacing/>
+        <w:jc w:val="both"/>
+        <w:rPr>
+          <w:rFonts w:ascii="Times New Roman" w:hAnsi="Times New Roman"/>
+          <w:b/>
+          <w:b/>
+          <w:bCs/>
+          <w:sz w:val="24"/>
+          <w:szCs w:val="24"/>
+        </w:rPr>
+      </w:pPr>
+      <w:r>
+        <w:rPr/>
+      </w:r>
+    </w:p>
+    <w:p>
+      <w:pPr>
+        <w:pStyle w:val="Normal"/>
+        <w:spacing w:before="40" w:after="0"/>
+        <w:contextualSpacing/>
+        <w:jc w:val="both"/>
+        <w:rPr>
+          <w:rFonts w:ascii="Times New Roman" w:hAnsi="Times New Roman"/>
+          <w:b/>
+          <w:b/>
+          <w:bCs/>
+          <w:sz w:val="24"/>
+          <w:szCs w:val="24"/>
+        </w:rPr>
+      </w:pPr>
+      <w:r>
+        <w:rPr/>
       </w:r>
     </w:p>
     <w:p>
@@ -20661,11 +21937,7 @@
         </w:rPr>
       </w:pPr>
       <w:r>
-        <w:rPr>
-          <w:rFonts w:ascii="Times New Roman" w:hAnsi="Times New Roman"/>
-          <w:sz w:val="24"/>
-          <w:szCs w:val="24"/>
-        </w:rPr>
+        <w:rPr/>
       </w:r>
     </w:p>
     <w:p>
@@ -20674,7 +21946,33 @@
         <w:spacing w:before="40" w:after="0"/>
         <w:contextualSpacing/>
         <w:jc w:val="center"/>
+        <w:rPr>
+          <w:rFonts w:ascii="Times New Roman" w:hAnsi="Times New Roman" w:eastAsia="Times New Roman" w:cs="Times New Roman"/>
+          <w:b/>
+          <w:b/>
+          <w:bCs/>
+          <w:sz w:val="32"/>
+          <w:szCs w:val="32"/>
+        </w:rPr>
+      </w:pPr>
+      <w:r>
         <w:rPr/>
+      </w:r>
+    </w:p>
+    <w:p>
+      <w:pPr>
+        <w:pStyle w:val="Normal"/>
+        <w:spacing w:before="40" w:after="0"/>
+        <w:contextualSpacing/>
+        <w:jc w:val="center"/>
+        <w:rPr>
+          <w:rFonts w:ascii="Times New Roman" w:hAnsi="Times New Roman" w:eastAsia="Times New Roman" w:cs="Times New Roman"/>
+          <w:b/>
+          <w:b/>
+          <w:bCs/>
+          <w:sz w:val="32"/>
+          <w:szCs w:val="32"/>
+        </w:rPr>
       </w:pPr>
       <w:r>
         <w:rPr/>
@@ -20686,7 +21984,33 @@
         <w:spacing w:before="40" w:after="0"/>
         <w:contextualSpacing/>
         <w:jc w:val="center"/>
+        <w:rPr>
+          <w:rFonts w:ascii="Times New Roman" w:hAnsi="Times New Roman" w:eastAsia="Times New Roman" w:cs="Times New Roman"/>
+          <w:b/>
+          <w:b/>
+          <w:bCs/>
+          <w:sz w:val="32"/>
+          <w:szCs w:val="32"/>
+        </w:rPr>
+      </w:pPr>
+      <w:r>
         <w:rPr/>
+      </w:r>
+    </w:p>
+    <w:p>
+      <w:pPr>
+        <w:pStyle w:val="Normal"/>
+        <w:spacing w:before="40" w:after="0"/>
+        <w:contextualSpacing/>
+        <w:jc w:val="center"/>
+        <w:rPr>
+          <w:rFonts w:ascii="Times New Roman" w:hAnsi="Times New Roman" w:eastAsia="Times New Roman" w:cs="Times New Roman"/>
+          <w:b/>
+          <w:b/>
+          <w:bCs/>
+          <w:sz w:val="32"/>
+          <w:szCs w:val="32"/>
+        </w:rPr>
       </w:pPr>
       <w:r>
         <w:rPr/>
@@ -20698,7 +22022,33 @@
         <w:spacing w:before="40" w:after="0"/>
         <w:contextualSpacing/>
         <w:jc w:val="center"/>
+        <w:rPr>
+          <w:rFonts w:ascii="Times New Roman" w:hAnsi="Times New Roman" w:eastAsia="Times New Roman" w:cs="Times New Roman"/>
+          <w:b/>
+          <w:b/>
+          <w:bCs/>
+          <w:sz w:val="32"/>
+          <w:szCs w:val="32"/>
+        </w:rPr>
+      </w:pPr>
+      <w:r>
         <w:rPr/>
+      </w:r>
+    </w:p>
+    <w:p>
+      <w:pPr>
+        <w:pStyle w:val="Normal"/>
+        <w:spacing w:before="40" w:after="0"/>
+        <w:contextualSpacing/>
+        <w:jc w:val="center"/>
+        <w:rPr>
+          <w:rFonts w:ascii="Times New Roman" w:hAnsi="Times New Roman" w:eastAsia="Times New Roman" w:cs="Times New Roman"/>
+          <w:b/>
+          <w:b/>
+          <w:bCs/>
+          <w:sz w:val="32"/>
+          <w:szCs w:val="32"/>
+        </w:rPr>
       </w:pPr>
       <w:r>
         <w:rPr/>
@@ -20710,7 +22060,33 @@
         <w:spacing w:before="40" w:after="0"/>
         <w:contextualSpacing/>
         <w:jc w:val="center"/>
+        <w:rPr>
+          <w:rFonts w:ascii="Times New Roman" w:hAnsi="Times New Roman" w:eastAsia="Times New Roman" w:cs="Times New Roman"/>
+          <w:b/>
+          <w:b/>
+          <w:bCs/>
+          <w:sz w:val="32"/>
+          <w:szCs w:val="32"/>
+        </w:rPr>
+      </w:pPr>
+      <w:r>
         <w:rPr/>
+      </w:r>
+    </w:p>
+    <w:p>
+      <w:pPr>
+        <w:pStyle w:val="Normal"/>
+        <w:spacing w:before="40" w:after="0"/>
+        <w:contextualSpacing/>
+        <w:jc w:val="center"/>
+        <w:rPr>
+          <w:rFonts w:ascii="Times New Roman" w:hAnsi="Times New Roman" w:eastAsia="Times New Roman" w:cs="Times New Roman"/>
+          <w:b/>
+          <w:b/>
+          <w:bCs/>
+          <w:sz w:val="32"/>
+          <w:szCs w:val="32"/>
+        </w:rPr>
       </w:pPr>
       <w:r>
         <w:rPr/>
@@ -20722,7 +22098,33 @@
         <w:spacing w:before="40" w:after="0"/>
         <w:contextualSpacing/>
         <w:jc w:val="center"/>
+        <w:rPr>
+          <w:rFonts w:ascii="Times New Roman" w:hAnsi="Times New Roman" w:eastAsia="Times New Roman" w:cs="Times New Roman"/>
+          <w:b/>
+          <w:b/>
+          <w:bCs/>
+          <w:sz w:val="32"/>
+          <w:szCs w:val="32"/>
+        </w:rPr>
+      </w:pPr>
+      <w:r>
         <w:rPr/>
+      </w:r>
+    </w:p>
+    <w:p>
+      <w:pPr>
+        <w:pStyle w:val="Normal"/>
+        <w:spacing w:before="40" w:after="0"/>
+        <w:contextualSpacing/>
+        <w:jc w:val="center"/>
+        <w:rPr>
+          <w:rFonts w:ascii="Times New Roman" w:hAnsi="Times New Roman" w:eastAsia="Times New Roman" w:cs="Times New Roman"/>
+          <w:b/>
+          <w:b/>
+          <w:bCs/>
+          <w:sz w:val="32"/>
+          <w:szCs w:val="32"/>
+        </w:rPr>
       </w:pPr>
       <w:r>
         <w:rPr/>
@@ -20820,6 +22222,405 @@
         </w:rPr>
       </w:pPr>
       <w:r>
+        <w:rPr/>
+      </w:r>
+    </w:p>
+    <w:p>
+      <w:pPr>
+        <w:pStyle w:val="Normal"/>
+        <w:spacing w:before="40" w:after="0"/>
+        <w:contextualSpacing/>
+        <w:jc w:val="center"/>
+        <w:rPr>
+          <w:rFonts w:ascii="Times New Roman" w:hAnsi="Times New Roman" w:eastAsia="Times New Roman" w:cs="Times New Roman"/>
+          <w:b/>
+          <w:b/>
+          <w:bCs/>
+          <w:sz w:val="32"/>
+          <w:szCs w:val="32"/>
+        </w:rPr>
+      </w:pPr>
+      <w:r>
+        <w:rPr/>
+      </w:r>
+    </w:p>
+    <w:p>
+      <w:pPr>
+        <w:pStyle w:val="Normal"/>
+        <w:spacing w:before="40" w:after="0"/>
+        <w:contextualSpacing/>
+        <w:jc w:val="center"/>
+        <w:rPr>
+          <w:rFonts w:ascii="Times New Roman" w:hAnsi="Times New Roman" w:eastAsia="Times New Roman" w:cs="Times New Roman"/>
+          <w:b/>
+          <w:b/>
+          <w:bCs/>
+          <w:sz w:val="32"/>
+          <w:szCs w:val="32"/>
+        </w:rPr>
+      </w:pPr>
+      <w:r>
+        <w:rPr/>
+      </w:r>
+    </w:p>
+    <w:p>
+      <w:pPr>
+        <w:pStyle w:val="Normal"/>
+        <w:spacing w:before="40" w:after="0"/>
+        <w:contextualSpacing/>
+        <w:jc w:val="center"/>
+        <w:rPr>
+          <w:rFonts w:ascii="Times New Roman" w:hAnsi="Times New Roman" w:eastAsia="Times New Roman" w:cs="Times New Roman"/>
+          <w:b/>
+          <w:b/>
+          <w:bCs/>
+          <w:sz w:val="32"/>
+          <w:szCs w:val="32"/>
+        </w:rPr>
+      </w:pPr>
+      <w:r>
+        <w:rPr/>
+      </w:r>
+    </w:p>
+    <w:p>
+      <w:pPr>
+        <w:pStyle w:val="Normal"/>
+        <w:spacing w:before="40" w:after="0"/>
+        <w:contextualSpacing/>
+        <w:jc w:val="center"/>
+        <w:rPr>
+          <w:rFonts w:ascii="Times New Roman" w:hAnsi="Times New Roman" w:eastAsia="Times New Roman" w:cs="Times New Roman"/>
+          <w:b/>
+          <w:b/>
+          <w:bCs/>
+          <w:sz w:val="32"/>
+          <w:szCs w:val="32"/>
+        </w:rPr>
+      </w:pPr>
+      <w:r>
+        <w:rPr/>
+      </w:r>
+    </w:p>
+    <w:p>
+      <w:pPr>
+        <w:pStyle w:val="Normal"/>
+        <w:spacing w:before="40" w:after="0"/>
+        <w:contextualSpacing/>
+        <w:jc w:val="center"/>
+        <w:rPr>
+          <w:rFonts w:ascii="Times New Roman" w:hAnsi="Times New Roman" w:eastAsia="Times New Roman" w:cs="Times New Roman"/>
+          <w:b/>
+          <w:b/>
+          <w:bCs/>
+          <w:sz w:val="32"/>
+          <w:szCs w:val="32"/>
+        </w:rPr>
+      </w:pPr>
+      <w:r>
+        <w:rPr/>
+      </w:r>
+    </w:p>
+    <w:p>
+      <w:pPr>
+        <w:pStyle w:val="Normal"/>
+        <w:spacing w:before="40" w:after="0"/>
+        <w:contextualSpacing/>
+        <w:jc w:val="center"/>
+        <w:rPr>
+          <w:rFonts w:ascii="Times New Roman" w:hAnsi="Times New Roman" w:eastAsia="Times New Roman" w:cs="Times New Roman"/>
+          <w:b/>
+          <w:b/>
+          <w:bCs/>
+          <w:sz w:val="32"/>
+          <w:szCs w:val="32"/>
+        </w:rPr>
+      </w:pPr>
+      <w:r>
+        <w:rPr/>
+      </w:r>
+    </w:p>
+    <w:p>
+      <w:pPr>
+        <w:pStyle w:val="Normal"/>
+        <w:spacing w:before="40" w:after="0"/>
+        <w:contextualSpacing/>
+        <w:jc w:val="center"/>
+        <w:rPr>
+          <w:rFonts w:ascii="Times New Roman" w:hAnsi="Times New Roman" w:eastAsia="Times New Roman" w:cs="Times New Roman"/>
+          <w:b/>
+          <w:b/>
+          <w:bCs/>
+          <w:sz w:val="32"/>
+          <w:szCs w:val="32"/>
+        </w:rPr>
+      </w:pPr>
+      <w:r>
+        <w:rPr/>
+      </w:r>
+    </w:p>
+    <w:p>
+      <w:pPr>
+        <w:pStyle w:val="Normal"/>
+        <w:spacing w:before="40" w:after="0"/>
+        <w:contextualSpacing/>
+        <w:jc w:val="center"/>
+        <w:rPr>
+          <w:rFonts w:ascii="Times New Roman" w:hAnsi="Times New Roman" w:eastAsia="Times New Roman" w:cs="Times New Roman"/>
+          <w:b/>
+          <w:b/>
+          <w:bCs/>
+          <w:sz w:val="32"/>
+          <w:szCs w:val="32"/>
+        </w:rPr>
+      </w:pPr>
+      <w:r>
+        <w:rPr/>
+      </w:r>
+    </w:p>
+    <w:p>
+      <w:pPr>
+        <w:pStyle w:val="Normal"/>
+        <w:spacing w:before="40" w:after="0"/>
+        <w:contextualSpacing/>
+        <w:jc w:val="center"/>
+        <w:rPr>
+          <w:rFonts w:ascii="Times New Roman" w:hAnsi="Times New Roman" w:eastAsia="Times New Roman" w:cs="Times New Roman"/>
+          <w:b/>
+          <w:b/>
+          <w:bCs/>
+          <w:sz w:val="32"/>
+          <w:szCs w:val="32"/>
+        </w:rPr>
+      </w:pPr>
+      <w:r>
+        <w:rPr/>
+      </w:r>
+    </w:p>
+    <w:p>
+      <w:pPr>
+        <w:pStyle w:val="Normal"/>
+        <w:spacing w:before="40" w:after="0"/>
+        <w:contextualSpacing/>
+        <w:jc w:val="center"/>
+        <w:rPr>
+          <w:rFonts w:ascii="Times New Roman" w:hAnsi="Times New Roman" w:eastAsia="Times New Roman" w:cs="Times New Roman"/>
+          <w:b/>
+          <w:b/>
+          <w:bCs/>
+          <w:sz w:val="32"/>
+          <w:szCs w:val="32"/>
+        </w:rPr>
+      </w:pPr>
+      <w:r>
+        <w:rPr/>
+      </w:r>
+    </w:p>
+    <w:p>
+      <w:pPr>
+        <w:pStyle w:val="Normal"/>
+        <w:spacing w:before="40" w:after="0"/>
+        <w:contextualSpacing/>
+        <w:jc w:val="center"/>
+        <w:rPr>
+          <w:rFonts w:ascii="Times New Roman" w:hAnsi="Times New Roman" w:eastAsia="Times New Roman" w:cs="Times New Roman"/>
+          <w:b/>
+          <w:b/>
+          <w:bCs/>
+          <w:sz w:val="32"/>
+          <w:szCs w:val="32"/>
+        </w:rPr>
+      </w:pPr>
+      <w:r>
+        <w:rPr/>
+      </w:r>
+    </w:p>
+    <w:p>
+      <w:pPr>
+        <w:pStyle w:val="Normal"/>
+        <w:spacing w:before="40" w:after="0"/>
+        <w:contextualSpacing/>
+        <w:jc w:val="center"/>
+        <w:rPr>
+          <w:rFonts w:ascii="Times New Roman" w:hAnsi="Times New Roman" w:eastAsia="Times New Roman" w:cs="Times New Roman"/>
+          <w:b/>
+          <w:b/>
+          <w:bCs/>
+          <w:sz w:val="32"/>
+          <w:szCs w:val="32"/>
+        </w:rPr>
+      </w:pPr>
+      <w:r>
+        <w:rPr/>
+      </w:r>
+    </w:p>
+    <w:p>
+      <w:pPr>
+        <w:pStyle w:val="Normal"/>
+        <w:spacing w:before="40" w:after="0"/>
+        <w:contextualSpacing/>
+        <w:jc w:val="center"/>
+        <w:rPr>
+          <w:rFonts w:ascii="Times New Roman" w:hAnsi="Times New Roman" w:eastAsia="Times New Roman" w:cs="Times New Roman"/>
+          <w:b/>
+          <w:b/>
+          <w:bCs/>
+          <w:sz w:val="32"/>
+          <w:szCs w:val="32"/>
+        </w:rPr>
+      </w:pPr>
+      <w:r>
+        <w:rPr/>
+      </w:r>
+    </w:p>
+    <w:p>
+      <w:pPr>
+        <w:pStyle w:val="Normal"/>
+        <w:spacing w:before="40" w:after="0"/>
+        <w:contextualSpacing/>
+        <w:jc w:val="center"/>
+        <w:rPr>
+          <w:rFonts w:ascii="Times New Roman" w:hAnsi="Times New Roman" w:eastAsia="Times New Roman" w:cs="Times New Roman"/>
+          <w:b/>
+          <w:b/>
+          <w:bCs/>
+          <w:sz w:val="32"/>
+          <w:szCs w:val="32"/>
+        </w:rPr>
+      </w:pPr>
+      <w:r>
+        <w:rPr/>
+      </w:r>
+    </w:p>
+    <w:p>
+      <w:pPr>
+        <w:pStyle w:val="Normal"/>
+        <w:spacing w:before="40" w:after="0"/>
+        <w:contextualSpacing/>
+        <w:jc w:val="center"/>
+        <w:rPr>
+          <w:rFonts w:ascii="Times New Roman" w:hAnsi="Times New Roman" w:eastAsia="Times New Roman" w:cs="Times New Roman"/>
+          <w:b/>
+          <w:b/>
+          <w:bCs/>
+          <w:sz w:val="32"/>
+          <w:szCs w:val="32"/>
+        </w:rPr>
+      </w:pPr>
+      <w:r>
+        <w:rPr/>
+      </w:r>
+    </w:p>
+    <w:p>
+      <w:pPr>
+        <w:pStyle w:val="Normal"/>
+        <w:spacing w:before="40" w:after="0"/>
+        <w:contextualSpacing/>
+        <w:jc w:val="center"/>
+        <w:rPr>
+          <w:rFonts w:ascii="Times New Roman" w:hAnsi="Times New Roman" w:eastAsia="Times New Roman" w:cs="Times New Roman"/>
+          <w:b/>
+          <w:b/>
+          <w:bCs/>
+          <w:sz w:val="32"/>
+          <w:szCs w:val="32"/>
+        </w:rPr>
+      </w:pPr>
+      <w:r>
+        <w:rPr/>
+      </w:r>
+    </w:p>
+    <w:p>
+      <w:pPr>
+        <w:pStyle w:val="Normal"/>
+        <w:spacing w:before="40" w:after="0"/>
+        <w:contextualSpacing/>
+        <w:jc w:val="center"/>
+        <w:rPr>
+          <w:rFonts w:ascii="Times New Roman" w:hAnsi="Times New Roman" w:eastAsia="Times New Roman" w:cs="Times New Roman"/>
+          <w:b/>
+          <w:b/>
+          <w:bCs/>
+          <w:sz w:val="32"/>
+          <w:szCs w:val="32"/>
+        </w:rPr>
+      </w:pPr>
+      <w:r>
+        <w:rPr/>
+      </w:r>
+    </w:p>
+    <w:p>
+      <w:pPr>
+        <w:pStyle w:val="Normal"/>
+        <w:spacing w:before="40" w:after="0"/>
+        <w:contextualSpacing/>
+        <w:jc w:val="center"/>
+        <w:rPr>
+          <w:rFonts w:ascii="Times New Roman" w:hAnsi="Times New Roman" w:eastAsia="Times New Roman" w:cs="Times New Roman"/>
+          <w:b/>
+          <w:b/>
+          <w:bCs/>
+          <w:sz w:val="32"/>
+          <w:szCs w:val="32"/>
+        </w:rPr>
+      </w:pPr>
+      <w:r>
+        <w:rPr/>
+      </w:r>
+    </w:p>
+    <w:p>
+      <w:pPr>
+        <w:pStyle w:val="Normal"/>
+        <w:spacing w:before="40" w:after="0"/>
+        <w:contextualSpacing/>
+        <w:jc w:val="center"/>
+        <w:rPr>
+          <w:rFonts w:ascii="Times New Roman" w:hAnsi="Times New Roman" w:eastAsia="Times New Roman" w:cs="Times New Roman"/>
+          <w:b/>
+          <w:b/>
+          <w:bCs/>
+          <w:sz w:val="32"/>
+          <w:szCs w:val="32"/>
+        </w:rPr>
+      </w:pPr>
+      <w:r>
+        <w:rPr/>
+      </w:r>
+    </w:p>
+    <w:p>
+      <w:pPr>
+        <w:pStyle w:val="Normal"/>
+        <w:spacing w:before="40" w:after="0"/>
+        <w:contextualSpacing/>
+        <w:jc w:val="center"/>
+        <w:rPr>
+          <w:rFonts w:ascii="Times New Roman" w:hAnsi="Times New Roman" w:eastAsia="Times New Roman" w:cs="Times New Roman"/>
+          <w:b/>
+          <w:b/>
+          <w:bCs/>
+          <w:sz w:val="32"/>
+          <w:szCs w:val="32"/>
+        </w:rPr>
+      </w:pPr>
+      <w:r>
+        <w:rPr/>
+      </w:r>
+    </w:p>
+    <w:p>
+      <w:pPr>
+        <w:pStyle w:val="Normal"/>
+        <w:spacing w:before="40" w:after="0"/>
+        <w:contextualSpacing/>
+        <w:jc w:val="center"/>
+        <w:rPr>
+          <w:rFonts w:ascii="Times New Roman" w:hAnsi="Times New Roman" w:eastAsia="Times New Roman" w:cs="Times New Roman"/>
+          <w:b/>
+          <w:b/>
+          <w:bCs/>
+          <w:sz w:val="32"/>
+          <w:szCs w:val="32"/>
+        </w:rPr>
+      </w:pPr>
+      <w:r>
         <w:rPr>
           <w:rFonts w:eastAsia="Times New Roman" w:cs="Times New Roman" w:ascii="Times New Roman" w:hAnsi="Times New Roman"/>
           <w:b/>
@@ -20828,25 +22629,6 @@
           <w:szCs w:val="32"/>
         </w:rPr>
         <w:t>13.3.2 Diagrama de Classe</w:t>
-      </w:r>
-    </w:p>
-    <w:p>
-      <w:pPr>
-        <w:pStyle w:val="Normal"/>
-        <w:spacing w:before="40" w:after="0"/>
-        <w:contextualSpacing/>
-        <w:jc w:val="center"/>
-        <w:rPr>
-          <w:rFonts w:ascii="Times New Roman" w:hAnsi="Times New Roman" w:eastAsia="Times New Roman" w:cs="Times New Roman"/>
-          <w:b/>
-          <w:b/>
-          <w:bCs/>
-          <w:sz w:val="32"/>
-          <w:szCs w:val="32"/>
-        </w:rPr>
-      </w:pPr>
-      <w:r>
-        <w:rPr/>
       </w:r>
     </w:p>
     <w:p>
@@ -20882,7 +22664,7 @@
             <wp:extent cx="5943600" cy="7034530"/>
             <wp:effectExtent l="0" t="0" r="0" b="0"/>
             <wp:wrapSquare wrapText="largest"/>
-            <wp:docPr id="16" name="Figura14" descr=""/>
+            <wp:docPr id="21" name="Figura14" descr=""/>
             <wp:cNvGraphicFramePr>
               <a:graphicFrameLocks xmlns:a="http://schemas.openxmlformats.org/drawingml/2006/main" noChangeAspect="1"/>
             </wp:cNvGraphicFramePr>
@@ -20890,13 +22672,13 @@
               <a:graphicData uri="http://schemas.openxmlformats.org/drawingml/2006/picture">
                 <pic:pic xmlns:pic="http://schemas.openxmlformats.org/drawingml/2006/picture">
                   <pic:nvPicPr>
-                    <pic:cNvPr id="16" name="Figura14" descr=""/>
+                    <pic:cNvPr id="21" name="Figura14" descr=""/>
                     <pic:cNvPicPr>
                       <a:picLocks noChangeAspect="1" noChangeArrowheads="1"/>
                     </pic:cNvPicPr>
                   </pic:nvPicPr>
                   <pic:blipFill>
-                    <a:blip r:embed="rId17"/>
+                    <a:blip r:embed="rId22"/>
                     <a:stretch>
                       <a:fillRect/>
                     </a:stretch>
@@ -20981,6 +22763,25 @@
         </w:rPr>
       </w:pPr>
       <w:r>
+        <w:rPr/>
+      </w:r>
+    </w:p>
+    <w:p>
+      <w:pPr>
+        <w:pStyle w:val="Normal"/>
+        <w:spacing w:before="40" w:after="0"/>
+        <w:contextualSpacing/>
+        <w:jc w:val="center"/>
+        <w:rPr>
+          <w:rFonts w:ascii="Times New Roman" w:hAnsi="Times New Roman" w:eastAsia="Times New Roman" w:cs="Times New Roman"/>
+          <w:b/>
+          <w:b/>
+          <w:bCs/>
+          <w:sz w:val="32"/>
+          <w:szCs w:val="32"/>
+        </w:rPr>
+      </w:pPr>
+      <w:r>
         <w:rPr>
           <w:rFonts w:eastAsia="Times New Roman" w:cs="Times New Roman" w:ascii="Times New Roman" w:hAnsi="Times New Roman"/>
           <w:b/>
@@ -21153,27 +22954,7 @@
           <w:sz w:val="32"/>
           <w:szCs w:val="32"/>
         </w:rPr>
-        <w:t>13.5 Banco de dados(</w:t>
-      </w:r>
-      <w:r>
-        <w:rPr>
-          <w:rFonts w:eastAsia="Times New Roman" w:cs="Times New Roman" w:ascii="Times New Roman" w:hAnsi="Times New Roman"/>
-          <w:b/>
-          <w:bCs/>
-          <w:sz w:val="32"/>
-          <w:szCs w:val="32"/>
-        </w:rPr>
-        <w:t>modelagem -  fisico</w:t>
-      </w:r>
-      <w:r>
-        <w:rPr>
-          <w:rFonts w:eastAsia="Times New Roman" w:cs="Times New Roman" w:ascii="Times New Roman" w:hAnsi="Times New Roman"/>
-          <w:b/>
-          <w:bCs/>
-          <w:sz w:val="32"/>
-          <w:szCs w:val="32"/>
-        </w:rPr>
-        <w:t>)</w:t>
+        <w:t>13.5 Banco de dados(modelagem -  fisico)</w:t>
       </w:r>
     </w:p>
     <w:p>
@@ -25921,7 +27702,13 @@
         </w:rPr>
       </w:pPr>
       <w:r>
-        <w:rPr/>
+        <w:rPr>
+          <w:rFonts w:eastAsia="Times New Roman" w:cs="Times New Roman" w:ascii="Times New Roman" w:hAnsi="Times New Roman"/>
+          <w:b/>
+          <w:bCs/>
+          <w:sz w:val="32"/>
+          <w:szCs w:val="32"/>
+        </w:rPr>
       </w:r>
     </w:p>
     <w:p>
@@ -26013,8 +27800,8 @@
       </w:r>
     </w:p>
     <w:sectPr>
-      <w:headerReference w:type="default" r:id="rId18"/>
-      <w:footerReference w:type="default" r:id="rId19"/>
+      <w:headerReference w:type="default" r:id="rId23"/>
+      <w:footerReference w:type="default" r:id="rId24"/>
       <w:type w:val="nextPage"/>
       <w:pgSz w:w="12240" w:h="15840"/>
       <w:pgMar w:left="1440" w:right="1440" w:gutter="0" w:header="720" w:top="1440" w:footer="720" w:bottom="1440"/>
